--- a/Theoretical Framework/Level 1 and Level 3.docx
+++ b/Theoretical Framework/Level 1 and Level 3.docx
@@ -289,40 +289,138 @@
           <w14:ligatures w14:val="none"/>
         </w:rPr>
       </w:pPr>
-      <w:r>
-        <w:rPr>
-          <w:rFonts w:ascii="Aptos" w:eastAsia="Times New Roman" w:hAnsi="Aptos" w:cs="Times New Roman"/>
-          <w:kern w:val="0"/>
-          <w:sz w:val="22"/>
-          <w:szCs w:val="22"/>
-          <w:lang w:eastAsia="en-GB"/>
-          <w14:ligatures w14:val="none"/>
-        </w:rPr>
-        <w:t>i_t = r* + π* + α(π_t − π*) + β·ỹ_t</w:t>
-      </w:r>
-    </w:p>
-    <w:p>
-      <w:pPr>
-        <w:spacing w:before="100" w:beforeAutospacing="1" w:after="100" w:afterAutospacing="1" w:line="240" w:lineRule="auto"/>
-        <w:rPr>
-          <w:rFonts w:ascii="Aptos" w:eastAsia="Times New Roman" w:hAnsi="Aptos" w:cs="Times New Roman"/>
-          <w:kern w:val="0"/>
-          <w:sz w:val="22"/>
-          <w:szCs w:val="22"/>
-          <w:lang w:eastAsia="en-GB"/>
-          <w14:ligatures w14:val="none"/>
-        </w:rPr>
-      </w:pPr>
-      <w:r>
-        <w:rPr>
-          <w:rFonts w:ascii="Aptos" w:eastAsia="Times New Roman" w:hAnsi="Aptos" w:cs="Times New Roman"/>
-          <w:kern w:val="0"/>
-          <w:sz w:val="22"/>
-          <w:szCs w:val="22"/>
-          <w:lang w:eastAsia="en-GB"/>
-          <w14:ligatures w14:val="none"/>
-        </w:rPr>
-        <w:t>where i_t is the policy rate, r* is the neutral real rate, π* is the inflation target, (π_t − π*) is the inflation gap, and ỹ_t is the output gap. The coefficients α and β are the bank's type: a hawk has high α, a dove has high β.</w:t>
+      <w:proofErr w:type="spellStart"/>
+      <w:r>
+        <w:rPr>
+          <w:rFonts w:ascii="Aptos" w:eastAsia="Times New Roman" w:hAnsi="Aptos" w:cs="Times New Roman"/>
+          <w:kern w:val="0"/>
+          <w:sz w:val="22"/>
+          <w:szCs w:val="22"/>
+          <w:lang w:eastAsia="en-GB"/>
+          <w14:ligatures w14:val="none"/>
+        </w:rPr>
+        <w:t>i_t</w:t>
+      </w:r>
+      <w:proofErr w:type="spellEnd"/>
+      <w:r>
+        <w:rPr>
+          <w:rFonts w:ascii="Aptos" w:eastAsia="Times New Roman" w:hAnsi="Aptos" w:cs="Times New Roman"/>
+          <w:kern w:val="0"/>
+          <w:sz w:val="22"/>
+          <w:szCs w:val="22"/>
+          <w:lang w:eastAsia="en-GB"/>
+          <w14:ligatures w14:val="none"/>
+        </w:rPr>
+        <w:t xml:space="preserve"> = r* + π* + </w:t>
+      </w:r>
+      <w:proofErr w:type="gramStart"/>
+      <w:r>
+        <w:rPr>
+          <w:rFonts w:ascii="Aptos" w:eastAsia="Times New Roman" w:hAnsi="Aptos" w:cs="Times New Roman"/>
+          <w:kern w:val="0"/>
+          <w:sz w:val="22"/>
+          <w:szCs w:val="22"/>
+          <w:lang w:eastAsia="en-GB"/>
+          <w14:ligatures w14:val="none"/>
+        </w:rPr>
+        <w:t>α(</w:t>
+      </w:r>
+      <w:proofErr w:type="gramEnd"/>
+      <w:r>
+        <w:rPr>
+          <w:rFonts w:ascii="Aptos" w:eastAsia="Times New Roman" w:hAnsi="Aptos" w:cs="Times New Roman"/>
+          <w:kern w:val="0"/>
+          <w:sz w:val="22"/>
+          <w:szCs w:val="22"/>
+          <w:lang w:eastAsia="en-GB"/>
+          <w14:ligatures w14:val="none"/>
+        </w:rPr>
+        <w:t>π_t − π*) + β·</w:t>
+      </w:r>
+      <w:proofErr w:type="spellStart"/>
+      <w:r>
+        <w:rPr>
+          <w:rFonts w:ascii="Aptos" w:eastAsia="Times New Roman" w:hAnsi="Aptos" w:cs="Times New Roman"/>
+          <w:kern w:val="0"/>
+          <w:sz w:val="22"/>
+          <w:szCs w:val="22"/>
+          <w:lang w:eastAsia="en-GB"/>
+          <w14:ligatures w14:val="none"/>
+        </w:rPr>
+        <w:t>ỹ_t</w:t>
+      </w:r>
+      <w:proofErr w:type="spellEnd"/>
+    </w:p>
+    <w:p>
+      <w:pPr>
+        <w:spacing w:before="100" w:beforeAutospacing="1" w:after="100" w:afterAutospacing="1" w:line="240" w:lineRule="auto"/>
+        <w:rPr>
+          <w:rFonts w:ascii="Aptos" w:eastAsia="Times New Roman" w:hAnsi="Aptos" w:cs="Times New Roman"/>
+          <w:kern w:val="0"/>
+          <w:sz w:val="22"/>
+          <w:szCs w:val="22"/>
+          <w:lang w:eastAsia="en-GB"/>
+          <w14:ligatures w14:val="none"/>
+        </w:rPr>
+      </w:pPr>
+      <w:r>
+        <w:rPr>
+          <w:rFonts w:ascii="Aptos" w:eastAsia="Times New Roman" w:hAnsi="Aptos" w:cs="Times New Roman"/>
+          <w:kern w:val="0"/>
+          <w:sz w:val="22"/>
+          <w:szCs w:val="22"/>
+          <w:lang w:eastAsia="en-GB"/>
+          <w14:ligatures w14:val="none"/>
+        </w:rPr>
+        <w:t xml:space="preserve">where </w:t>
+      </w:r>
+      <w:proofErr w:type="spellStart"/>
+      <w:r>
+        <w:rPr>
+          <w:rFonts w:ascii="Aptos" w:eastAsia="Times New Roman" w:hAnsi="Aptos" w:cs="Times New Roman"/>
+          <w:kern w:val="0"/>
+          <w:sz w:val="22"/>
+          <w:szCs w:val="22"/>
+          <w:lang w:eastAsia="en-GB"/>
+          <w14:ligatures w14:val="none"/>
+        </w:rPr>
+        <w:t>i_t</w:t>
+      </w:r>
+      <w:proofErr w:type="spellEnd"/>
+      <w:r>
+        <w:rPr>
+          <w:rFonts w:ascii="Aptos" w:eastAsia="Times New Roman" w:hAnsi="Aptos" w:cs="Times New Roman"/>
+          <w:kern w:val="0"/>
+          <w:sz w:val="22"/>
+          <w:szCs w:val="22"/>
+          <w:lang w:eastAsia="en-GB"/>
+          <w14:ligatures w14:val="none"/>
+        </w:rPr>
+        <w:t xml:space="preserve"> is the policy rate, r* is the neutral real rate, π* is the inflation target, (π_t − π*) is the inflation gap, and </w:t>
+      </w:r>
+      <w:proofErr w:type="spellStart"/>
+      <w:r>
+        <w:rPr>
+          <w:rFonts w:ascii="Aptos" w:eastAsia="Times New Roman" w:hAnsi="Aptos" w:cs="Times New Roman"/>
+          <w:kern w:val="0"/>
+          <w:sz w:val="22"/>
+          <w:szCs w:val="22"/>
+          <w:lang w:eastAsia="en-GB"/>
+          <w14:ligatures w14:val="none"/>
+        </w:rPr>
+        <w:t>ỹ_t</w:t>
+      </w:r>
+      <w:proofErr w:type="spellEnd"/>
+      <w:r>
+        <w:rPr>
+          <w:rFonts w:ascii="Aptos" w:eastAsia="Times New Roman" w:hAnsi="Aptos" w:cs="Times New Roman"/>
+          <w:kern w:val="0"/>
+          <w:sz w:val="22"/>
+          <w:szCs w:val="22"/>
+          <w:lang w:eastAsia="en-GB"/>
+          <w14:ligatures w14:val="none"/>
+        </w:rPr>
+        <w:t xml:space="preserve"> is the output gap. The coefficients α and β are the bank's type: a hawk has high α, a dove has high β.</w:t>
       </w:r>
     </w:p>
     <w:p>
@@ -377,7 +475,31 @@
           <w:lang w:eastAsia="en-GB"/>
           <w14:ligatures w14:val="none"/>
         </w:rPr>
-        <w:t>The reaction function exists because monetary policy without a rule is time-inconsistent. Kydland-Prescott (1977) showed that a benevolent central bank choosing the optimal policy each period — discretion — produces an inflation bias relative to a committed rule. The bank cannot credibly promise low inflation when, ex post, surprising the public with looser policy is always tempting. A rule commits the bank to a known mapping from state to action, which anchors expectations. Barro-Gordon (1983) formalised this and Rogoff (1985) showed that appointing a conservative banker with high α effectively imposes a rule by selection rather than commitment.</w:t>
+        <w:t xml:space="preserve">The reaction function exists because monetary policy without a rule is </w:t>
+      </w:r>
+      <w:proofErr w:type="gramStart"/>
+      <w:r>
+        <w:rPr>
+          <w:rFonts w:ascii="Aptos" w:eastAsia="Times New Roman" w:hAnsi="Aptos" w:cs="Times New Roman"/>
+          <w:kern w:val="0"/>
+          <w:sz w:val="22"/>
+          <w:szCs w:val="22"/>
+          <w:lang w:eastAsia="en-GB"/>
+          <w14:ligatures w14:val="none"/>
+        </w:rPr>
+        <w:t>time-inconsistent</w:t>
+      </w:r>
+      <w:proofErr w:type="gramEnd"/>
+      <w:r>
+        <w:rPr>
+          <w:rFonts w:ascii="Aptos" w:eastAsia="Times New Roman" w:hAnsi="Aptos" w:cs="Times New Roman"/>
+          <w:kern w:val="0"/>
+          <w:sz w:val="22"/>
+          <w:szCs w:val="22"/>
+          <w:lang w:eastAsia="en-GB"/>
+          <w14:ligatures w14:val="none"/>
+        </w:rPr>
+        <w:t>. Kydland-Prescott (1977) showed that a benevolent central bank choosing the optimal policy each period — discretion — produces an inflation bias relative to a committed rule. The bank cannot credibly promise low inflation when, ex post, surprising the public with looser policy is always tempting. A rule commits the bank to a known mapping from state to action, which anchors expectations. Barro-Gordon (1983) formalised this and Rogoff (1985) showed that appointing a conservative banker with high α effectively imposes a rule by selection rather than commitment.</w:t>
       </w:r>
     </w:p>
     <w:p>
@@ -425,7 +547,31 @@
           <w:lang w:eastAsia="en-GB"/>
           <w14:ligatures w14:val="none"/>
         </w:rPr>
-        <w:t xml:space="preserve"> to the commitment problem. Taylor (1993) provided the first canonical specification and showed it tracked Fed behaviour 1987–1992 remarkably well. The rule did not describe what the Fed said it was doing; it described what it actually did.</w:t>
+        <w:t xml:space="preserve"> to the commitment problem. Taylor (1993) provided the first canonical specification and showed it tracked Fed behaviour 1987–1992 remarkably well. The rule did not describe what the Fed said it was doing; it described what it </w:t>
+      </w:r>
+      <w:proofErr w:type="gramStart"/>
+      <w:r>
+        <w:rPr>
+          <w:rFonts w:ascii="Aptos" w:eastAsia="Times New Roman" w:hAnsi="Aptos" w:cs="Times New Roman"/>
+          <w:kern w:val="0"/>
+          <w:sz w:val="22"/>
+          <w:szCs w:val="22"/>
+          <w:lang w:eastAsia="en-GB"/>
+          <w14:ligatures w14:val="none"/>
+        </w:rPr>
+        <w:t>actually did</w:t>
+      </w:r>
+      <w:proofErr w:type="gramEnd"/>
+      <w:r>
+        <w:rPr>
+          <w:rFonts w:ascii="Aptos" w:eastAsia="Times New Roman" w:hAnsi="Aptos" w:cs="Times New Roman"/>
+          <w:kern w:val="0"/>
+          <w:sz w:val="22"/>
+          <w:szCs w:val="22"/>
+          <w:lang w:eastAsia="en-GB"/>
+          <w14:ligatures w14:val="none"/>
+        </w:rPr>
+        <w:t>.</w:t>
       </w:r>
     </w:p>
     <w:p>
@@ -506,18 +652,142 @@
           <w:lang w:eastAsia="en-GB"/>
           <w14:ligatures w14:val="none"/>
         </w:rPr>
-        <w:t>Forward-looking (Clarida-Galí-Gertler 1999):</w:t>
-      </w:r>
-      <w:r>
-        <w:rPr>
-          <w:rFonts w:ascii="Aptos" w:eastAsia="Times New Roman" w:hAnsi="Aptos" w:cs="Times New Roman"/>
-          <w:kern w:val="0"/>
-          <w:sz w:val="22"/>
-          <w:szCs w:val="22"/>
-          <w:lang w:eastAsia="en-GB"/>
-          <w14:ligatures w14:val="none"/>
-        </w:rPr>
-        <w:t xml:space="preserve"> i_t = r* + α·E_t[π_{t+4} − π*] + β·E_t[ỹ_t]. The bank responds to expected future inflation, not realised — captures the lag in monetary transmission. </w:t>
+        <w:t>Forward-looking (Clarida-</w:t>
+      </w:r>
+      <w:proofErr w:type="spellStart"/>
+      <w:r>
+        <w:rPr>
+          <w:rFonts w:ascii="Aptos" w:eastAsia="Times New Roman" w:hAnsi="Aptos" w:cs="Times New Roman"/>
+          <w:i/>
+          <w:iCs/>
+          <w:kern w:val="0"/>
+          <w:sz w:val="22"/>
+          <w:szCs w:val="22"/>
+          <w:lang w:eastAsia="en-GB"/>
+          <w14:ligatures w14:val="none"/>
+        </w:rPr>
+        <w:t>Galí</w:t>
+      </w:r>
+      <w:proofErr w:type="spellEnd"/>
+      <w:r>
+        <w:rPr>
+          <w:rFonts w:ascii="Aptos" w:eastAsia="Times New Roman" w:hAnsi="Aptos" w:cs="Times New Roman"/>
+          <w:i/>
+          <w:iCs/>
+          <w:kern w:val="0"/>
+          <w:sz w:val="22"/>
+          <w:szCs w:val="22"/>
+          <w:lang w:eastAsia="en-GB"/>
+          <w14:ligatures w14:val="none"/>
+        </w:rPr>
+        <w:t>-Gertler 1999):</w:t>
+      </w:r>
+      <w:r>
+        <w:rPr>
+          <w:rFonts w:ascii="Aptos" w:eastAsia="Times New Roman" w:hAnsi="Aptos" w:cs="Times New Roman"/>
+          <w:kern w:val="0"/>
+          <w:sz w:val="22"/>
+          <w:szCs w:val="22"/>
+          <w:lang w:eastAsia="en-GB"/>
+          <w14:ligatures w14:val="none"/>
+        </w:rPr>
+        <w:t xml:space="preserve"> </w:t>
+      </w:r>
+      <w:proofErr w:type="spellStart"/>
+      <w:r>
+        <w:rPr>
+          <w:rFonts w:ascii="Aptos" w:eastAsia="Times New Roman" w:hAnsi="Aptos" w:cs="Times New Roman"/>
+          <w:kern w:val="0"/>
+          <w:sz w:val="22"/>
+          <w:szCs w:val="22"/>
+          <w:lang w:eastAsia="en-GB"/>
+          <w14:ligatures w14:val="none"/>
+        </w:rPr>
+        <w:t>i_t</w:t>
+      </w:r>
+      <w:proofErr w:type="spellEnd"/>
+      <w:r>
+        <w:rPr>
+          <w:rFonts w:ascii="Aptos" w:eastAsia="Times New Roman" w:hAnsi="Aptos" w:cs="Times New Roman"/>
+          <w:kern w:val="0"/>
+          <w:sz w:val="22"/>
+          <w:szCs w:val="22"/>
+          <w:lang w:eastAsia="en-GB"/>
+          <w14:ligatures w14:val="none"/>
+        </w:rPr>
+        <w:t xml:space="preserve"> = r* + α·</w:t>
+      </w:r>
+      <w:proofErr w:type="spellStart"/>
+      <w:r>
+        <w:rPr>
+          <w:rFonts w:ascii="Aptos" w:eastAsia="Times New Roman" w:hAnsi="Aptos" w:cs="Times New Roman"/>
+          <w:kern w:val="0"/>
+          <w:sz w:val="22"/>
+          <w:szCs w:val="22"/>
+          <w:lang w:eastAsia="en-GB"/>
+          <w14:ligatures w14:val="none"/>
+        </w:rPr>
+        <w:t>E_t</w:t>
+      </w:r>
+      <w:proofErr w:type="spellEnd"/>
+      <w:r>
+        <w:rPr>
+          <w:rFonts w:ascii="Aptos" w:eastAsia="Times New Roman" w:hAnsi="Aptos" w:cs="Times New Roman"/>
+          <w:kern w:val="0"/>
+          <w:sz w:val="22"/>
+          <w:szCs w:val="22"/>
+          <w:lang w:eastAsia="en-GB"/>
+          <w14:ligatures w14:val="none"/>
+        </w:rPr>
+        <w:t>[π_{t+4} − π*] + β·</w:t>
+      </w:r>
+      <w:proofErr w:type="spellStart"/>
+      <w:r>
+        <w:rPr>
+          <w:rFonts w:ascii="Aptos" w:eastAsia="Times New Roman" w:hAnsi="Aptos" w:cs="Times New Roman"/>
+          <w:kern w:val="0"/>
+          <w:sz w:val="22"/>
+          <w:szCs w:val="22"/>
+          <w:lang w:eastAsia="en-GB"/>
+          <w14:ligatures w14:val="none"/>
+        </w:rPr>
+        <w:t>E_t</w:t>
+      </w:r>
+      <w:proofErr w:type="spellEnd"/>
+      <w:r>
+        <w:rPr>
+          <w:rFonts w:ascii="Aptos" w:eastAsia="Times New Roman" w:hAnsi="Aptos" w:cs="Times New Roman"/>
+          <w:kern w:val="0"/>
+          <w:sz w:val="22"/>
+          <w:szCs w:val="22"/>
+          <w:lang w:eastAsia="en-GB"/>
+          <w14:ligatures w14:val="none"/>
+        </w:rPr>
+        <w:t>[</w:t>
+      </w:r>
+      <w:proofErr w:type="spellStart"/>
+      <w:r>
+        <w:rPr>
+          <w:rFonts w:ascii="Aptos" w:eastAsia="Times New Roman" w:hAnsi="Aptos" w:cs="Times New Roman"/>
+          <w:kern w:val="0"/>
+          <w:sz w:val="22"/>
+          <w:szCs w:val="22"/>
+          <w:lang w:eastAsia="en-GB"/>
+          <w14:ligatures w14:val="none"/>
+        </w:rPr>
+        <w:t>ỹ_t</w:t>
+      </w:r>
+      <w:proofErr w:type="spellEnd"/>
+      <w:r>
+        <w:rPr>
+          <w:rFonts w:ascii="Aptos" w:eastAsia="Times New Roman" w:hAnsi="Aptos" w:cs="Times New Roman"/>
+          <w:kern w:val="0"/>
+          <w:sz w:val="22"/>
+          <w:szCs w:val="22"/>
+          <w:lang w:eastAsia="en-GB"/>
+          <w14:ligatures w14:val="none"/>
+        </w:rPr>
+        <w:t xml:space="preserve">]. The bank responds to expected future inflation, not realised — captures the lag in monetary transmission. </w:t>
       </w:r>
       <w:r>
         <w:rPr>
@@ -541,7 +811,151 @@
           <w:lang w:eastAsia="en-GB"/>
           <w14:ligatures w14:val="none"/>
         </w:rPr>
-        <w:t xml:space="preserve"> i_t = ρ·i_{t-1} + (1−ρ)[r* + α·E_t π_{t+4} + β·E_t ỹ_t]. The interest-rate smoothing parameter ρ captures the empirical regularity that banks change rates </w:t>
+        <w:t xml:space="preserve"> </w:t>
+      </w:r>
+      <w:proofErr w:type="spellStart"/>
+      <w:r>
+        <w:rPr>
+          <w:rFonts w:ascii="Aptos" w:eastAsia="Times New Roman" w:hAnsi="Aptos" w:cs="Times New Roman"/>
+          <w:kern w:val="0"/>
+          <w:sz w:val="22"/>
+          <w:szCs w:val="22"/>
+          <w:lang w:eastAsia="en-GB"/>
+          <w14:ligatures w14:val="none"/>
+        </w:rPr>
+        <w:t>i_t</w:t>
+      </w:r>
+      <w:proofErr w:type="spellEnd"/>
+      <w:r>
+        <w:rPr>
+          <w:rFonts w:ascii="Aptos" w:eastAsia="Times New Roman" w:hAnsi="Aptos" w:cs="Times New Roman"/>
+          <w:kern w:val="0"/>
+          <w:sz w:val="22"/>
+          <w:szCs w:val="22"/>
+          <w:lang w:eastAsia="en-GB"/>
+          <w14:ligatures w14:val="none"/>
+        </w:rPr>
+        <w:t xml:space="preserve"> = </w:t>
+      </w:r>
+      <w:proofErr w:type="spellStart"/>
+      <w:r>
+        <w:rPr>
+          <w:rFonts w:ascii="Aptos" w:eastAsia="Times New Roman" w:hAnsi="Aptos" w:cs="Times New Roman"/>
+          <w:kern w:val="0"/>
+          <w:sz w:val="22"/>
+          <w:szCs w:val="22"/>
+          <w:lang w:eastAsia="en-GB"/>
+          <w14:ligatures w14:val="none"/>
+        </w:rPr>
+        <w:t>ρ·i</w:t>
+      </w:r>
+      <w:proofErr w:type="spellEnd"/>
+      <w:r>
+        <w:rPr>
+          <w:rFonts w:ascii="Aptos" w:eastAsia="Times New Roman" w:hAnsi="Aptos" w:cs="Times New Roman"/>
+          <w:kern w:val="0"/>
+          <w:sz w:val="22"/>
+          <w:szCs w:val="22"/>
+          <w:lang w:eastAsia="en-GB"/>
+          <w14:ligatures w14:val="none"/>
+        </w:rPr>
+        <w:t>_{t-1} + (1−</w:t>
+      </w:r>
+      <w:proofErr w:type="gramStart"/>
+      <w:r>
+        <w:rPr>
+          <w:rFonts w:ascii="Aptos" w:eastAsia="Times New Roman" w:hAnsi="Aptos" w:cs="Times New Roman"/>
+          <w:kern w:val="0"/>
+          <w:sz w:val="22"/>
+          <w:szCs w:val="22"/>
+          <w:lang w:eastAsia="en-GB"/>
+          <w14:ligatures w14:val="none"/>
+        </w:rPr>
+        <w:t>ρ)[</w:t>
+      </w:r>
+      <w:proofErr w:type="gramEnd"/>
+      <w:r>
+        <w:rPr>
+          <w:rFonts w:ascii="Aptos" w:eastAsia="Times New Roman" w:hAnsi="Aptos" w:cs="Times New Roman"/>
+          <w:kern w:val="0"/>
+          <w:sz w:val="22"/>
+          <w:szCs w:val="22"/>
+          <w:lang w:eastAsia="en-GB"/>
+          <w14:ligatures w14:val="none"/>
+        </w:rPr>
+        <w:t>r* + α·</w:t>
+      </w:r>
+      <w:proofErr w:type="spellStart"/>
+      <w:r>
+        <w:rPr>
+          <w:rFonts w:ascii="Aptos" w:eastAsia="Times New Roman" w:hAnsi="Aptos" w:cs="Times New Roman"/>
+          <w:kern w:val="0"/>
+          <w:sz w:val="22"/>
+          <w:szCs w:val="22"/>
+          <w:lang w:eastAsia="en-GB"/>
+          <w14:ligatures w14:val="none"/>
+        </w:rPr>
+        <w:t>E_t</w:t>
+      </w:r>
+      <w:proofErr w:type="spellEnd"/>
+      <w:r>
+        <w:rPr>
+          <w:rFonts w:ascii="Aptos" w:eastAsia="Times New Roman" w:hAnsi="Aptos" w:cs="Times New Roman"/>
+          <w:kern w:val="0"/>
+          <w:sz w:val="22"/>
+          <w:szCs w:val="22"/>
+          <w:lang w:eastAsia="en-GB"/>
+          <w14:ligatures w14:val="none"/>
+        </w:rPr>
+        <w:t xml:space="preserve"> π_{t+4} + β·</w:t>
+      </w:r>
+      <w:proofErr w:type="spellStart"/>
+      <w:r>
+        <w:rPr>
+          <w:rFonts w:ascii="Aptos" w:eastAsia="Times New Roman" w:hAnsi="Aptos" w:cs="Times New Roman"/>
+          <w:kern w:val="0"/>
+          <w:sz w:val="22"/>
+          <w:szCs w:val="22"/>
+          <w:lang w:eastAsia="en-GB"/>
+          <w14:ligatures w14:val="none"/>
+        </w:rPr>
+        <w:t>E_t</w:t>
+      </w:r>
+      <w:proofErr w:type="spellEnd"/>
+      <w:r>
+        <w:rPr>
+          <w:rFonts w:ascii="Aptos" w:eastAsia="Times New Roman" w:hAnsi="Aptos" w:cs="Times New Roman"/>
+          <w:kern w:val="0"/>
+          <w:sz w:val="22"/>
+          <w:szCs w:val="22"/>
+          <w:lang w:eastAsia="en-GB"/>
+          <w14:ligatures w14:val="none"/>
+        </w:rPr>
+        <w:t xml:space="preserve"> </w:t>
+      </w:r>
+      <w:proofErr w:type="spellStart"/>
+      <w:r>
+        <w:rPr>
+          <w:rFonts w:ascii="Aptos" w:eastAsia="Times New Roman" w:hAnsi="Aptos" w:cs="Times New Roman"/>
+          <w:kern w:val="0"/>
+          <w:sz w:val="22"/>
+          <w:szCs w:val="22"/>
+          <w:lang w:eastAsia="en-GB"/>
+          <w14:ligatures w14:val="none"/>
+        </w:rPr>
+        <w:t>ỹ_t</w:t>
+      </w:r>
+      <w:proofErr w:type="spellEnd"/>
+      <w:r>
+        <w:rPr>
+          <w:rFonts w:ascii="Aptos" w:eastAsia="Times New Roman" w:hAnsi="Aptos" w:cs="Times New Roman"/>
+          <w:kern w:val="0"/>
+          <w:sz w:val="22"/>
+          <w:szCs w:val="22"/>
+          <w:lang w:eastAsia="en-GB"/>
+          <w14:ligatures w14:val="none"/>
+        </w:rPr>
+        <w:t xml:space="preserve">]. The interest-rate smoothing parameter ρ captures the empirical regularity that banks change rates </w:t>
       </w:r>
       <w:r>
         <w:rPr>
@@ -577,7 +991,55 @@
           <w:lang w:eastAsia="en-GB"/>
           <w14:ligatures w14:val="none"/>
         </w:rPr>
-        <w:t xml:space="preserve"> add γ·Δq_t (REER) or δ·i_t^foreign for EM banks responding to currency and external rates.</w:t>
+        <w:t xml:space="preserve"> add </w:t>
+      </w:r>
+      <w:proofErr w:type="spellStart"/>
+      <w:r>
+        <w:rPr>
+          <w:rFonts w:ascii="Aptos" w:eastAsia="Times New Roman" w:hAnsi="Aptos" w:cs="Times New Roman"/>
+          <w:kern w:val="0"/>
+          <w:sz w:val="22"/>
+          <w:szCs w:val="22"/>
+          <w:lang w:eastAsia="en-GB"/>
+          <w14:ligatures w14:val="none"/>
+        </w:rPr>
+        <w:t>γ·Δq_t</w:t>
+      </w:r>
+      <w:proofErr w:type="spellEnd"/>
+      <w:r>
+        <w:rPr>
+          <w:rFonts w:ascii="Aptos" w:eastAsia="Times New Roman" w:hAnsi="Aptos" w:cs="Times New Roman"/>
+          <w:kern w:val="0"/>
+          <w:sz w:val="22"/>
+          <w:szCs w:val="22"/>
+          <w:lang w:eastAsia="en-GB"/>
+          <w14:ligatures w14:val="none"/>
+        </w:rPr>
+        <w:t xml:space="preserve"> (REER) or </w:t>
+      </w:r>
+      <w:proofErr w:type="spellStart"/>
+      <w:r>
+        <w:rPr>
+          <w:rFonts w:ascii="Aptos" w:eastAsia="Times New Roman" w:hAnsi="Aptos" w:cs="Times New Roman"/>
+          <w:kern w:val="0"/>
+          <w:sz w:val="22"/>
+          <w:szCs w:val="22"/>
+          <w:lang w:eastAsia="en-GB"/>
+          <w14:ligatures w14:val="none"/>
+        </w:rPr>
+        <w:t>δ·i_t^foreign</w:t>
+      </w:r>
+      <w:proofErr w:type="spellEnd"/>
+      <w:r>
+        <w:rPr>
+          <w:rFonts w:ascii="Aptos" w:eastAsia="Times New Roman" w:hAnsi="Aptos" w:cs="Times New Roman"/>
+          <w:kern w:val="0"/>
+          <w:sz w:val="22"/>
+          <w:szCs w:val="22"/>
+          <w:lang w:eastAsia="en-GB"/>
+          <w14:ligatures w14:val="none"/>
+        </w:rPr>
+        <w:t xml:space="preserve"> for EM banks responding to currency and external rates.</w:t>
       </w:r>
     </w:p>
     <w:p>
@@ -625,7 +1087,31 @@
           <w:lang w:eastAsia="en-GB"/>
           <w14:ligatures w14:val="none"/>
         </w:rPr>
-        <w:t xml:space="preserve"> requires α &gt; 1: the bank must raise nominal rates more than one-for-one with inflation to actually raise </w:t>
+        <w:t xml:space="preserve"> requires α &gt; 1: the bank must raise nominal rates more than one-for-one with inflation to </w:t>
+      </w:r>
+      <w:proofErr w:type="gramStart"/>
+      <w:r>
+        <w:rPr>
+          <w:rFonts w:ascii="Aptos" w:eastAsia="Times New Roman" w:hAnsi="Aptos" w:cs="Times New Roman"/>
+          <w:kern w:val="0"/>
+          <w:sz w:val="22"/>
+          <w:szCs w:val="22"/>
+          <w:lang w:eastAsia="en-GB"/>
+          <w14:ligatures w14:val="none"/>
+        </w:rPr>
+        <w:t>actually raise</w:t>
+      </w:r>
+      <w:proofErr w:type="gramEnd"/>
+      <w:r>
+        <w:rPr>
+          <w:rFonts w:ascii="Aptos" w:eastAsia="Times New Roman" w:hAnsi="Aptos" w:cs="Times New Roman"/>
+          <w:kern w:val="0"/>
+          <w:sz w:val="22"/>
+          <w:szCs w:val="22"/>
+          <w:lang w:eastAsia="en-GB"/>
+          <w14:ligatures w14:val="none"/>
+        </w:rPr>
+        <w:t xml:space="preserve"> </w:t>
       </w:r>
       <w:r>
         <w:rPr>
@@ -698,7 +1184,7 @@
           <w:lang w:eastAsia="en-GB"/>
         </w:rPr>
         <w:pict w14:anchorId="0D9420FD">
-          <v:rect id="_x0000_i1063" alt="" style="width:451.3pt;height:.05pt;mso-width-percent:0;mso-height-percent:0;mso-width-percent:0;mso-height-percent:0" o:hralign="center" o:hrstd="t" o:hr="t" fillcolor="#a0a0a0" stroked="f"/>
+          <v:rect id="_x0000_i1025" alt="" style="width:451.3pt;height:.05pt;mso-width-percent:0;mso-height-percent:0;mso-width-percent:0;mso-height-percent:0" o:hralign="center" o:hrstd="t" o:hr="t" fillcolor="#a0a0a0" stroked="f"/>
         </w:pict>
       </w:r>
     </w:p>
@@ -822,7 +1308,7 @@
           <w:lang w:eastAsia="en-GB"/>
         </w:rPr>
         <w:pict w14:anchorId="630925E9">
-          <v:rect id="_x0000_i1062" alt="" style="width:451.3pt;height:.05pt;mso-width-percent:0;mso-height-percent:0;mso-width-percent:0;mso-height-percent:0" o:hralign="center" o:hrstd="t" o:hr="t" fillcolor="#a0a0a0" stroked="f"/>
+          <v:rect id="_x0000_i1026" alt="" style="width:451.3pt;height:.05pt;mso-width-percent:0;mso-height-percent:0;mso-width-percent:0;mso-height-percent:0" o:hralign="center" o:hrstd="t" o:hr="t" fillcolor="#a0a0a0" stroked="f"/>
         </w:pict>
       </w:r>
     </w:p>
@@ -888,40 +1374,101 @@
           <w14:ligatures w14:val="none"/>
         </w:rPr>
       </w:pPr>
-      <w:r>
-        <w:rPr>
-          <w:rFonts w:ascii="Aptos" w:eastAsia="Times New Roman" w:hAnsi="Aptos" w:cs="Times New Roman"/>
-          <w:kern w:val="0"/>
-          <w:sz w:val="22"/>
-          <w:szCs w:val="22"/>
-          <w:lang w:eastAsia="en-GB"/>
-          <w14:ligatures w14:val="none"/>
-        </w:rPr>
-        <w:t>i_t = f(π gap, output gap, FX, financial conditions, foreign rate)</w:t>
-      </w:r>
-    </w:p>
-    <w:p>
-      <w:pPr>
-        <w:spacing w:before="100" w:beforeAutospacing="1" w:after="100" w:afterAutospacing="1" w:line="240" w:lineRule="auto"/>
-        <w:rPr>
-          <w:rFonts w:ascii="Aptos" w:eastAsia="Times New Roman" w:hAnsi="Aptos" w:cs="Times New Roman"/>
-          <w:kern w:val="0"/>
-          <w:sz w:val="22"/>
-          <w:szCs w:val="22"/>
-          <w:lang w:eastAsia="en-GB"/>
-          <w14:ligatures w14:val="none"/>
-        </w:rPr>
-      </w:pPr>
-      <w:r>
-        <w:rPr>
-          <w:rFonts w:ascii="Aptos" w:eastAsia="Times New Roman" w:hAnsi="Aptos" w:cs="Times New Roman"/>
-          <w:kern w:val="0"/>
-          <w:sz w:val="22"/>
-          <w:szCs w:val="22"/>
-          <w:lang w:eastAsia="en-GB"/>
-          <w14:ligatures w14:val="none"/>
-        </w:rPr>
-        <w:t>A weak currency forces hikes even when inflation and growth would suggest holding. This is the "fear of floating" extension (Calvo-Reinhart 2002). It is why EM curves are more FX-sensitive than DM curves — the market knows the bank will respond to the currency. The Aron-Muellbauer (2007) specification for SARB explicitly includes the REER and the Fed funds rate; Mohanty-Klau (2005) generalised this across a panel of EM banks.</w:t>
+      <w:proofErr w:type="spellStart"/>
+      <w:r>
+        <w:rPr>
+          <w:rFonts w:ascii="Aptos" w:eastAsia="Times New Roman" w:hAnsi="Aptos" w:cs="Times New Roman"/>
+          <w:kern w:val="0"/>
+          <w:sz w:val="22"/>
+          <w:szCs w:val="22"/>
+          <w:lang w:eastAsia="en-GB"/>
+          <w14:ligatures w14:val="none"/>
+        </w:rPr>
+        <w:t>i_t</w:t>
+      </w:r>
+      <w:proofErr w:type="spellEnd"/>
+      <w:r>
+        <w:rPr>
+          <w:rFonts w:ascii="Aptos" w:eastAsia="Times New Roman" w:hAnsi="Aptos" w:cs="Times New Roman"/>
+          <w:kern w:val="0"/>
+          <w:sz w:val="22"/>
+          <w:szCs w:val="22"/>
+          <w:lang w:eastAsia="en-GB"/>
+          <w14:ligatures w14:val="none"/>
+        </w:rPr>
+        <w:t xml:space="preserve"> = </w:t>
+      </w:r>
+      <w:proofErr w:type="gramStart"/>
+      <w:r>
+        <w:rPr>
+          <w:rFonts w:ascii="Aptos" w:eastAsia="Times New Roman" w:hAnsi="Aptos" w:cs="Times New Roman"/>
+          <w:kern w:val="0"/>
+          <w:sz w:val="22"/>
+          <w:szCs w:val="22"/>
+          <w:lang w:eastAsia="en-GB"/>
+          <w14:ligatures w14:val="none"/>
+        </w:rPr>
+        <w:t>f(</w:t>
+      </w:r>
+      <w:proofErr w:type="gramEnd"/>
+      <w:r>
+        <w:rPr>
+          <w:rFonts w:ascii="Aptos" w:eastAsia="Times New Roman" w:hAnsi="Aptos" w:cs="Times New Roman"/>
+          <w:kern w:val="0"/>
+          <w:sz w:val="22"/>
+          <w:szCs w:val="22"/>
+          <w:lang w:eastAsia="en-GB"/>
+          <w14:ligatures w14:val="none"/>
+        </w:rPr>
+        <w:t>π gap, output gap, FX, financial conditions, foreign rate)</w:t>
+      </w:r>
+    </w:p>
+    <w:p>
+      <w:pPr>
+        <w:spacing w:before="100" w:beforeAutospacing="1" w:after="100" w:afterAutospacing="1" w:line="240" w:lineRule="auto"/>
+        <w:rPr>
+          <w:rFonts w:ascii="Aptos" w:eastAsia="Times New Roman" w:hAnsi="Aptos" w:cs="Times New Roman"/>
+          <w:kern w:val="0"/>
+          <w:sz w:val="22"/>
+          <w:szCs w:val="22"/>
+          <w:lang w:eastAsia="en-GB"/>
+          <w14:ligatures w14:val="none"/>
+        </w:rPr>
+      </w:pPr>
+      <w:r>
+        <w:rPr>
+          <w:rFonts w:ascii="Aptos" w:eastAsia="Times New Roman" w:hAnsi="Aptos" w:cs="Times New Roman"/>
+          <w:kern w:val="0"/>
+          <w:sz w:val="22"/>
+          <w:szCs w:val="22"/>
+          <w:lang w:eastAsia="en-GB"/>
+          <w14:ligatures w14:val="none"/>
+        </w:rPr>
+        <w:t>A weak currency forces hikes even when inflation and growth would suggest holding. This is the "fear of floating" extension (Calvo-Reinhart 2002). It is why EM curves are more FX-sensitive than DM curves — the market knows the bank will respond to the currency. The Aron-</w:t>
+      </w:r>
+      <w:proofErr w:type="spellStart"/>
+      <w:r>
+        <w:rPr>
+          <w:rFonts w:ascii="Aptos" w:eastAsia="Times New Roman" w:hAnsi="Aptos" w:cs="Times New Roman"/>
+          <w:kern w:val="0"/>
+          <w:sz w:val="22"/>
+          <w:szCs w:val="22"/>
+          <w:lang w:eastAsia="en-GB"/>
+          <w14:ligatures w14:val="none"/>
+        </w:rPr>
+        <w:t>Muellbauer</w:t>
+      </w:r>
+      <w:proofErr w:type="spellEnd"/>
+      <w:r>
+        <w:rPr>
+          <w:rFonts w:ascii="Aptos" w:eastAsia="Times New Roman" w:hAnsi="Aptos" w:cs="Times New Roman"/>
+          <w:kern w:val="0"/>
+          <w:sz w:val="22"/>
+          <w:szCs w:val="22"/>
+          <w:lang w:eastAsia="en-GB"/>
+          <w14:ligatures w14:val="none"/>
+        </w:rPr>
+        <w:t xml:space="preserve"> (2007) specification for SARB explicitly includes the REER and the Fed funds rate; Mohanty-Klau (2005) generalised this across a panel of EM banks.</w:t>
       </w:r>
     </w:p>
     <w:p>
@@ -970,7 +1517,7 @@
           <w:lang w:eastAsia="en-GB"/>
         </w:rPr>
         <w:pict w14:anchorId="6B69046C">
-          <v:rect id="_x0000_i1061" alt="" style="width:451.3pt;height:.05pt;mso-width-percent:0;mso-height-percent:0;mso-width-percent:0;mso-height-percent:0" o:hralign="center" o:hrstd="t" o:hr="t" fillcolor="#a0a0a0" stroked="f"/>
+          <v:rect id="_x0000_i1027" alt="" style="width:451.3pt;height:.05pt;mso-width-percent:0;mso-height-percent:0;mso-width-percent:0;mso-height-percent:0" o:hralign="center" o:hrstd="t" o:hr="t" fillcolor="#a0a0a0" stroked="f"/>
         </w:pict>
       </w:r>
     </w:p>
@@ -1059,7 +1606,31 @@
           <w:lang w:eastAsia="en-GB"/>
           <w14:ligatures w14:val="none"/>
         </w:rPr>
-        <w:t xml:space="preserve"> Reaction function estimates are reduced-form. The coefficients are equilibrium responses given expectations, which themselves depend on the rule. If the rule changes, the estimated coefficients will not be invariant — they shift with the regime. Estimated rules are predictive only within a regime, not across.</w:t>
+        <w:t xml:space="preserve"> Reaction function estimates are </w:t>
+      </w:r>
+      <w:proofErr w:type="gramStart"/>
+      <w:r>
+        <w:rPr>
+          <w:rFonts w:ascii="Aptos" w:eastAsia="Times New Roman" w:hAnsi="Aptos" w:cs="Times New Roman"/>
+          <w:kern w:val="0"/>
+          <w:sz w:val="22"/>
+          <w:szCs w:val="22"/>
+          <w:lang w:eastAsia="en-GB"/>
+          <w14:ligatures w14:val="none"/>
+        </w:rPr>
+        <w:t>reduced-form</w:t>
+      </w:r>
+      <w:proofErr w:type="gramEnd"/>
+      <w:r>
+        <w:rPr>
+          <w:rFonts w:ascii="Aptos" w:eastAsia="Times New Roman" w:hAnsi="Aptos" w:cs="Times New Roman"/>
+          <w:kern w:val="0"/>
+          <w:sz w:val="22"/>
+          <w:szCs w:val="22"/>
+          <w:lang w:eastAsia="en-GB"/>
+          <w14:ligatures w14:val="none"/>
+        </w:rPr>
+        <w:t>. The coefficients are equilibrium responses given expectations, which themselves depend on the rule. If the rule changes, the estimated coefficients will not be invariant — they shift with the regime. Estimated rules are predictive only within a regime, not across.</w:t>
       </w:r>
     </w:p>
     <w:p>
@@ -1158,7 +1729,7 @@
           <w:lang w:eastAsia="en-GB"/>
         </w:rPr>
         <w:pict w14:anchorId="7061D5CA">
-          <v:rect id="_x0000_i1060" alt="" style="width:451.3pt;height:.05pt;mso-width-percent:0;mso-height-percent:0;mso-width-percent:0;mso-height-percent:0" o:hralign="center" o:hrstd="t" o:hr="t" fillcolor="#a0a0a0" stroked="f"/>
+          <v:rect id="_x0000_i1028" alt="" style="width:451.3pt;height:.05pt;mso-width-percent:0;mso-height-percent:0;mso-width-percent:0;mso-height-percent:0" o:hralign="center" o:hrstd="t" o:hr="t" fillcolor="#a0a0a0" stroked="f"/>
         </w:pict>
       </w:r>
     </w:p>
@@ -1283,31 +1854,167 @@
           <w:lang w:eastAsia="en-GB"/>
           <w14:ligatures w14:val="none"/>
         </w:rPr>
-        <w:t xml:space="preserve"> The Taylor residual. The rule says do i</w:t>
-      </w:r>
-      <w:r>
-        <w:rPr>
-          <w:rFonts w:ascii="Aptos" w:eastAsia="Times New Roman" w:hAnsi="Aptos" w:cs="Times New Roman"/>
-          <w:i/>
-          <w:iCs/>
-          <w:kern w:val="0"/>
-          <w:sz w:val="22"/>
-          <w:szCs w:val="22"/>
-          <w:lang w:eastAsia="en-GB"/>
-          <w14:ligatures w14:val="none"/>
-        </w:rPr>
-        <w:t>_t; the bank does i_t. The deviation ε_t = i_t − i</w:t>
-      </w:r>
-      <w:r>
-        <w:rPr>
-          <w:rFonts w:ascii="Aptos" w:eastAsia="Times New Roman" w:hAnsi="Aptos" w:cs="Times New Roman"/>
-          <w:kern w:val="0"/>
-          <w:sz w:val="22"/>
-          <w:szCs w:val="22"/>
-          <w:lang w:eastAsia="en-GB"/>
-          <w14:ligatures w14:val="none"/>
-        </w:rPr>
-        <w:t>_t is the bank choosing not to follow its own rule. Small residuals: the rule is intact. Large or persistent residuals: the bank is acting on something the rule does not capture — a new shock, a new constraint, a new mandate.</w:t>
+        <w:t xml:space="preserve"> The Taylor residual. The rule says do </w:t>
+      </w:r>
+      <w:proofErr w:type="spellStart"/>
+      <w:r>
+        <w:rPr>
+          <w:rFonts w:ascii="Aptos" w:eastAsia="Times New Roman" w:hAnsi="Aptos" w:cs="Times New Roman"/>
+          <w:kern w:val="0"/>
+          <w:sz w:val="22"/>
+          <w:szCs w:val="22"/>
+          <w:lang w:eastAsia="en-GB"/>
+          <w14:ligatures w14:val="none"/>
+        </w:rPr>
+        <w:t>i</w:t>
+      </w:r>
+      <w:r>
+        <w:rPr>
+          <w:rFonts w:ascii="Aptos" w:eastAsia="Times New Roman" w:hAnsi="Aptos" w:cs="Times New Roman"/>
+          <w:i/>
+          <w:iCs/>
+          <w:kern w:val="0"/>
+          <w:sz w:val="22"/>
+          <w:szCs w:val="22"/>
+          <w:lang w:eastAsia="en-GB"/>
+          <w14:ligatures w14:val="none"/>
+        </w:rPr>
+        <w:t>_t</w:t>
+      </w:r>
+      <w:proofErr w:type="spellEnd"/>
+      <w:r>
+        <w:rPr>
+          <w:rFonts w:ascii="Aptos" w:eastAsia="Times New Roman" w:hAnsi="Aptos" w:cs="Times New Roman"/>
+          <w:i/>
+          <w:iCs/>
+          <w:kern w:val="0"/>
+          <w:sz w:val="22"/>
+          <w:szCs w:val="22"/>
+          <w:lang w:eastAsia="en-GB"/>
+          <w14:ligatures w14:val="none"/>
+        </w:rPr>
+        <w:t xml:space="preserve">; the bank does </w:t>
+      </w:r>
+      <w:proofErr w:type="spellStart"/>
+      <w:r>
+        <w:rPr>
+          <w:rFonts w:ascii="Aptos" w:eastAsia="Times New Roman" w:hAnsi="Aptos" w:cs="Times New Roman"/>
+          <w:i/>
+          <w:iCs/>
+          <w:kern w:val="0"/>
+          <w:sz w:val="22"/>
+          <w:szCs w:val="22"/>
+          <w:lang w:eastAsia="en-GB"/>
+          <w14:ligatures w14:val="none"/>
+        </w:rPr>
+        <w:t>i_t</w:t>
+      </w:r>
+      <w:proofErr w:type="spellEnd"/>
+      <w:r>
+        <w:rPr>
+          <w:rFonts w:ascii="Aptos" w:eastAsia="Times New Roman" w:hAnsi="Aptos" w:cs="Times New Roman"/>
+          <w:i/>
+          <w:iCs/>
+          <w:kern w:val="0"/>
+          <w:sz w:val="22"/>
+          <w:szCs w:val="22"/>
+          <w:lang w:eastAsia="en-GB"/>
+          <w14:ligatures w14:val="none"/>
+        </w:rPr>
+        <w:t xml:space="preserve">. The deviation </w:t>
+      </w:r>
+      <w:proofErr w:type="spellStart"/>
+      <w:r>
+        <w:rPr>
+          <w:rFonts w:ascii="Aptos" w:eastAsia="Times New Roman" w:hAnsi="Aptos" w:cs="Times New Roman"/>
+          <w:i/>
+          <w:iCs/>
+          <w:kern w:val="0"/>
+          <w:sz w:val="22"/>
+          <w:szCs w:val="22"/>
+          <w:lang w:eastAsia="en-GB"/>
+          <w14:ligatures w14:val="none"/>
+        </w:rPr>
+        <w:t>ε_t</w:t>
+      </w:r>
+      <w:proofErr w:type="spellEnd"/>
+      <w:r>
+        <w:rPr>
+          <w:rFonts w:ascii="Aptos" w:eastAsia="Times New Roman" w:hAnsi="Aptos" w:cs="Times New Roman"/>
+          <w:i/>
+          <w:iCs/>
+          <w:kern w:val="0"/>
+          <w:sz w:val="22"/>
+          <w:szCs w:val="22"/>
+          <w:lang w:eastAsia="en-GB"/>
+          <w14:ligatures w14:val="none"/>
+        </w:rPr>
+        <w:t xml:space="preserve"> = </w:t>
+      </w:r>
+      <w:proofErr w:type="spellStart"/>
+      <w:r>
+        <w:rPr>
+          <w:rFonts w:ascii="Aptos" w:eastAsia="Times New Roman" w:hAnsi="Aptos" w:cs="Times New Roman"/>
+          <w:i/>
+          <w:iCs/>
+          <w:kern w:val="0"/>
+          <w:sz w:val="22"/>
+          <w:szCs w:val="22"/>
+          <w:lang w:eastAsia="en-GB"/>
+          <w14:ligatures w14:val="none"/>
+        </w:rPr>
+        <w:t>i_t</w:t>
+      </w:r>
+      <w:proofErr w:type="spellEnd"/>
+      <w:r>
+        <w:rPr>
+          <w:rFonts w:ascii="Aptos" w:eastAsia="Times New Roman" w:hAnsi="Aptos" w:cs="Times New Roman"/>
+          <w:i/>
+          <w:iCs/>
+          <w:kern w:val="0"/>
+          <w:sz w:val="22"/>
+          <w:szCs w:val="22"/>
+          <w:lang w:eastAsia="en-GB"/>
+          <w14:ligatures w14:val="none"/>
+        </w:rPr>
+        <w:t xml:space="preserve"> − </w:t>
+      </w:r>
+      <w:proofErr w:type="spellStart"/>
+      <w:r>
+        <w:rPr>
+          <w:rFonts w:ascii="Aptos" w:eastAsia="Times New Roman" w:hAnsi="Aptos" w:cs="Times New Roman"/>
+          <w:i/>
+          <w:iCs/>
+          <w:kern w:val="0"/>
+          <w:sz w:val="22"/>
+          <w:szCs w:val="22"/>
+          <w:lang w:eastAsia="en-GB"/>
+          <w14:ligatures w14:val="none"/>
+        </w:rPr>
+        <w:t>i</w:t>
+      </w:r>
+      <w:r>
+        <w:rPr>
+          <w:rFonts w:ascii="Aptos" w:eastAsia="Times New Roman" w:hAnsi="Aptos" w:cs="Times New Roman"/>
+          <w:kern w:val="0"/>
+          <w:sz w:val="22"/>
+          <w:szCs w:val="22"/>
+          <w:lang w:eastAsia="en-GB"/>
+          <w14:ligatures w14:val="none"/>
+        </w:rPr>
+        <w:t>_t</w:t>
+      </w:r>
+      <w:proofErr w:type="spellEnd"/>
+      <w:r>
+        <w:rPr>
+          <w:rFonts w:ascii="Aptos" w:eastAsia="Times New Roman" w:hAnsi="Aptos" w:cs="Times New Roman"/>
+          <w:kern w:val="0"/>
+          <w:sz w:val="22"/>
+          <w:szCs w:val="22"/>
+          <w:lang w:eastAsia="en-GB"/>
+          <w14:ligatures w14:val="none"/>
+        </w:rPr>
+        <w:t xml:space="preserve"> is the bank choosing not to follow its own rule. Small residuals: the rule is intact. Large or persistent residuals: the bank is acting on something the rule does not capture — a new shock, a new constraint, a new mandate.</w:t>
       </w:r>
     </w:p>
     <w:p>
@@ -1368,6 +2075,26 @@
           <w:szCs w:val="22"/>
           <w:lang w:eastAsia="en-GB"/>
           <w14:ligatures w14:val="none"/>
+        </w:rPr>
+      </w:pPr>
+    </w:p>
+    <w:p>
+      <w:pPr>
+        <w:rPr>
+          <w:rFonts w:ascii="Aptos" w:hAnsi="Aptos"/>
+          <w:sz w:val="22"/>
+          <w:szCs w:val="22"/>
+          <w:lang w:val="en-US"/>
+        </w:rPr>
+      </w:pPr>
+    </w:p>
+    <w:p>
+      <w:pPr>
+        <w:rPr>
+          <w:rFonts w:ascii="Aptos" w:hAnsi="Aptos"/>
+          <w:sz w:val="22"/>
+          <w:szCs w:val="22"/>
+          <w:lang w:val="en-US"/>
         </w:rPr>
       </w:pPr>
     </w:p>
@@ -1462,6 +2189,7 @@
           <w:szCs w:val="22"/>
           <w:lang w:val="en-US"/>
         </w:rPr>
+        <w:lastRenderedPageBreak/>
         <w:t>Level 3: Instruments</w:t>
       </w:r>
     </w:p>
@@ -1514,7 +2242,6 @@
           <w:lang w:eastAsia="en-GB"/>
           <w14:ligatures w14:val="none"/>
         </w:rPr>
-        <w:lastRenderedPageBreak/>
         <w:t>Definition.</w:t>
       </w:r>
       <w:r>
@@ -1591,29 +2318,92 @@
           <w14:ligatures w14:val="none"/>
         </w:rPr>
       </w:pPr>
-      <w:r>
-        <w:rPr>
-          <w:rFonts w:ascii="Aptos" w:eastAsia="Times New Roman" w:hAnsi="Aptos" w:cs="Times New Roman"/>
-          <w:i/>
-          <w:iCs/>
-          <w:kern w:val="0"/>
-          <w:sz w:val="22"/>
-          <w:szCs w:val="22"/>
-          <w:lang w:eastAsia="en-GB"/>
-          <w14:ligatures w14:val="none"/>
-        </w:rPr>
-        <w:t>Wicksellian rate-setting.</w:t>
-      </w:r>
-      <w:r>
-        <w:rPr>
-          <w:rFonts w:ascii="Aptos" w:eastAsia="Times New Roman" w:hAnsi="Aptos" w:cs="Times New Roman"/>
-          <w:kern w:val="0"/>
-          <w:sz w:val="22"/>
-          <w:szCs w:val="22"/>
-          <w:lang w:eastAsia="en-GB"/>
-          <w14:ligatures w14:val="none"/>
-        </w:rPr>
-        <w:t xml:space="preserve"> Wicksell distinguished the "natural rate" — the equilibrium rate consistent with stable inflation and full employment — from the "market rate" — what the bank actually sets. When the market rate sits below the natural rate, inflation accelerates; above it, inflation decelerates. The bank's job is to set the market rate near the natural rate. Modern central banking is structurally Wicksellian: the bank does not target money quantities; it sets the price of money and lets equilibrium adjust.</w:t>
+      <w:proofErr w:type="spellStart"/>
+      <w:r>
+        <w:rPr>
+          <w:rFonts w:ascii="Aptos" w:eastAsia="Times New Roman" w:hAnsi="Aptos" w:cs="Times New Roman"/>
+          <w:i/>
+          <w:iCs/>
+          <w:kern w:val="0"/>
+          <w:sz w:val="22"/>
+          <w:szCs w:val="22"/>
+          <w:lang w:eastAsia="en-GB"/>
+          <w14:ligatures w14:val="none"/>
+        </w:rPr>
+        <w:t>Wicksellian</w:t>
+      </w:r>
+      <w:proofErr w:type="spellEnd"/>
+      <w:r>
+        <w:rPr>
+          <w:rFonts w:ascii="Aptos" w:eastAsia="Times New Roman" w:hAnsi="Aptos" w:cs="Times New Roman"/>
+          <w:i/>
+          <w:iCs/>
+          <w:kern w:val="0"/>
+          <w:sz w:val="22"/>
+          <w:szCs w:val="22"/>
+          <w:lang w:eastAsia="en-GB"/>
+          <w14:ligatures w14:val="none"/>
+        </w:rPr>
+        <w:t xml:space="preserve"> rate-setting.</w:t>
+      </w:r>
+      <w:r>
+        <w:rPr>
+          <w:rFonts w:ascii="Aptos" w:eastAsia="Times New Roman" w:hAnsi="Aptos" w:cs="Times New Roman"/>
+          <w:kern w:val="0"/>
+          <w:sz w:val="22"/>
+          <w:szCs w:val="22"/>
+          <w:lang w:eastAsia="en-GB"/>
+          <w14:ligatures w14:val="none"/>
+        </w:rPr>
+        <w:t xml:space="preserve"> Wicksell distinguished the "natural rate" — the equilibrium rate consistent with stable inflation and full employment — from the "market rate" — what the bank </w:t>
+      </w:r>
+      <w:proofErr w:type="gramStart"/>
+      <w:r>
+        <w:rPr>
+          <w:rFonts w:ascii="Aptos" w:eastAsia="Times New Roman" w:hAnsi="Aptos" w:cs="Times New Roman"/>
+          <w:kern w:val="0"/>
+          <w:sz w:val="22"/>
+          <w:szCs w:val="22"/>
+          <w:lang w:eastAsia="en-GB"/>
+          <w14:ligatures w14:val="none"/>
+        </w:rPr>
+        <w:t>actually sets</w:t>
+      </w:r>
+      <w:proofErr w:type="gramEnd"/>
+      <w:r>
+        <w:rPr>
+          <w:rFonts w:ascii="Aptos" w:eastAsia="Times New Roman" w:hAnsi="Aptos" w:cs="Times New Roman"/>
+          <w:kern w:val="0"/>
+          <w:sz w:val="22"/>
+          <w:szCs w:val="22"/>
+          <w:lang w:eastAsia="en-GB"/>
+          <w14:ligatures w14:val="none"/>
+        </w:rPr>
+        <w:t xml:space="preserve">. When the market rate sits below the natural rate, inflation accelerates; above it, inflation decelerates. The bank's job is to set the market rate near the natural rate. Modern central banking is structurally </w:t>
+      </w:r>
+      <w:proofErr w:type="spellStart"/>
+      <w:r>
+        <w:rPr>
+          <w:rFonts w:ascii="Aptos" w:eastAsia="Times New Roman" w:hAnsi="Aptos" w:cs="Times New Roman"/>
+          <w:kern w:val="0"/>
+          <w:sz w:val="22"/>
+          <w:szCs w:val="22"/>
+          <w:lang w:eastAsia="en-GB"/>
+          <w14:ligatures w14:val="none"/>
+        </w:rPr>
+        <w:t>Wicksellian</w:t>
+      </w:r>
+      <w:proofErr w:type="spellEnd"/>
+      <w:r>
+        <w:rPr>
+          <w:rFonts w:ascii="Aptos" w:eastAsia="Times New Roman" w:hAnsi="Aptos" w:cs="Times New Roman"/>
+          <w:kern w:val="0"/>
+          <w:sz w:val="22"/>
+          <w:szCs w:val="22"/>
+          <w:lang w:eastAsia="en-GB"/>
+          <w14:ligatures w14:val="none"/>
+        </w:rPr>
+        <w:t>: the bank does not target money quantities; it sets the price of money and lets equilibrium adjust.</w:t>
       </w:r>
     </w:p>
     <w:p>
@@ -1650,7 +2440,31 @@
           <w:lang w:eastAsia="en-GB"/>
           <w14:ligatures w14:val="none"/>
         </w:rPr>
-        <w:t xml:space="preserve"> Long rates are weighted averages of expected future short rates plus a term premium. So a single overnight rate, properly communicated about its future path, transmits across the entire yield curve. Woodford (2003) showed in a New Keynesian framework that what matters for output and inflation is the </w:t>
+        <w:t xml:space="preserve"> Long rates are weighted averages of expected future short rates plus a term premium. </w:t>
+      </w:r>
+      <w:proofErr w:type="gramStart"/>
+      <w:r>
+        <w:rPr>
+          <w:rFonts w:ascii="Aptos" w:eastAsia="Times New Roman" w:hAnsi="Aptos" w:cs="Times New Roman"/>
+          <w:kern w:val="0"/>
+          <w:sz w:val="22"/>
+          <w:szCs w:val="22"/>
+          <w:lang w:eastAsia="en-GB"/>
+          <w14:ligatures w14:val="none"/>
+        </w:rPr>
+        <w:t>So</w:t>
+      </w:r>
+      <w:proofErr w:type="gramEnd"/>
+      <w:r>
+        <w:rPr>
+          <w:rFonts w:ascii="Aptos" w:eastAsia="Times New Roman" w:hAnsi="Aptos" w:cs="Times New Roman"/>
+          <w:kern w:val="0"/>
+          <w:sz w:val="22"/>
+          <w:szCs w:val="22"/>
+          <w:lang w:eastAsia="en-GB"/>
+          <w14:ligatures w14:val="none"/>
+        </w:rPr>
+        <w:t xml:space="preserve"> a single overnight rate, properly communicated about its future path, transmits across the entire yield curve. Woodford (2003) showed in a New Keynesian framework that what matters for output and inflation is the </w:t>
       </w:r>
       <w:r>
         <w:rPr>
@@ -1736,7 +2550,7 @@
           <w:lang w:eastAsia="en-GB"/>
         </w:rPr>
         <w:pict w14:anchorId="25304913">
-          <v:rect id="_x0000_i1059" alt="" style="width:451.3pt;height:.05pt;mso-width-percent:0;mso-height-percent:0;mso-width-percent:0;mso-height-percent:0" o:hralign="center" o:hrstd="t" o:hr="t" fillcolor="#a0a0a0" stroked="f"/>
+          <v:rect id="_x0000_i1029" alt="" style="width:451.3pt;height:.05pt;mso-width-percent:0;mso-height-percent:0;mso-width-percent:0;mso-height-percent:0" o:hralign="center" o:hrstd="t" o:hr="t" fillcolor="#a0a0a0" stroked="f"/>
         </w:pict>
       </w:r>
     </w:p>
@@ -1946,19 +2760,8 @@
           <w:lang w:eastAsia="en-GB"/>
           <w14:ligatures w14:val="none"/>
         </w:rPr>
-        <w:t xml:space="preserve">The corridor width matters operationally. A narrow corridor pins overnight market rates tightly to the target. A wide corridor lets effective rates drift within the band. SARB runs a ±50bp corridor; </w:t>
-      </w:r>
-      <w:r>
-        <w:rPr>
-          <w:rFonts w:ascii="Aptos" w:eastAsia="Times New Roman" w:hAnsi="Aptos" w:cs="Times New Roman"/>
-          <w:kern w:val="0"/>
-          <w:sz w:val="22"/>
-          <w:szCs w:val="22"/>
-          <w:lang w:eastAsia="en-GB"/>
-          <w14:ligatures w14:val="none"/>
-        </w:rPr>
         <w:lastRenderedPageBreak/>
-        <w:t>the Fed effectively runs a near-zero corridor in the post-2008 ample-reserves regime, with IORB and ON-RRP pinning the range.</w:t>
+        <w:t>The corridor width matters operationally. A narrow corridor pins overnight market rates tightly to the target. A wide corridor lets effective rates drift within the band. SARB runs a ±50bp corridor; the Fed effectively runs a near-zero corridor in the post-2008 ample-reserves regime, with IORB and ON-RRP pinning the range.</w:t>
       </w:r>
     </w:p>
     <w:p>
@@ -2054,7 +2857,31 @@
           <w:lang w:eastAsia="en-GB"/>
           <w14:ligatures w14:val="none"/>
         </w:rPr>
-        <w:t xml:space="preserve">The other key parameter set: </w:t>
+        <w:t xml:space="preserve">The other key parameter </w:t>
+      </w:r>
+      <w:proofErr w:type="gramStart"/>
+      <w:r>
+        <w:rPr>
+          <w:rFonts w:ascii="Aptos" w:eastAsia="Times New Roman" w:hAnsi="Aptos" w:cs="Times New Roman"/>
+          <w:kern w:val="0"/>
+          <w:sz w:val="22"/>
+          <w:szCs w:val="22"/>
+          <w:lang w:eastAsia="en-GB"/>
+          <w14:ligatures w14:val="none"/>
+        </w:rPr>
+        <w:t>set:</w:t>
+      </w:r>
+      <w:proofErr w:type="gramEnd"/>
+      <w:r>
+        <w:rPr>
+          <w:rFonts w:ascii="Aptos" w:eastAsia="Times New Roman" w:hAnsi="Aptos" w:cs="Times New Roman"/>
+          <w:kern w:val="0"/>
+          <w:sz w:val="22"/>
+          <w:szCs w:val="22"/>
+          <w:lang w:eastAsia="en-GB"/>
+          <w14:ligatures w14:val="none"/>
+        </w:rPr>
+        <w:t xml:space="preserve"> </w:t>
       </w:r>
       <w:r>
         <w:rPr>
@@ -2078,7 +2905,31 @@
           <w:lang w:eastAsia="en-GB"/>
           <w14:ligatures w14:val="none"/>
         </w:rPr>
-        <w:t xml:space="preserve"> How much of a policy rate move passes through to interbank rates, deposit rates (the "deposit beta"), and lending rates. Pass-through is the empirical bridge between the policy rate and what borrowers and savers actually face. It varies across banks, loan types, and cycles.</w:t>
+        <w:t xml:space="preserve"> How much of a policy rate move passes through to interbank rates, deposit rates (the "deposit beta"), and lending rates. Pass-through is the empirical bridge between the policy rate and what borrowers and savers </w:t>
+      </w:r>
+      <w:proofErr w:type="gramStart"/>
+      <w:r>
+        <w:rPr>
+          <w:rFonts w:ascii="Aptos" w:eastAsia="Times New Roman" w:hAnsi="Aptos" w:cs="Times New Roman"/>
+          <w:kern w:val="0"/>
+          <w:sz w:val="22"/>
+          <w:szCs w:val="22"/>
+          <w:lang w:eastAsia="en-GB"/>
+          <w14:ligatures w14:val="none"/>
+        </w:rPr>
+        <w:t>actually face</w:t>
+      </w:r>
+      <w:proofErr w:type="gramEnd"/>
+      <w:r>
+        <w:rPr>
+          <w:rFonts w:ascii="Aptos" w:eastAsia="Times New Roman" w:hAnsi="Aptos" w:cs="Times New Roman"/>
+          <w:kern w:val="0"/>
+          <w:sz w:val="22"/>
+          <w:szCs w:val="22"/>
+          <w:lang w:eastAsia="en-GB"/>
+          <w14:ligatures w14:val="none"/>
+        </w:rPr>
+        <w:t>. It varies across banks, loan types, and cycles.</w:t>
       </w:r>
     </w:p>
     <w:p>
@@ -2103,7 +2954,7 @@
           <w:lang w:eastAsia="en-GB"/>
         </w:rPr>
         <w:pict w14:anchorId="7BA76B5D">
-          <v:rect id="_x0000_i1058" alt="" style="width:451.3pt;height:.05pt;mso-width-percent:0;mso-height-percent:0;mso-width-percent:0;mso-height-percent:0" o:hralign="center" o:hrstd="t" o:hr="t" fillcolor="#a0a0a0" stroked="f"/>
+          <v:rect id="_x0000_i1030" alt="" style="width:451.3pt;height:.05pt;mso-width-percent:0;mso-height-percent:0;mso-width-percent:0;mso-height-percent:0" o:hralign="center" o:hrstd="t" o:hr="t" fillcolor="#a0a0a0" stroked="f"/>
         </w:pict>
       </w:r>
     </w:p>
@@ -2228,7 +3079,31 @@
           <w:lang w:eastAsia="en-GB"/>
           <w14:ligatures w14:val="none"/>
         </w:rPr>
-        <w:t xml:space="preserve"> The 2-year, 5-year, 10-year rates are weighted averages of expected future policy rates plus term premia. Markets infer the future path from the current decision plus communication. So a 25bp move at the front end is partly a level move and partly a </w:t>
+        <w:t xml:space="preserve"> The 2-year, 5-year, 10-year rates are weighted averages of expected future policy rates plus term premia. Markets infer the future path from the current decision plus communication. </w:t>
+      </w:r>
+      <w:proofErr w:type="gramStart"/>
+      <w:r>
+        <w:rPr>
+          <w:rFonts w:ascii="Aptos" w:eastAsia="Times New Roman" w:hAnsi="Aptos" w:cs="Times New Roman"/>
+          <w:kern w:val="0"/>
+          <w:sz w:val="22"/>
+          <w:szCs w:val="22"/>
+          <w:lang w:eastAsia="en-GB"/>
+          <w14:ligatures w14:val="none"/>
+        </w:rPr>
+        <w:t>So</w:t>
+      </w:r>
+      <w:proofErr w:type="gramEnd"/>
+      <w:r>
+        <w:rPr>
+          <w:rFonts w:ascii="Aptos" w:eastAsia="Times New Roman" w:hAnsi="Aptos" w:cs="Times New Roman"/>
+          <w:kern w:val="0"/>
+          <w:sz w:val="22"/>
+          <w:szCs w:val="22"/>
+          <w:lang w:eastAsia="en-GB"/>
+          <w14:ligatures w14:val="none"/>
+        </w:rPr>
+        <w:t xml:space="preserve"> a 25bp move at the front end is partly a level move and partly a </w:t>
       </w:r>
       <w:r>
         <w:rPr>
@@ -2324,7 +3199,31 @@
           <w:lang w:eastAsia="en-GB"/>
           <w14:ligatures w14:val="none"/>
         </w:rPr>
-        <w:t xml:space="preserve"> Higher rates attract foreign capital seeking yield, strengthening the currency and easing inflation pressure independently of domestic demand. So in EM the policy rate is both a domestic-transmission tool and an FX tool, even when not framed as such.</w:t>
+        <w:t xml:space="preserve"> Higher rates attract foreign capital seeking yield, strengthening the currency and easing inflation pressure independently of domestic demand. </w:t>
+      </w:r>
+      <w:proofErr w:type="gramStart"/>
+      <w:r>
+        <w:rPr>
+          <w:rFonts w:ascii="Aptos" w:eastAsia="Times New Roman" w:hAnsi="Aptos" w:cs="Times New Roman"/>
+          <w:kern w:val="0"/>
+          <w:sz w:val="22"/>
+          <w:szCs w:val="22"/>
+          <w:lang w:eastAsia="en-GB"/>
+          <w14:ligatures w14:val="none"/>
+        </w:rPr>
+        <w:t>So</w:t>
+      </w:r>
+      <w:proofErr w:type="gramEnd"/>
+      <w:r>
+        <w:rPr>
+          <w:rFonts w:ascii="Aptos" w:eastAsia="Times New Roman" w:hAnsi="Aptos" w:cs="Times New Roman"/>
+          <w:kern w:val="0"/>
+          <w:sz w:val="22"/>
+          <w:szCs w:val="22"/>
+          <w:lang w:eastAsia="en-GB"/>
+          <w14:ligatures w14:val="none"/>
+        </w:rPr>
+        <w:t xml:space="preserve"> in EM the policy rate is both a domestic-transmission tool and an FX tool, even when not framed as such.</w:t>
       </w:r>
     </w:p>
     <w:p>
@@ -2349,7 +3248,7 @@
           <w:lang w:eastAsia="en-GB"/>
         </w:rPr>
         <w:pict w14:anchorId="28E8A4F6">
-          <v:rect id="_x0000_i1057" alt="" style="width:451.3pt;height:.05pt;mso-width-percent:0;mso-height-percent:0;mso-width-percent:0;mso-height-percent:0" o:hralign="center" o:hrstd="t" o:hr="t" fillcolor="#a0a0a0" stroked="f"/>
+          <v:rect id="_x0000_i1031" alt="" style="width:451.3pt;height:.05pt;mso-width-percent:0;mso-height-percent:0;mso-width-percent:0;mso-height-percent:0" o:hralign="center" o:hrstd="t" o:hr="t" fillcolor="#a0a0a0" stroked="f"/>
         </w:pict>
       </w:r>
     </w:p>
@@ -2437,26 +3336,11 @@
           <w:lang w:eastAsia="en-GB"/>
           <w14:ligatures w14:val="none"/>
         </w:rPr>
-        <w:t xml:space="preserve"> DM banks typically run tight corridors; EM banks often run wider. SARB's ±50bp corridor is generous; BCB sets SELIC as a weighted average of all daily repo operations rather than a single point target. Wider corridors weaken the pin-down of overnight rates to the target and complicate pass-through measurement.</w:t>
-      </w:r>
-    </w:p>
-    <w:p>
-      <w:pPr>
-        <w:spacing w:before="100" w:beforeAutospacing="1" w:after="100" w:afterAutospacing="1" w:line="240" w:lineRule="auto"/>
-        <w:rPr>
-          <w:rFonts w:ascii="Aptos" w:eastAsia="Times New Roman" w:hAnsi="Aptos" w:cs="Times New Roman"/>
-          <w:kern w:val="0"/>
-          <w:sz w:val="22"/>
-          <w:szCs w:val="22"/>
-          <w:lang w:eastAsia="en-GB"/>
-          <w14:ligatures w14:val="none"/>
-        </w:rPr>
-      </w:pPr>
-      <w:r>
-        <w:rPr>
-          <w:rFonts w:ascii="Aptos" w:eastAsia="Times New Roman" w:hAnsi="Aptos" w:cs="Times New Roman"/>
-          <w:i/>
-          <w:iCs/>
+        <w:t xml:space="preserve"> DM banks typically run tight corridors; EM banks often run wider. SARB's ±50bp corridor is generous; BCB sets SELIC as a weighted average of all daily repo operations </w:t>
+      </w:r>
+      <w:r>
+        <w:rPr>
+          <w:rFonts w:ascii="Aptos" w:eastAsia="Times New Roman" w:hAnsi="Aptos" w:cs="Times New Roman"/>
           <w:kern w:val="0"/>
           <w:sz w:val="22"/>
           <w:szCs w:val="22"/>
@@ -2464,6 +3348,32 @@
           <w14:ligatures w14:val="none"/>
         </w:rPr>
         <w:lastRenderedPageBreak/>
+        <w:t>rather than a single point target. Wider corridors weaken the pin-down of overnight rates to the target and complicate pass-through measurement.</w:t>
+      </w:r>
+    </w:p>
+    <w:p>
+      <w:pPr>
+        <w:spacing w:before="100" w:beforeAutospacing="1" w:after="100" w:afterAutospacing="1" w:line="240" w:lineRule="auto"/>
+        <w:rPr>
+          <w:rFonts w:ascii="Aptos" w:eastAsia="Times New Roman" w:hAnsi="Aptos" w:cs="Times New Roman"/>
+          <w:kern w:val="0"/>
+          <w:sz w:val="22"/>
+          <w:szCs w:val="22"/>
+          <w:lang w:eastAsia="en-GB"/>
+          <w14:ligatures w14:val="none"/>
+        </w:rPr>
+      </w:pPr>
+      <w:r>
+        <w:rPr>
+          <w:rFonts w:ascii="Aptos" w:eastAsia="Times New Roman" w:hAnsi="Aptos" w:cs="Times New Roman"/>
+          <w:i/>
+          <w:iCs/>
+          <w:kern w:val="0"/>
+          <w:sz w:val="22"/>
+          <w:szCs w:val="22"/>
+          <w:lang w:eastAsia="en-GB"/>
+          <w14:ligatures w14:val="none"/>
+        </w:rPr>
         <w:t>Pass-through asymmetry.</w:t>
       </w:r>
       <w:r>
@@ -2512,7 +3422,31 @@
           <w:lang w:eastAsia="en-GB"/>
           <w14:ligatures w14:val="none"/>
         </w:rPr>
-        <w:t xml:space="preserve"> For DM banks since 2008, the effective lower bound makes the policy rate a non-symmetric instrument — cuts are constrained, hikes are not. The policy rate loses primacy at the ELB and alternative instruments (balance sheet, forward guidance) take over. EM banks have generally not hit the ELB; their rate space has stayed conventionally usable.</w:t>
+        <w:t xml:space="preserve"> For DM banks since 2008, the effective lower bound makes the policy rate a non-symmetric instrument — cuts are constrained, hikes are not. The policy rate loses primacy at the </w:t>
+      </w:r>
+      <w:proofErr w:type="gramStart"/>
+      <w:r>
+        <w:rPr>
+          <w:rFonts w:ascii="Aptos" w:eastAsia="Times New Roman" w:hAnsi="Aptos" w:cs="Times New Roman"/>
+          <w:kern w:val="0"/>
+          <w:sz w:val="22"/>
+          <w:szCs w:val="22"/>
+          <w:lang w:eastAsia="en-GB"/>
+          <w14:ligatures w14:val="none"/>
+        </w:rPr>
+        <w:t>ELB</w:t>
+      </w:r>
+      <w:proofErr w:type="gramEnd"/>
+      <w:r>
+        <w:rPr>
+          <w:rFonts w:ascii="Aptos" w:eastAsia="Times New Roman" w:hAnsi="Aptos" w:cs="Times New Roman"/>
+          <w:kern w:val="0"/>
+          <w:sz w:val="22"/>
+          <w:szCs w:val="22"/>
+          <w:lang w:eastAsia="en-GB"/>
+          <w14:ligatures w14:val="none"/>
+        </w:rPr>
+        <w:t xml:space="preserve"> and alternative instruments (balance sheet, forward guidance) take over. EM banks have generally not hit the ELB; their rate space has stayed conventionally usable.</w:t>
       </w:r>
     </w:p>
     <w:p>
@@ -2537,7 +3471,7 @@
           <w:lang w:eastAsia="en-GB"/>
         </w:rPr>
         <w:pict w14:anchorId="4EE2F4FC">
-          <v:rect id="_x0000_i1056" alt="" style="width:451.3pt;height:.05pt;mso-width-percent:0;mso-height-percent:0;mso-width-percent:0;mso-height-percent:0" o:hralign="center" o:hrstd="t" o:hr="t" fillcolor="#a0a0a0" stroked="f"/>
+          <v:rect id="_x0000_i1032" alt="" style="width:451.3pt;height:.05pt;mso-width-percent:0;mso-height-percent:0;mso-width-percent:0;mso-height-percent:0" o:hralign="center" o:hrstd="t" o:hr="t" fillcolor="#a0a0a0" stroked="f"/>
         </w:pict>
       </w:r>
     </w:p>
@@ -2638,7 +3572,31 @@
           <w:lang w:eastAsia="en-GB"/>
           <w14:ligatures w14:val="none"/>
         </w:rPr>
-        <w:t xml:space="preserve"> The announced rate is the bank's decision; the effective rate is what actually trades in overnight markets. These can diverge meaningfully when the corridor is wide, when reserves are scarce, or when market stress drives rates to the floor or ceiling. €STR traded persistently below the announced ECB rate through 2015–2022; SOFR has occasionally spiked through the upper bound at quarter-ends.</w:t>
+        <w:t xml:space="preserve"> The announced rate is the bank's decision; the effective rate is what </w:t>
+      </w:r>
+      <w:proofErr w:type="gramStart"/>
+      <w:r>
+        <w:rPr>
+          <w:rFonts w:ascii="Aptos" w:eastAsia="Times New Roman" w:hAnsi="Aptos" w:cs="Times New Roman"/>
+          <w:kern w:val="0"/>
+          <w:sz w:val="22"/>
+          <w:szCs w:val="22"/>
+          <w:lang w:eastAsia="en-GB"/>
+          <w14:ligatures w14:val="none"/>
+        </w:rPr>
+        <w:t>actually trades</w:t>
+      </w:r>
+      <w:proofErr w:type="gramEnd"/>
+      <w:r>
+        <w:rPr>
+          <w:rFonts w:ascii="Aptos" w:eastAsia="Times New Roman" w:hAnsi="Aptos" w:cs="Times New Roman"/>
+          <w:kern w:val="0"/>
+          <w:sz w:val="22"/>
+          <w:szCs w:val="22"/>
+          <w:lang w:eastAsia="en-GB"/>
+          <w14:ligatures w14:val="none"/>
+        </w:rPr>
+        <w:t xml:space="preserve"> in overnight markets. These can diverge meaningfully when the corridor is wide, when reserves are scarce, or when market stress drives rates to the floor or ceiling. €STR traded persistently below the announced ECB rate through 2015–2022; SOFR has occasionally spiked through the upper bound at quarter-ends.</w:t>
       </w:r>
     </w:p>
     <w:p>
@@ -2675,7 +3633,31 @@
           <w:lang w:eastAsia="en-GB"/>
           <w14:ligatures w14:val="none"/>
         </w:rPr>
-        <w:t xml:space="preserve"> Deposit beta and loan beta require granular bank-level data. They are unstable across cycles — Drechsler, Savov &amp; Schnabl (2017) showed deposit beta varies systematically with bank market power, not just policy regime. Pre-2008 and post-2008 pass-through structures differ. Real-time identification is hard; ex-post estimation masks the dynamic adjustment.</w:t>
+        <w:t xml:space="preserve"> Deposit beta and loan beta require granular bank-level data. They are unstable across cycles — Drechsler, </w:t>
+      </w:r>
+      <w:proofErr w:type="spellStart"/>
+      <w:r>
+        <w:rPr>
+          <w:rFonts w:ascii="Aptos" w:eastAsia="Times New Roman" w:hAnsi="Aptos" w:cs="Times New Roman"/>
+          <w:kern w:val="0"/>
+          <w:sz w:val="22"/>
+          <w:szCs w:val="22"/>
+          <w:lang w:eastAsia="en-GB"/>
+          <w14:ligatures w14:val="none"/>
+        </w:rPr>
+        <w:t>Savov</w:t>
+      </w:r>
+      <w:proofErr w:type="spellEnd"/>
+      <w:r>
+        <w:rPr>
+          <w:rFonts w:ascii="Aptos" w:eastAsia="Times New Roman" w:hAnsi="Aptos" w:cs="Times New Roman"/>
+          <w:kern w:val="0"/>
+          <w:sz w:val="22"/>
+          <w:szCs w:val="22"/>
+          <w:lang w:eastAsia="en-GB"/>
+          <w14:ligatures w14:val="none"/>
+        </w:rPr>
+        <w:t xml:space="preserve"> &amp; Schnabl (2017) showed deposit beta varies systematically with bank market power, not just policy regime. Pre-2008 and post-2008 pass-through structures differ. Real-time identification is hard; ex-post estimation masks the dynamic adjustment.</w:t>
       </w:r>
     </w:p>
     <w:p>
@@ -2700,7 +3682,7 @@
           <w:lang w:eastAsia="en-GB"/>
         </w:rPr>
         <w:pict w14:anchorId="5ABBB83C">
-          <v:rect id="_x0000_i1055" alt="" style="width:451.3pt;height:.05pt;mso-width-percent:0;mso-height-percent:0;mso-width-percent:0;mso-height-percent:0" o:hralign="center" o:hrstd="t" o:hr="t" fillcolor="#a0a0a0" stroked="f"/>
+          <v:rect id="_x0000_i1033" alt="" style="width:451.3pt;height:.05pt;mso-width-percent:0;mso-height-percent:0;mso-width-percent:0;mso-height-percent:0" o:hralign="center" o:hrstd="t" o:hr="t" fillcolor="#a0a0a0" stroked="f"/>
         </w:pict>
       </w:r>
     </w:p>
@@ -2825,32 +3807,105 @@
           <w:lang w:eastAsia="en-GB"/>
           <w14:ligatures w14:val="none"/>
         </w:rPr>
-        <w:t xml:space="preserve"> The Taylor residual ε_t = i_t − i*_t. The bank choosing not to follow its own rule. Already developed in detail.</w:t>
-      </w:r>
-    </w:p>
-    <w:p>
-      <w:pPr>
-        <w:spacing w:before="100" w:beforeAutospacing="1" w:after="100" w:afterAutospacing="1" w:line="240" w:lineRule="auto"/>
-        <w:rPr>
-          <w:rFonts w:ascii="Aptos" w:eastAsia="Times New Roman" w:hAnsi="Aptos" w:cs="Times New Roman"/>
-          <w:kern w:val="0"/>
-          <w:sz w:val="22"/>
-          <w:szCs w:val="22"/>
-          <w:lang w:eastAsia="en-GB"/>
-          <w14:ligatures w14:val="none"/>
-        </w:rPr>
-      </w:pPr>
-      <w:r>
-        <w:rPr>
-          <w:rFonts w:ascii="Aptos" w:eastAsia="Times New Roman" w:hAnsi="Aptos" w:cs="Times New Roman"/>
-          <w:i/>
-          <w:iCs/>
-          <w:kern w:val="0"/>
-          <w:sz w:val="22"/>
-          <w:szCs w:val="22"/>
-          <w:lang w:eastAsia="en-GB"/>
-          <w14:ligatures w14:val="none"/>
-        </w:rPr>
+        <w:t xml:space="preserve"> The Taylor residual </w:t>
+      </w:r>
+      <w:proofErr w:type="spellStart"/>
+      <w:r>
+        <w:rPr>
+          <w:rFonts w:ascii="Aptos" w:eastAsia="Times New Roman" w:hAnsi="Aptos" w:cs="Times New Roman"/>
+          <w:kern w:val="0"/>
+          <w:sz w:val="22"/>
+          <w:szCs w:val="22"/>
+          <w:lang w:eastAsia="en-GB"/>
+          <w14:ligatures w14:val="none"/>
+        </w:rPr>
+        <w:t>ε_t</w:t>
+      </w:r>
+      <w:proofErr w:type="spellEnd"/>
+      <w:r>
+        <w:rPr>
+          <w:rFonts w:ascii="Aptos" w:eastAsia="Times New Roman" w:hAnsi="Aptos" w:cs="Times New Roman"/>
+          <w:kern w:val="0"/>
+          <w:sz w:val="22"/>
+          <w:szCs w:val="22"/>
+          <w:lang w:eastAsia="en-GB"/>
+          <w14:ligatures w14:val="none"/>
+        </w:rPr>
+        <w:t xml:space="preserve"> = </w:t>
+      </w:r>
+      <w:proofErr w:type="spellStart"/>
+      <w:r>
+        <w:rPr>
+          <w:rFonts w:ascii="Aptos" w:eastAsia="Times New Roman" w:hAnsi="Aptos" w:cs="Times New Roman"/>
+          <w:kern w:val="0"/>
+          <w:sz w:val="22"/>
+          <w:szCs w:val="22"/>
+          <w:lang w:eastAsia="en-GB"/>
+          <w14:ligatures w14:val="none"/>
+        </w:rPr>
+        <w:t>i_t</w:t>
+      </w:r>
+      <w:proofErr w:type="spellEnd"/>
+      <w:r>
+        <w:rPr>
+          <w:rFonts w:ascii="Aptos" w:eastAsia="Times New Roman" w:hAnsi="Aptos" w:cs="Times New Roman"/>
+          <w:kern w:val="0"/>
+          <w:sz w:val="22"/>
+          <w:szCs w:val="22"/>
+          <w:lang w:eastAsia="en-GB"/>
+          <w14:ligatures w14:val="none"/>
+        </w:rPr>
+        <w:t xml:space="preserve"> − </w:t>
+      </w:r>
+      <w:proofErr w:type="spellStart"/>
+      <w:r>
+        <w:rPr>
+          <w:rFonts w:ascii="Aptos" w:eastAsia="Times New Roman" w:hAnsi="Aptos" w:cs="Times New Roman"/>
+          <w:kern w:val="0"/>
+          <w:sz w:val="22"/>
+          <w:szCs w:val="22"/>
+          <w:lang w:eastAsia="en-GB"/>
+          <w14:ligatures w14:val="none"/>
+        </w:rPr>
+        <w:t>i</w:t>
+      </w:r>
+      <w:proofErr w:type="spellEnd"/>
+      <w:r>
+        <w:rPr>
+          <w:rFonts w:ascii="Aptos" w:eastAsia="Times New Roman" w:hAnsi="Aptos" w:cs="Times New Roman"/>
+          <w:kern w:val="0"/>
+          <w:sz w:val="22"/>
+          <w:szCs w:val="22"/>
+          <w:lang w:eastAsia="en-GB"/>
+          <w14:ligatures w14:val="none"/>
+        </w:rPr>
+        <w:t>*_t. The bank choosing not to follow its own rule. Already developed in detail.</w:t>
+      </w:r>
+    </w:p>
+    <w:p>
+      <w:pPr>
+        <w:spacing w:before="100" w:beforeAutospacing="1" w:after="100" w:afterAutospacing="1" w:line="240" w:lineRule="auto"/>
+        <w:rPr>
+          <w:rFonts w:ascii="Aptos" w:eastAsia="Times New Roman" w:hAnsi="Aptos" w:cs="Times New Roman"/>
+          <w:kern w:val="0"/>
+          <w:sz w:val="22"/>
+          <w:szCs w:val="22"/>
+          <w:lang w:eastAsia="en-GB"/>
+          <w14:ligatures w14:val="none"/>
+        </w:rPr>
+      </w:pPr>
+      <w:r>
+        <w:rPr>
+          <w:rFonts w:ascii="Aptos" w:eastAsia="Times New Roman" w:hAnsi="Aptos" w:cs="Times New Roman"/>
+          <w:i/>
+          <w:iCs/>
+          <w:kern w:val="0"/>
+          <w:sz w:val="22"/>
+          <w:szCs w:val="22"/>
+          <w:lang w:eastAsia="en-GB"/>
+          <w14:ligatures w14:val="none"/>
+        </w:rPr>
+        <w:lastRenderedPageBreak/>
         <w:t>Vertical downward, L3a → L4a.</w:t>
       </w:r>
       <w:r>
@@ -2888,7 +3943,6 @@
           <w:lang w:eastAsia="en-GB"/>
           <w14:ligatures w14:val="none"/>
         </w:rPr>
-        <w:lastRenderedPageBreak/>
         <w:t>Vertical downward, L3a → L5a.</w:t>
       </w:r>
       <w:r>
@@ -3060,7 +4114,7 @@
           <w:lang w:eastAsia="en-GB"/>
         </w:rPr>
         <w:pict w14:anchorId="7576A362">
-          <v:rect id="_x0000_i1054" alt="" style="width:451.3pt;height:.05pt;mso-width-percent:0;mso-height-percent:0;mso-width-percent:0;mso-height-percent:0" o:hralign="center" o:hrstd="t" o:hr="t" fillcolor="#a0a0a0" stroked="f"/>
+          <v:rect id="_x0000_i1034" alt="" style="width:451.3pt;height:.05pt;mso-width-percent:0;mso-height-percent:0;mso-width-percent:0;mso-height-percent:0" o:hralign="center" o:hrstd="t" o:hr="t" fillcolor="#a0a0a0" stroked="f"/>
         </w:pict>
       </w:r>
     </w:p>
@@ -3198,18 +4252,70 @@
           <w:lang w:eastAsia="en-GB"/>
           <w14:ligatures w14:val="none"/>
         </w:rPr>
-        <w:t>Preferred habitat (Modigliani-Sutch; Vayanos-Vila).</w:t>
-      </w:r>
-      <w:r>
-        <w:rPr>
-          <w:rFonts w:ascii="Aptos" w:eastAsia="Times New Roman" w:hAnsi="Aptos" w:cs="Times New Roman"/>
-          <w:kern w:val="0"/>
-          <w:sz w:val="22"/>
-          <w:szCs w:val="22"/>
-          <w:lang w:eastAsia="en-GB"/>
-          <w14:ligatures w14:val="none"/>
-        </w:rPr>
-        <w:t xml:space="preserve"> Different investors have preferred maturities — insurers want long, banks want short. Markets are partially segmented. The supply of bonds at each maturity matters because investors do not freely substitute across maturities. So when the bank absorbs duration from the market, it lowers term premia specifically at the targeted maturities. This is what makes a maturity-extension programme distinct from a same-size programme at the front end.</w:t>
+        <w:t xml:space="preserve">Preferred habitat (Modigliani-Sutch; </w:t>
+      </w:r>
+      <w:proofErr w:type="spellStart"/>
+      <w:r>
+        <w:rPr>
+          <w:rFonts w:ascii="Aptos" w:eastAsia="Times New Roman" w:hAnsi="Aptos" w:cs="Times New Roman"/>
+          <w:i/>
+          <w:iCs/>
+          <w:kern w:val="0"/>
+          <w:sz w:val="22"/>
+          <w:szCs w:val="22"/>
+          <w:lang w:eastAsia="en-GB"/>
+          <w14:ligatures w14:val="none"/>
+        </w:rPr>
+        <w:t>Vayanos</w:t>
+      </w:r>
+      <w:proofErr w:type="spellEnd"/>
+      <w:r>
+        <w:rPr>
+          <w:rFonts w:ascii="Aptos" w:eastAsia="Times New Roman" w:hAnsi="Aptos" w:cs="Times New Roman"/>
+          <w:i/>
+          <w:iCs/>
+          <w:kern w:val="0"/>
+          <w:sz w:val="22"/>
+          <w:szCs w:val="22"/>
+          <w:lang w:eastAsia="en-GB"/>
+          <w14:ligatures w14:val="none"/>
+        </w:rPr>
+        <w:t>-Vila).</w:t>
+      </w:r>
+      <w:r>
+        <w:rPr>
+          <w:rFonts w:ascii="Aptos" w:eastAsia="Times New Roman" w:hAnsi="Aptos" w:cs="Times New Roman"/>
+          <w:kern w:val="0"/>
+          <w:sz w:val="22"/>
+          <w:szCs w:val="22"/>
+          <w:lang w:eastAsia="en-GB"/>
+          <w14:ligatures w14:val="none"/>
+        </w:rPr>
+        <w:t xml:space="preserve"> Different investors have preferred maturities — insurers want long, banks want short. Markets are partially segmented. The supply of bonds at each maturity matters because investors do not freely substitute across maturities. </w:t>
+      </w:r>
+      <w:proofErr w:type="gramStart"/>
+      <w:r>
+        <w:rPr>
+          <w:rFonts w:ascii="Aptos" w:eastAsia="Times New Roman" w:hAnsi="Aptos" w:cs="Times New Roman"/>
+          <w:kern w:val="0"/>
+          <w:sz w:val="22"/>
+          <w:szCs w:val="22"/>
+          <w:lang w:eastAsia="en-GB"/>
+          <w14:ligatures w14:val="none"/>
+        </w:rPr>
+        <w:t>So</w:t>
+      </w:r>
+      <w:proofErr w:type="gramEnd"/>
+      <w:r>
+        <w:rPr>
+          <w:rFonts w:ascii="Aptos" w:eastAsia="Times New Roman" w:hAnsi="Aptos" w:cs="Times New Roman"/>
+          <w:kern w:val="0"/>
+          <w:sz w:val="22"/>
+          <w:szCs w:val="22"/>
+          <w:lang w:eastAsia="en-GB"/>
+          <w14:ligatures w14:val="none"/>
+        </w:rPr>
+        <w:t xml:space="preserve"> when the bank absorbs duration from the market, it lowers term premia specifically at the targeted maturities. This is what makes a maturity-extension programme distinct from a same-size programme at the front end.</w:t>
       </w:r>
     </w:p>
     <w:p>
@@ -3283,7 +4389,19 @@
           <w:lang w:eastAsia="en-GB"/>
           <w14:ligatures w14:val="none"/>
         </w:rPr>
-        <w:t xml:space="preserve"> When the policy rate hits zero, the bank cannot cut further. The balance sheet provides an alternative instrument — quantity-based easing when price-based easing is exhausted. This is the Tinbergen logic: when one instrument is constrained, deploy another. The BoJ first ran QE 2001-2006; post-2008 it became standard across DM banks.</w:t>
+        <w:t xml:space="preserve"> When the policy rate hits zero, the bank cannot cut further. The balance sheet provides an alternative instrument — quantity-based easing when price-based easing is </w:t>
+      </w:r>
+      <w:r>
+        <w:rPr>
+          <w:rFonts w:ascii="Aptos" w:eastAsia="Times New Roman" w:hAnsi="Aptos" w:cs="Times New Roman"/>
+          <w:kern w:val="0"/>
+          <w:sz w:val="22"/>
+          <w:szCs w:val="22"/>
+          <w:lang w:eastAsia="en-GB"/>
+          <w14:ligatures w14:val="none"/>
+        </w:rPr>
+        <w:lastRenderedPageBreak/>
+        <w:t>exhausted. This is the Tinbergen logic: when one instrument is constrained, deploy another. The BoJ first ran QE 2001-2006; post-2008 it became standard across DM banks.</w:t>
       </w:r>
     </w:p>
     <w:p>
@@ -3308,7 +4426,7 @@
           <w:lang w:eastAsia="en-GB"/>
         </w:rPr>
         <w:pict w14:anchorId="7BB30389">
-          <v:rect id="_x0000_i1053" alt="" style="width:451.3pt;height:.05pt;mso-width-percent:0;mso-height-percent:0;mso-width-percent:0;mso-height-percent:0" o:hralign="center" o:hrstd="t" o:hr="t" fillcolor="#a0a0a0" stroked="f"/>
+          <v:rect id="_x0000_i1035" alt="" style="width:451.3pt;height:.05pt;mso-width-percent:0;mso-height-percent:0;mso-width-percent:0;mso-height-percent:0" o:hralign="center" o:hrstd="t" o:hr="t" fillcolor="#a0a0a0" stroked="f"/>
         </w:pict>
       </w:r>
     </w:p>
@@ -3335,7 +4453,6 @@
           <w:lang w:eastAsia="en-GB"/>
           <w14:ligatures w14:val="none"/>
         </w:rPr>
-        <w:lastRenderedPageBreak/>
         <w:t>Sub-node: Canonical specifications and parameters</w:t>
       </w:r>
     </w:p>
@@ -3646,7 +4763,31 @@
           <w:lang w:eastAsia="en-GB"/>
           <w14:ligatures w14:val="none"/>
         </w:rPr>
-        <w:t xml:space="preserve"> — outright sales, more aggressive and rare in practice (the Fed has never done it). Pace matters: fast QT can produce market dysfunction; slow QT is orderly normalisation.</w:t>
+        <w:t xml:space="preserve"> — outright sales, </w:t>
+      </w:r>
+      <w:proofErr w:type="gramStart"/>
+      <w:r>
+        <w:rPr>
+          <w:rFonts w:ascii="Aptos" w:eastAsia="Times New Roman" w:hAnsi="Aptos" w:cs="Times New Roman"/>
+          <w:kern w:val="0"/>
+          <w:sz w:val="22"/>
+          <w:szCs w:val="22"/>
+          <w:lang w:eastAsia="en-GB"/>
+          <w14:ligatures w14:val="none"/>
+        </w:rPr>
+        <w:t>more aggressive and rare</w:t>
+      </w:r>
+      <w:proofErr w:type="gramEnd"/>
+      <w:r>
+        <w:rPr>
+          <w:rFonts w:ascii="Aptos" w:eastAsia="Times New Roman" w:hAnsi="Aptos" w:cs="Times New Roman"/>
+          <w:kern w:val="0"/>
+          <w:sz w:val="22"/>
+          <w:szCs w:val="22"/>
+          <w:lang w:eastAsia="en-GB"/>
+          <w14:ligatures w14:val="none"/>
+        </w:rPr>
+        <w:t xml:space="preserve"> in practice (the Fed has never done it). Pace matters: fast QT can produce market dysfunction; slow QT is orderly normalisation.</w:t>
       </w:r>
     </w:p>
     <w:p>
@@ -3828,7 +4969,7 @@
           <w:lang w:eastAsia="en-GB"/>
         </w:rPr>
         <w:pict w14:anchorId="6D7AA2E8">
-          <v:rect id="_x0000_i1052" alt="" style="width:451.3pt;height:.05pt;mso-width-percent:0;mso-height-percent:0;mso-width-percent:0;mso-height-percent:0" o:hralign="center" o:hrstd="t" o:hr="t" fillcolor="#a0a0a0" stroked="f"/>
+          <v:rect id="_x0000_i1036" alt="" style="width:451.3pt;height:.05pt;mso-width-percent:0;mso-height-percent:0;mso-width-percent:0;mso-height-percent:0" o:hralign="center" o:hrstd="t" o:hr="t" fillcolor="#a0a0a0" stroked="f"/>
         </w:pict>
       </w:r>
     </w:p>
@@ -3975,6 +5116,7 @@
           <w:lang w:eastAsia="en-GB"/>
           <w14:ligatures w14:val="none"/>
         </w:rPr>
+        <w:lastRenderedPageBreak/>
         <w:t>Term premium moves flow through to every asset class with long-duration cash flows: government bonds directly; mortgage rates (long Treasuries + MBS spread); corporate bonds (long Treasuries + credit spread); equity valuations (long real rates discounting distant cash flows); FX (relative term premia driving long-term currency views).</w:t>
       </w:r>
     </w:p>
@@ -3999,7 +5141,6 @@
           <w:lang w:eastAsia="en-GB"/>
           <w14:ligatures w14:val="none"/>
         </w:rPr>
-        <w:lastRenderedPageBreak/>
         <w:t>For long-duration assets specifically — growth equities, infrastructure, real estate — the term premium channel dominates the rate channel because cash flows sit far in the future. This is why post-2008 QE supported asset price inflation in long-duration sectors disproportionately.</w:t>
       </w:r>
     </w:p>
@@ -4048,7 +5189,31 @@
           <w:lang w:eastAsia="en-GB"/>
           <w14:ligatures w14:val="none"/>
         </w:rPr>
-        <w:t>A specific consequence worth flagging: balance sheet expansion compresses risk premia alongside term premia. This is the financial-stability tension that became visible post-2008 — the value of safe assets falls relative to risk assets, which can build leverage. Macroprudential policy is partly a response to this side-effect.</w:t>
+        <w:t xml:space="preserve">A specific consequence worth </w:t>
+      </w:r>
+      <w:proofErr w:type="gramStart"/>
+      <w:r>
+        <w:rPr>
+          <w:rFonts w:ascii="Aptos" w:eastAsia="Times New Roman" w:hAnsi="Aptos" w:cs="Times New Roman"/>
+          <w:kern w:val="0"/>
+          <w:sz w:val="22"/>
+          <w:szCs w:val="22"/>
+          <w:lang w:eastAsia="en-GB"/>
+          <w14:ligatures w14:val="none"/>
+        </w:rPr>
+        <w:t>flagging:</w:t>
+      </w:r>
+      <w:proofErr w:type="gramEnd"/>
+      <w:r>
+        <w:rPr>
+          <w:rFonts w:ascii="Aptos" w:eastAsia="Times New Roman" w:hAnsi="Aptos" w:cs="Times New Roman"/>
+          <w:kern w:val="0"/>
+          <w:sz w:val="22"/>
+          <w:szCs w:val="22"/>
+          <w:lang w:eastAsia="en-GB"/>
+          <w14:ligatures w14:val="none"/>
+        </w:rPr>
+        <w:t xml:space="preserve"> balance sheet expansion compresses risk premia alongside term premia. This is the financial-stability tension that became visible post-2008 — the value of safe assets falls relative to risk assets, which can build leverage. Macroprudential policy is partly a response to this side-effect.</w:t>
       </w:r>
     </w:p>
     <w:p>
@@ -4073,7 +5238,7 @@
           <w:lang w:eastAsia="en-GB"/>
         </w:rPr>
         <w:pict w14:anchorId="64A060E1">
-          <v:rect id="_x0000_i1051" alt="" style="width:451.3pt;height:.05pt;mso-width-percent:0;mso-height-percent:0;mso-width-percent:0;mso-height-percent:0" o:hralign="center" o:hrstd="t" o:hr="t" fillcolor="#a0a0a0" stroked="f"/>
+          <v:rect id="_x0000_i1037" alt="" style="width:451.3pt;height:.05pt;mso-width-percent:0;mso-height-percent:0;mso-width-percent:0;mso-height-percent:0" o:hralign="center" o:hrstd="t" o:hr="t" fillcolor="#a0a0a0" stroked="f"/>
         </w:pict>
       </w:r>
     </w:p>
@@ -4368,6 +5533,7 @@
           <w:lang w:eastAsia="en-GB"/>
           <w14:ligatures w14:val="none"/>
         </w:rPr>
+        <w:lastRenderedPageBreak/>
         <w:t>For the DM panel: balance sheet is co-equal with rate in the post-2008 regime. The Fed, ECB, BoE, BoJ have all run large QE; QT followed for most. The BoJ ran explicit YCC 2016-2024.</w:t>
       </w:r>
     </w:p>
@@ -4393,7 +5559,7 @@
           <w:lang w:eastAsia="en-GB"/>
         </w:rPr>
         <w:pict w14:anchorId="002FAE15">
-          <v:rect id="_x0000_i1050" alt="" style="width:451.3pt;height:.05pt;mso-width-percent:0;mso-height-percent:0;mso-width-percent:0;mso-height-percent:0" o:hralign="center" o:hrstd="t" o:hr="t" fillcolor="#a0a0a0" stroked="f"/>
+          <v:rect id="_x0000_i1038" alt="" style="width:451.3pt;height:.05pt;mso-width-percent:0;mso-height-percent:0;mso-width-percent:0;mso-height-percent:0" o:hralign="center" o:hrstd="t" o:hr="t" fillcolor="#a0a0a0" stroked="f"/>
         </w:pict>
       </w:r>
     </w:p>
@@ -4446,7 +5612,6 @@
           <w:lang w:eastAsia="en-GB"/>
           <w14:ligatures w14:val="none"/>
         </w:rPr>
-        <w:lastRenderedPageBreak/>
         <w:t>What is "the" balance sheet stance?</w:t>
       </w:r>
       <w:r>
@@ -4532,7 +5697,55 @@
           <w:lang w:eastAsia="en-GB"/>
           <w14:ligatures w14:val="none"/>
         </w:rPr>
-        <w:t xml:space="preserve"> To compare balance sheet stance to a rate-equivalent at the ELB, shadow rate models (Wu-Xia, Krippner) extrapolate a hypothetical negative rate consistent with observed yield curves. The shadow rate is sensitive to model specification — Wu-Xia and Krippner can differ by 100-200bp at the same date.</w:t>
+        <w:t xml:space="preserve"> To compare balance sheet stance to a rate-equivalent at the ELB, shadow rate models (</w:t>
+      </w:r>
+      <w:proofErr w:type="gramStart"/>
+      <w:r>
+        <w:rPr>
+          <w:rFonts w:ascii="Aptos" w:eastAsia="Times New Roman" w:hAnsi="Aptos" w:cs="Times New Roman"/>
+          <w:kern w:val="0"/>
+          <w:sz w:val="22"/>
+          <w:szCs w:val="22"/>
+          <w:lang w:eastAsia="en-GB"/>
+          <w14:ligatures w14:val="none"/>
+        </w:rPr>
+        <w:t>Wu-Xia</w:t>
+      </w:r>
+      <w:proofErr w:type="gramEnd"/>
+      <w:r>
+        <w:rPr>
+          <w:rFonts w:ascii="Aptos" w:eastAsia="Times New Roman" w:hAnsi="Aptos" w:cs="Times New Roman"/>
+          <w:kern w:val="0"/>
+          <w:sz w:val="22"/>
+          <w:szCs w:val="22"/>
+          <w:lang w:eastAsia="en-GB"/>
+          <w14:ligatures w14:val="none"/>
+        </w:rPr>
+        <w:t xml:space="preserve">, Krippner) extrapolate a hypothetical negative rate consistent with observed yield curves. The shadow rate is sensitive to model specification — </w:t>
+      </w:r>
+      <w:proofErr w:type="gramStart"/>
+      <w:r>
+        <w:rPr>
+          <w:rFonts w:ascii="Aptos" w:eastAsia="Times New Roman" w:hAnsi="Aptos" w:cs="Times New Roman"/>
+          <w:kern w:val="0"/>
+          <w:sz w:val="22"/>
+          <w:szCs w:val="22"/>
+          <w:lang w:eastAsia="en-GB"/>
+          <w14:ligatures w14:val="none"/>
+        </w:rPr>
+        <w:t>Wu-Xia</w:t>
+      </w:r>
+      <w:proofErr w:type="gramEnd"/>
+      <w:r>
+        <w:rPr>
+          <w:rFonts w:ascii="Aptos" w:eastAsia="Times New Roman" w:hAnsi="Aptos" w:cs="Times New Roman"/>
+          <w:kern w:val="0"/>
+          <w:sz w:val="22"/>
+          <w:szCs w:val="22"/>
+          <w:lang w:eastAsia="en-GB"/>
+          <w14:ligatures w14:val="none"/>
+        </w:rPr>
+        <w:t xml:space="preserve"> and Krippner can differ by 100-200bp at the same date.</w:t>
       </w:r>
     </w:p>
     <w:p>
@@ -4631,7 +5844,7 @@
           <w:lang w:eastAsia="en-GB"/>
         </w:rPr>
         <w:pict w14:anchorId="5158BE73">
-          <v:rect id="_x0000_i1049" alt="" style="width:451.3pt;height:.05pt;mso-width-percent:0;mso-height-percent:0;mso-width-percent:0;mso-height-percent:0" o:hralign="center" o:hrstd="t" o:hr="t" fillcolor="#a0a0a0" stroked="f"/>
+          <v:rect id="_x0000_i1039" alt="" style="width:451.3pt;height:.05pt;mso-width-percent:0;mso-height-percent:0;mso-width-percent:0;mso-height-percent:0" o:hralign="center" o:hrstd="t" o:hr="t" fillcolor="#a0a0a0" stroked="f"/>
         </w:pict>
       </w:r>
     </w:p>
@@ -4946,6 +6159,7 @@
           <w:lang w:eastAsia="en-GB"/>
           <w14:ligatures w14:val="none"/>
         </w:rPr>
+        <w:lastRenderedPageBreak/>
         <w:t>Vertical upward, L1 → L3b.</w:t>
       </w:r>
       <w:r>
@@ -4994,19 +6208,7 @@
           <w:lang w:eastAsia="en-GB"/>
           <w14:ligatures w14:val="none"/>
         </w:rPr>
-        <w:t xml:space="preserve"> The balance sheet should compress (in QE) or lift (in QT) term premium. Dissonance fires when operations do not produce the expected term-premium </w:t>
-      </w:r>
-      <w:r>
-        <w:rPr>
-          <w:rFonts w:ascii="Aptos" w:eastAsia="Times New Roman" w:hAnsi="Aptos" w:cs="Times New Roman"/>
-          <w:kern w:val="0"/>
-          <w:sz w:val="22"/>
-          <w:szCs w:val="22"/>
-          <w:lang w:eastAsia="en-GB"/>
-          <w14:ligatures w14:val="none"/>
-        </w:rPr>
-        <w:lastRenderedPageBreak/>
-        <w:t>response. The 2022-2023 QT did not lift term premium as much as models predicted — possibly because abundant private demand absorbed the supply.</w:t>
+        <w:t xml:space="preserve"> The balance sheet should compress (in QE) or lift (in QT) term premium. Dissonance fires when operations do not produce the expected term-premium response. The 2022-2023 QT did not lift term premium as much as models predicted — possibly because abundant private demand absorbed the supply.</w:t>
       </w:r>
     </w:p>
     <w:p>
@@ -5154,7 +6356,31 @@
           <w:lang w:eastAsia="en-GB"/>
           <w14:ligatures w14:val="none"/>
         </w:rPr>
-        <w:t xml:space="preserve"> Forward guidance is communication by the central bank about the future path of policy. It is the practice of using words to move markets when actions alone are insufficient or constrained. Pre-2008 it was largely implicit (the cryptic Greenspan era). Post-2008 it became explicit and was elevated to a third major instrument — the policy rate moves the front of the curve, the balance sheet moves the back, and forward guidance moves the belly. It comes in several forms: open-ended qualitative ("extended period"); calendar-based ("through at least 2024"); state-contingent threshold-based ("until unemployment falls below 6.5%"); state-contingent outcome-based ("until inflation reaches 2% on a sustained basis"); and quantitative path projections (the Fed dot plot, BoE fan charts, Riksbank repo path).</w:t>
+        <w:t xml:space="preserve"> Forward guidance is communication by the central bank about the future path of policy. It is the practice of using words to move markets when actions alone are insufficient or constrained. Pre-2008 it was largely implicit (the cryptic Greenspan era). Post-2008 it became explicit and was elevated to a third major instrument — the policy rate moves the front of the curve, the balance sheet moves the back, and forward guidance moves the belly. It comes in several forms: open-ended qualitative ("extended period"); calendar-based ("through at least 2024"); state-contingent threshold-based ("until unemployment falls below 6.5%"); state-contingent outcome-based ("until inflation reaches 2% on a sustained basis"); and quantitative path projections (the Fed dot plot, BoE fan charts, </w:t>
+      </w:r>
+      <w:proofErr w:type="spellStart"/>
+      <w:r>
+        <w:rPr>
+          <w:rFonts w:ascii="Aptos" w:eastAsia="Times New Roman" w:hAnsi="Aptos" w:cs="Times New Roman"/>
+          <w:kern w:val="0"/>
+          <w:sz w:val="22"/>
+          <w:szCs w:val="22"/>
+          <w:lang w:eastAsia="en-GB"/>
+          <w14:ligatures w14:val="none"/>
+        </w:rPr>
+        <w:t>Riksbank</w:t>
+      </w:r>
+      <w:proofErr w:type="spellEnd"/>
+      <w:r>
+        <w:rPr>
+          <w:rFonts w:ascii="Aptos" w:eastAsia="Times New Roman" w:hAnsi="Aptos" w:cs="Times New Roman"/>
+          <w:kern w:val="0"/>
+          <w:sz w:val="22"/>
+          <w:szCs w:val="22"/>
+          <w:lang w:eastAsia="en-GB"/>
+          <w14:ligatures w14:val="none"/>
+        </w:rPr>
+        <w:t xml:space="preserve"> repo path).</w:t>
       </w:r>
     </w:p>
     <w:p>
@@ -5179,7 +6405,7 @@
           <w:lang w:eastAsia="en-GB"/>
         </w:rPr>
         <w:pict w14:anchorId="2B287B4C">
-          <v:rect id="_x0000_i1048" alt="" style="width:451.3pt;height:.05pt;mso-width-percent:0;mso-height-percent:0;mso-width-percent:0;mso-height-percent:0" o:hralign="center" o:hrstd="t" o:hr="t" fillcolor="#a0a0a0" stroked="f"/>
+          <v:rect id="_x0000_i1040" alt="" style="width:451.3pt;height:.05pt;mso-width-percent:0;mso-height-percent:0;mso-width-percent:0;mso-height-percent:0" o:hralign="center" o:hrstd="t" o:hr="t" fillcolor="#a0a0a0" stroked="f"/>
         </w:pict>
       </w:r>
     </w:p>
@@ -5254,7 +6480,31 @@
           <w:lang w:eastAsia="en-GB"/>
           <w14:ligatures w14:val="none"/>
         </w:rPr>
-        <w:t xml:space="preserve"> of real short rates, not the rate today. So the bank's ability to shape expectations of future policy is structurally equivalent to setting policy itself. Guidance is not a substitute for action — it is action through a different channel.</w:t>
+        <w:t xml:space="preserve"> of real short rates, not the rate today. </w:t>
+      </w:r>
+      <w:proofErr w:type="gramStart"/>
+      <w:r>
+        <w:rPr>
+          <w:rFonts w:ascii="Aptos" w:eastAsia="Times New Roman" w:hAnsi="Aptos" w:cs="Times New Roman"/>
+          <w:kern w:val="0"/>
+          <w:sz w:val="22"/>
+          <w:szCs w:val="22"/>
+          <w:lang w:eastAsia="en-GB"/>
+          <w14:ligatures w14:val="none"/>
+        </w:rPr>
+        <w:t>So</w:t>
+      </w:r>
+      <w:proofErr w:type="gramEnd"/>
+      <w:r>
+        <w:rPr>
+          <w:rFonts w:ascii="Aptos" w:eastAsia="Times New Roman" w:hAnsi="Aptos" w:cs="Times New Roman"/>
+          <w:kern w:val="0"/>
+          <w:sz w:val="22"/>
+          <w:szCs w:val="22"/>
+          <w:lang w:eastAsia="en-GB"/>
+          <w14:ligatures w14:val="none"/>
+        </w:rPr>
+        <w:t xml:space="preserve"> the bank's ability to shape expectations of future policy is structurally equivalent to setting policy itself. Guidance is not a substitute for action — it is action through a different channel.</w:t>
       </w:r>
     </w:p>
     <w:p>
@@ -5397,33 +6647,57 @@
           <w:lang w:eastAsia="en-GB"/>
           <w14:ligatures w14:val="none"/>
         </w:rPr>
-        <w:t>The two transmit through different channels. Delphic operates through the information effect — markets learn what the bank knows about the economy. Odyssean operates through the commitment effect — markets learn what the bank will do regardless of incoming data. Odyssean guidance is more powerful when believed, but only works if the bank's credibility supports the commitment.</w:t>
-      </w:r>
-    </w:p>
-    <w:p>
-      <w:pPr>
-        <w:spacing w:before="100" w:beforeAutospacing="1" w:after="100" w:afterAutospacing="1" w:line="240" w:lineRule="auto"/>
-        <w:rPr>
-          <w:rFonts w:ascii="Aptos" w:eastAsia="Times New Roman" w:hAnsi="Aptos" w:cs="Times New Roman"/>
-          <w:kern w:val="0"/>
-          <w:sz w:val="22"/>
-          <w:szCs w:val="22"/>
-          <w:lang w:eastAsia="en-GB"/>
-          <w14:ligatures w14:val="none"/>
-        </w:rPr>
-      </w:pPr>
-      <w:r>
-        <w:rPr>
-          <w:rFonts w:ascii="Aptos" w:eastAsia="Times New Roman" w:hAnsi="Aptos" w:cs="Times New Roman"/>
-          <w:i/>
-          <w:iCs/>
-          <w:kern w:val="0"/>
-          <w:sz w:val="22"/>
-          <w:szCs w:val="22"/>
-          <w:lang w:eastAsia="en-GB"/>
-          <w14:ligatures w14:val="none"/>
-        </w:rPr>
         <w:lastRenderedPageBreak/>
+        <w:t xml:space="preserve">The two transmit through different channels. Delphic operates through the information effect — markets learn what the bank knows about the economy. Odyssean operates through the commitment effect — markets learn what the bank will do regardless of incoming data. Odyssean guidance is more powerful when </w:t>
+      </w:r>
+      <w:proofErr w:type="gramStart"/>
+      <w:r>
+        <w:rPr>
+          <w:rFonts w:ascii="Aptos" w:eastAsia="Times New Roman" w:hAnsi="Aptos" w:cs="Times New Roman"/>
+          <w:kern w:val="0"/>
+          <w:sz w:val="22"/>
+          <w:szCs w:val="22"/>
+          <w:lang w:eastAsia="en-GB"/>
+          <w14:ligatures w14:val="none"/>
+        </w:rPr>
+        <w:t>believed, but</w:t>
+      </w:r>
+      <w:proofErr w:type="gramEnd"/>
+      <w:r>
+        <w:rPr>
+          <w:rFonts w:ascii="Aptos" w:eastAsia="Times New Roman" w:hAnsi="Aptos" w:cs="Times New Roman"/>
+          <w:kern w:val="0"/>
+          <w:sz w:val="22"/>
+          <w:szCs w:val="22"/>
+          <w:lang w:eastAsia="en-GB"/>
+          <w14:ligatures w14:val="none"/>
+        </w:rPr>
+        <w:t xml:space="preserve"> only works if the bank's credibility supports the commitment.</w:t>
+      </w:r>
+    </w:p>
+    <w:p>
+      <w:pPr>
+        <w:spacing w:before="100" w:beforeAutospacing="1" w:after="100" w:afterAutospacing="1" w:line="240" w:lineRule="auto"/>
+        <w:rPr>
+          <w:rFonts w:ascii="Aptos" w:eastAsia="Times New Roman" w:hAnsi="Aptos" w:cs="Times New Roman"/>
+          <w:kern w:val="0"/>
+          <w:sz w:val="22"/>
+          <w:szCs w:val="22"/>
+          <w:lang w:eastAsia="en-GB"/>
+          <w14:ligatures w14:val="none"/>
+        </w:rPr>
+      </w:pPr>
+      <w:r>
+        <w:rPr>
+          <w:rFonts w:ascii="Aptos" w:eastAsia="Times New Roman" w:hAnsi="Aptos" w:cs="Times New Roman"/>
+          <w:i/>
+          <w:iCs/>
+          <w:kern w:val="0"/>
+          <w:sz w:val="22"/>
+          <w:szCs w:val="22"/>
+          <w:lang w:eastAsia="en-GB"/>
+          <w14:ligatures w14:val="none"/>
+        </w:rPr>
         <w:t>The ELB rationale.</w:t>
       </w:r>
       <w:r>
@@ -5521,7 +6795,7 @@
           <w:lang w:eastAsia="en-GB"/>
         </w:rPr>
         <w:pict w14:anchorId="3767BFF8">
-          <v:rect id="_x0000_i1047" alt="" style="width:451.3pt;height:.05pt;mso-width-percent:0;mso-height-percent:0;mso-width-percent:0;mso-height-percent:0" o:hralign="center" o:hrstd="t" o:hr="t" fillcolor="#a0a0a0" stroked="f"/>
+          <v:rect id="_x0000_i1041" alt="" style="width:451.3pt;height:.05pt;mso-width-percent:0;mso-height-percent:0;mso-width-percent:0;mso-height-percent:0" o:hralign="center" o:hrstd="t" o:hr="t" fillcolor="#a0a0a0" stroked="f"/>
         </w:pict>
       </w:r>
     </w:p>
@@ -5877,7 +7151,31 @@
           <w:lang w:eastAsia="en-GB"/>
           <w14:ligatures w14:val="none"/>
         </w:rPr>
-        <w:t xml:space="preserve"> (words vs numbers vs paths), and </w:t>
+        <w:t xml:space="preserve"> (words vs </w:t>
+      </w:r>
+      <w:proofErr w:type="gramStart"/>
+      <w:r>
+        <w:rPr>
+          <w:rFonts w:ascii="Aptos" w:eastAsia="Times New Roman" w:hAnsi="Aptos" w:cs="Times New Roman"/>
+          <w:kern w:val="0"/>
+          <w:sz w:val="22"/>
+          <w:szCs w:val="22"/>
+          <w:lang w:eastAsia="en-GB"/>
+          <w14:ligatures w14:val="none"/>
+        </w:rPr>
+        <w:t>numbers</w:t>
+      </w:r>
+      <w:proofErr w:type="gramEnd"/>
+      <w:r>
+        <w:rPr>
+          <w:rFonts w:ascii="Aptos" w:eastAsia="Times New Roman" w:hAnsi="Aptos" w:cs="Times New Roman"/>
+          <w:kern w:val="0"/>
+          <w:sz w:val="22"/>
+          <w:szCs w:val="22"/>
+          <w:lang w:eastAsia="en-GB"/>
+          <w14:ligatures w14:val="none"/>
+        </w:rPr>
+        <w:t xml:space="preserve"> vs paths), and </w:t>
       </w:r>
       <w:r>
         <w:rPr>
@@ -5926,7 +7224,7 @@
           <w:lang w:eastAsia="en-GB"/>
         </w:rPr>
         <w:pict w14:anchorId="47992EC4">
-          <v:rect id="_x0000_i1046" alt="" style="width:451.3pt;height:.05pt;mso-width-percent:0;mso-height-percent:0;mso-width-percent:0;mso-height-percent:0" o:hralign="center" o:hrstd="t" o:hr="t" fillcolor="#a0a0a0" stroked="f"/>
+          <v:rect id="_x0000_i1042" alt="" style="width:451.3pt;height:.05pt;mso-width-percent:0;mso-height-percent:0;mso-width-percent:0;mso-height-percent:0" o:hralign="center" o:hrstd="t" o:hr="t" fillcolor="#a0a0a0" stroked="f"/>
         </w:pict>
       </w:r>
     </w:p>
@@ -5953,6 +7251,7 @@
           <w:lang w:eastAsia="en-GB"/>
           <w14:ligatures w14:val="none"/>
         </w:rPr>
+        <w:lastRenderedPageBreak/>
         <w:t>Sub-node: Why this matters for asset prices</w:t>
       </w:r>
     </w:p>
@@ -6001,19 +7300,31 @@
           <w:lang w:eastAsia="en-GB"/>
           <w14:ligatures w14:val="none"/>
         </w:rPr>
-        <w:t xml:space="preserve"> of the curve — the 1-5 year region where pricing depends most on expected future policy rates. Mechanically: the 2-year yield should equal the average expected policy rate over 24 months plus a small term premium. So a credible commitment to hold rates flat for 24 months mechanically pins the 2-year yield close to the current policy rate, </w:t>
-      </w:r>
-      <w:r>
-        <w:rPr>
-          <w:rFonts w:ascii="Aptos" w:eastAsia="Times New Roman" w:hAnsi="Aptos" w:cs="Times New Roman"/>
-          <w:kern w:val="0"/>
-          <w:sz w:val="22"/>
-          <w:szCs w:val="22"/>
-          <w:lang w:eastAsia="en-GB"/>
-          <w14:ligatures w14:val="none"/>
-        </w:rPr>
-        <w:lastRenderedPageBreak/>
-        <w:t>regardless of where data points. This is how guidance compresses long rates without touching the policy rate.</w:t>
+        <w:t xml:space="preserve"> of the curve — the </w:t>
+      </w:r>
+      <w:proofErr w:type="gramStart"/>
+      <w:r>
+        <w:rPr>
+          <w:rFonts w:ascii="Aptos" w:eastAsia="Times New Roman" w:hAnsi="Aptos" w:cs="Times New Roman"/>
+          <w:kern w:val="0"/>
+          <w:sz w:val="22"/>
+          <w:szCs w:val="22"/>
+          <w:lang w:eastAsia="en-GB"/>
+          <w14:ligatures w14:val="none"/>
+        </w:rPr>
+        <w:t>1-5 year</w:t>
+      </w:r>
+      <w:proofErr w:type="gramEnd"/>
+      <w:r>
+        <w:rPr>
+          <w:rFonts w:ascii="Aptos" w:eastAsia="Times New Roman" w:hAnsi="Aptos" w:cs="Times New Roman"/>
+          <w:kern w:val="0"/>
+          <w:sz w:val="22"/>
+          <w:szCs w:val="22"/>
+          <w:lang w:eastAsia="en-GB"/>
+          <w14:ligatures w14:val="none"/>
+        </w:rPr>
+        <w:t xml:space="preserve"> region where pricing depends most on expected future policy rates. Mechanically: the 2-year yield should equal the average expected policy rate over 24 months plus a small term premium. So a credible commitment to hold rates flat for 24 months mechanically pins the 2-year yield close to the current policy rate, regardless of where data points. This is how guidance compresses long rates without touching the policy rate.</w:t>
       </w:r>
     </w:p>
     <w:p>
@@ -6258,7 +7569,7 @@
           <w:lang w:eastAsia="en-GB"/>
         </w:rPr>
         <w:pict w14:anchorId="50BF3C6A">
-          <v:rect id="_x0000_i1045" alt="" style="width:451.3pt;height:.05pt;mso-width-percent:0;mso-height-percent:0;mso-width-percent:0;mso-height-percent:0" o:hralign="center" o:hrstd="t" o:hr="t" fillcolor="#a0a0a0" stroked="f"/>
+          <v:rect id="_x0000_i1043" alt="" style="width:451.3pt;height:.05pt;mso-width-percent:0;mso-height-percent:0;mso-width-percent:0;mso-height-percent:0" o:hralign="center" o:hrstd="t" o:hr="t" fillcolor="#a0a0a0" stroked="f"/>
         </w:pict>
       </w:r>
     </w:p>
@@ -6420,7 +7731,43 @@
           <w:lang w:eastAsia="en-GB"/>
           <w14:ligatures w14:val="none"/>
         </w:rPr>
-        <w:t xml:space="preserve"> EM banks respond to global conditions. Guidance about the domestic path conflicts with the bank's actual responsiveness to Fed policy. So EM banks rarely give long-horizon Odyssean guidance — they cannot credibly promise a path that depends on what the Fed does.</w:t>
+        <w:t xml:space="preserve"> EM banks respond to global conditions. Guidance about the domestic path conflicts with the bank's actual responsiveness to Fed policy. </w:t>
+      </w:r>
+      <w:proofErr w:type="gramStart"/>
+      <w:r>
+        <w:rPr>
+          <w:rFonts w:ascii="Aptos" w:eastAsia="Times New Roman" w:hAnsi="Aptos" w:cs="Times New Roman"/>
+          <w:kern w:val="0"/>
+          <w:sz w:val="22"/>
+          <w:szCs w:val="22"/>
+          <w:lang w:eastAsia="en-GB"/>
+          <w14:ligatures w14:val="none"/>
+        </w:rPr>
+        <w:t>So</w:t>
+      </w:r>
+      <w:proofErr w:type="gramEnd"/>
+      <w:r>
+        <w:rPr>
+          <w:rFonts w:ascii="Aptos" w:eastAsia="Times New Roman" w:hAnsi="Aptos" w:cs="Times New Roman"/>
+          <w:kern w:val="0"/>
+          <w:sz w:val="22"/>
+          <w:szCs w:val="22"/>
+          <w:lang w:eastAsia="en-GB"/>
+          <w14:ligatures w14:val="none"/>
+        </w:rPr>
+        <w:t xml:space="preserve"> EM banks rarely give </w:t>
+      </w:r>
+      <w:r>
+        <w:rPr>
+          <w:rFonts w:ascii="Aptos" w:eastAsia="Times New Roman" w:hAnsi="Aptos" w:cs="Times New Roman"/>
+          <w:kern w:val="0"/>
+          <w:sz w:val="22"/>
+          <w:szCs w:val="22"/>
+          <w:lang w:eastAsia="en-GB"/>
+          <w14:ligatures w14:val="none"/>
+        </w:rPr>
+        <w:lastRenderedPageBreak/>
+        <w:t>long-horizon Odyssean guidance — they cannot credibly promise a path that depends on what the Fed does.</w:t>
       </w:r>
     </w:p>
     <w:p>
@@ -6481,7 +7828,6 @@
           <w:lang w:eastAsia="en-GB"/>
           <w14:ligatures w14:val="none"/>
         </w:rPr>
-        <w:lastRenderedPageBreak/>
         <w:t>For SA specifically: SARB does not publish a dot plot or formal forward guidance. The MPC statement contains qualitative guidance ("the MPC remains data-dependent"; "risks remain to the upside") and the Governor's press conference adds tonal guidance. But there is no commitment-based guidance like the Fed offers. SARB guidance is purely Delphic in Campbell et al.'s sense — information about the bank's reading of the economy, not commitment to a path.</w:t>
       </w:r>
     </w:p>
@@ -6506,7 +7852,55 @@
           <w:lang w:eastAsia="en-GB"/>
           <w14:ligatures w14:val="none"/>
         </w:rPr>
-        <w:t>BCB publishes quarterly inflation reports with explicit policy paths — closer to DM practice. Banxico provides forward-looking statements but no quantitative paths. The DM panel varies: Fed dot plot since 2012, ECB qualitative state-contingent, BoE fan charts, BoJ explicit YCC as a form of price-level guidance, Riksbank explicit repo path projections.</w:t>
+        <w:t xml:space="preserve">BCB publishes quarterly inflation reports with explicit policy paths — closer to DM practice. </w:t>
+      </w:r>
+      <w:proofErr w:type="spellStart"/>
+      <w:r>
+        <w:rPr>
+          <w:rFonts w:ascii="Aptos" w:eastAsia="Times New Roman" w:hAnsi="Aptos" w:cs="Times New Roman"/>
+          <w:kern w:val="0"/>
+          <w:sz w:val="22"/>
+          <w:szCs w:val="22"/>
+          <w:lang w:eastAsia="en-GB"/>
+          <w14:ligatures w14:val="none"/>
+        </w:rPr>
+        <w:t>Banxico</w:t>
+      </w:r>
+      <w:proofErr w:type="spellEnd"/>
+      <w:r>
+        <w:rPr>
+          <w:rFonts w:ascii="Aptos" w:eastAsia="Times New Roman" w:hAnsi="Aptos" w:cs="Times New Roman"/>
+          <w:kern w:val="0"/>
+          <w:sz w:val="22"/>
+          <w:szCs w:val="22"/>
+          <w:lang w:eastAsia="en-GB"/>
+          <w14:ligatures w14:val="none"/>
+        </w:rPr>
+        <w:t xml:space="preserve"> provides forward-looking statements but no quantitative paths. The DM panel varies: Fed dot plot since 2012, ECB qualitative state-contingent, BoE fan charts, BoJ explicit YCC as a form of price-level guidance, </w:t>
+      </w:r>
+      <w:proofErr w:type="spellStart"/>
+      <w:r>
+        <w:rPr>
+          <w:rFonts w:ascii="Aptos" w:eastAsia="Times New Roman" w:hAnsi="Aptos" w:cs="Times New Roman"/>
+          <w:kern w:val="0"/>
+          <w:sz w:val="22"/>
+          <w:szCs w:val="22"/>
+          <w:lang w:eastAsia="en-GB"/>
+          <w14:ligatures w14:val="none"/>
+        </w:rPr>
+        <w:t>Riksbank</w:t>
+      </w:r>
+      <w:proofErr w:type="spellEnd"/>
+      <w:r>
+        <w:rPr>
+          <w:rFonts w:ascii="Aptos" w:eastAsia="Times New Roman" w:hAnsi="Aptos" w:cs="Times New Roman"/>
+          <w:kern w:val="0"/>
+          <w:sz w:val="22"/>
+          <w:szCs w:val="22"/>
+          <w:lang w:eastAsia="en-GB"/>
+          <w14:ligatures w14:val="none"/>
+        </w:rPr>
+        <w:t xml:space="preserve"> explicit repo path projections.</w:t>
       </w:r>
     </w:p>
     <w:p>
@@ -6632,7 +8026,31 @@
           <w:lang w:eastAsia="en-GB"/>
           <w14:ligatures w14:val="none"/>
         </w:rPr>
-        <w:t xml:space="preserve"> When there is no explicit numeric guidance, researchers use natural language processing to extract sentiment from statements and press conferences. Tools include LDA topic models, dictionary-based scores (Loughran-McDonald financial sentiment), and increasingly LLM-based extraction. All are noisy and method-dependent. Two studies of the same statement can disagree on whether it was hawkish or dovish.</w:t>
+        <w:t xml:space="preserve"> When there is no explicit numeric guidance, researchers use natural language processing to extract sentiment from statements and press conferences. Tools include LDA topic models, dictionary-based scores (Loughran-McDonald financial sentiment), and increasingly LLM-based extraction. All are noisy and </w:t>
+      </w:r>
+      <w:proofErr w:type="gramStart"/>
+      <w:r>
+        <w:rPr>
+          <w:rFonts w:ascii="Aptos" w:eastAsia="Times New Roman" w:hAnsi="Aptos" w:cs="Times New Roman"/>
+          <w:kern w:val="0"/>
+          <w:sz w:val="22"/>
+          <w:szCs w:val="22"/>
+          <w:lang w:eastAsia="en-GB"/>
+          <w14:ligatures w14:val="none"/>
+        </w:rPr>
+        <w:t>method-dependent</w:t>
+      </w:r>
+      <w:proofErr w:type="gramEnd"/>
+      <w:r>
+        <w:rPr>
+          <w:rFonts w:ascii="Aptos" w:eastAsia="Times New Roman" w:hAnsi="Aptos" w:cs="Times New Roman"/>
+          <w:kern w:val="0"/>
+          <w:sz w:val="22"/>
+          <w:szCs w:val="22"/>
+          <w:lang w:eastAsia="en-GB"/>
+          <w14:ligatures w14:val="none"/>
+        </w:rPr>
+        <w:t>. Two studies of the same statement can disagree on whether it was hawkish or dovish.</w:t>
       </w:r>
     </w:p>
     <w:p>
@@ -6669,7 +8087,31 @@
           <w:lang w:eastAsia="en-GB"/>
           <w14:ligatures w14:val="none"/>
         </w:rPr>
-        <w:t xml:space="preserve"> When statement, press conference, and dot plot send different signals, which is "guidance"? Markets integrate all three but the empirical decomposition is hard. Some researchers use the press conference because it generates the largest intraday market response; others use the statement because it is the official policy document.</w:t>
+        <w:t xml:space="preserve"> When statement, press conference, and dot plot send different signals, which is "guidance"? Markets integrate all </w:t>
+      </w:r>
+      <w:proofErr w:type="gramStart"/>
+      <w:r>
+        <w:rPr>
+          <w:rFonts w:ascii="Aptos" w:eastAsia="Times New Roman" w:hAnsi="Aptos" w:cs="Times New Roman"/>
+          <w:kern w:val="0"/>
+          <w:sz w:val="22"/>
+          <w:szCs w:val="22"/>
+          <w:lang w:eastAsia="en-GB"/>
+          <w14:ligatures w14:val="none"/>
+        </w:rPr>
+        <w:t>three</w:t>
+      </w:r>
+      <w:proofErr w:type="gramEnd"/>
+      <w:r>
+        <w:rPr>
+          <w:rFonts w:ascii="Aptos" w:eastAsia="Times New Roman" w:hAnsi="Aptos" w:cs="Times New Roman"/>
+          <w:kern w:val="0"/>
+          <w:sz w:val="22"/>
+          <w:szCs w:val="22"/>
+          <w:lang w:eastAsia="en-GB"/>
+          <w14:ligatures w14:val="none"/>
+        </w:rPr>
+        <w:t xml:space="preserve"> but the empirical decomposition is hard. Some researchers use the press conference because it generates the largest intraday market response; others use the statement because it is the official policy document.</w:t>
       </w:r>
     </w:p>
     <w:p>
@@ -6767,8 +8209,9 @@
           <w:szCs w:val="22"/>
           <w:lang w:eastAsia="en-GB"/>
         </w:rPr>
+        <w:lastRenderedPageBreak/>
         <w:pict w14:anchorId="053A7D56">
-          <v:rect id="_x0000_i1043" alt="" style="width:451.3pt;height:.05pt;mso-width-percent:0;mso-height-percent:0;mso-width-percent:0;mso-height-percent:0" o:hralign="center" o:hrstd="t" o:hr="t" fillcolor="#a0a0a0" stroked="f"/>
+          <v:rect id="_x0000_i1045" alt="" style="width:451.3pt;height:.05pt;mso-width-percent:0;mso-height-percent:0;mso-width-percent:0;mso-height-percent:0" o:hralign="center" o:hrstd="t" o:hr="t" fillcolor="#a0a0a0" stroked="f"/>
         </w:pict>
       </w:r>
     </w:p>
@@ -6845,7 +8288,6 @@
           <w:lang w:eastAsia="en-GB"/>
           <w14:ligatures w14:val="none"/>
         </w:rPr>
-        <w:lastRenderedPageBreak/>
         <w:t>Intra-node.</w:t>
       </w:r>
       <w:r>
@@ -7313,7 +8755,19 @@
           <w:lang w:eastAsia="en-GB"/>
           <w14:ligatures w14:val="none"/>
         </w:rPr>
-        <w:t xml:space="preserve">: spot intervention uses gross reserves; forward intervention uses derivative books (NDFs or onshore forwards) and does not immediately affect reserves. </w:t>
+        <w:t xml:space="preserve">: spot intervention uses gross reserves; forward intervention </w:t>
+      </w:r>
+      <w:r>
+        <w:rPr>
+          <w:rFonts w:ascii="Aptos" w:eastAsia="Times New Roman" w:hAnsi="Aptos" w:cs="Times New Roman"/>
+          <w:kern w:val="0"/>
+          <w:sz w:val="22"/>
+          <w:szCs w:val="22"/>
+          <w:lang w:eastAsia="en-GB"/>
+          <w14:ligatures w14:val="none"/>
+        </w:rPr>
+        <w:lastRenderedPageBreak/>
+        <w:t xml:space="preserve">uses derivative books (NDFs or onshore forwards) and does not immediately affect reserves. </w:t>
       </w:r>
       <w:r>
         <w:rPr>
@@ -7386,7 +8840,7 @@
           <w:lang w:eastAsia="en-GB"/>
         </w:rPr>
         <w:pict w14:anchorId="0C30D20E">
-          <v:rect id="_x0000_i1042" alt="" style="width:451.3pt;height:.05pt;mso-width-percent:0;mso-height-percent:0;mso-width-percent:0;mso-height-percent:0" o:hralign="center" o:hrstd="t" o:hr="t" fillcolor="#a0a0a0" stroked="f"/>
+          <v:rect id="_x0000_i1046" alt="" style="width:451.3pt;height:.05pt;mso-width-percent:0;mso-height-percent:0;mso-width-percent:0;mso-height-percent:0" o:hralign="center" o:hrstd="t" o:hr="t" fillcolor="#a0a0a0" stroked="f"/>
         </w:pict>
       </w:r>
     </w:p>
@@ -7413,7 +8867,6 @@
           <w:lang w:eastAsia="en-GB"/>
           <w14:ligatures w14:val="none"/>
         </w:rPr>
-        <w:lastRenderedPageBreak/>
         <w:t>Sub-node: Theory</w:t>
       </w:r>
     </w:p>
@@ -7512,7 +8965,31 @@
           <w:lang w:eastAsia="en-GB"/>
           <w14:ligatures w14:val="none"/>
         </w:rPr>
-        <w:t xml:space="preserve"> Even with floating FX, the global financial cycle constrains monetary autonomy. Dollar-denominated debt, USD-funded portfolio flows, and global risk appetite transmit shocks regardless of the domestic FX regime. So intervention may be needed even in floating regimes — not to maintain a peg, but to manage the cycle's transmission through the exchange rate.</w:t>
+        <w:t xml:space="preserve"> Even with floating FX, the global financial cycle constrains monetary autonomy. Dollar-denominated debt, USD-funded portfolio flows, and global risk appetite transmit shocks regardless of the domestic FX regime. </w:t>
+      </w:r>
+      <w:proofErr w:type="gramStart"/>
+      <w:r>
+        <w:rPr>
+          <w:rFonts w:ascii="Aptos" w:eastAsia="Times New Roman" w:hAnsi="Aptos" w:cs="Times New Roman"/>
+          <w:kern w:val="0"/>
+          <w:sz w:val="22"/>
+          <w:szCs w:val="22"/>
+          <w:lang w:eastAsia="en-GB"/>
+          <w14:ligatures w14:val="none"/>
+        </w:rPr>
+        <w:t>So</w:t>
+      </w:r>
+      <w:proofErr w:type="gramEnd"/>
+      <w:r>
+        <w:rPr>
+          <w:rFonts w:ascii="Aptos" w:eastAsia="Times New Roman" w:hAnsi="Aptos" w:cs="Times New Roman"/>
+          <w:kern w:val="0"/>
+          <w:sz w:val="22"/>
+          <w:szCs w:val="22"/>
+          <w:lang w:eastAsia="en-GB"/>
+          <w14:ligatures w14:val="none"/>
+        </w:rPr>
+        <w:t xml:space="preserve"> intervention may be needed even in floating regimes — not to maintain a peg, but to manage the cycle's transmission through the exchange rate.</w:t>
       </w:r>
     </w:p>
     <w:p>
@@ -7672,7 +9149,7 @@
           <w:lang w:eastAsia="en-GB"/>
         </w:rPr>
         <w:pict w14:anchorId="731BFB54">
-          <v:rect id="_x0000_i1041" alt="" style="width:451.3pt;height:.05pt;mso-width-percent:0;mso-height-percent:0;mso-width-percent:0;mso-height-percent:0" o:hralign="center" o:hrstd="t" o:hr="t" fillcolor="#a0a0a0" stroked="f"/>
+          <v:rect id="_x0000_i1047" alt="" style="width:451.3pt;height:.05pt;mso-width-percent:0;mso-height-percent:0;mso-width-percent:0;mso-height-percent:0" o:hralign="center" o:hrstd="t" o:hr="t" fillcolor="#a0a0a0" stroked="f"/>
         </w:pict>
       </w:r>
     </w:p>
@@ -7760,7 +9237,19 @@
           <w:lang w:eastAsia="en-GB"/>
           <w14:ligatures w14:val="none"/>
         </w:rPr>
-        <w:t xml:space="preserve"> Sterilised intervention involves offsetting open market operations — when the bank buys USD, it issues domestic bonds or repos to absorb the liquidity created, leaving bank reserves unchanged. Most EM intervention is sterilised because EM banks do not want FX operations to muddle the monetary stance. The cost is </w:t>
+        <w:t xml:space="preserve"> Sterilised intervention involves offsetting open market operations — when the bank buys USD, it issues domestic bonds or repos to absorb the liquidity created, leaving bank reserves unchanged. Most EM intervention is sterilised because EM banks do not want FX </w:t>
+      </w:r>
+      <w:r>
+        <w:rPr>
+          <w:rFonts w:ascii="Aptos" w:eastAsia="Times New Roman" w:hAnsi="Aptos" w:cs="Times New Roman"/>
+          <w:kern w:val="0"/>
+          <w:sz w:val="22"/>
+          <w:szCs w:val="22"/>
+          <w:lang w:eastAsia="en-GB"/>
+          <w14:ligatures w14:val="none"/>
+        </w:rPr>
+        <w:lastRenderedPageBreak/>
+        <w:t xml:space="preserve">operations to muddle the monetary stance. The cost is </w:t>
       </w:r>
       <w:r>
         <w:rPr>
@@ -7821,19 +9310,31 @@
           <w:lang w:eastAsia="en-GB"/>
           <w14:ligatures w14:val="none"/>
         </w:rPr>
-        <w:t xml:space="preserve"> Spot intervention uses gross reserves directly. Forward intervention uses derivatives — BCB has run a forward book exceeding $70bn at peaks; Banxico has used FX </w:t>
-      </w:r>
-      <w:r>
-        <w:rPr>
-          <w:rFonts w:ascii="Aptos" w:eastAsia="Times New Roman" w:hAnsi="Aptos" w:cs="Times New Roman"/>
-          <w:kern w:val="0"/>
-          <w:sz w:val="22"/>
-          <w:szCs w:val="22"/>
-          <w:lang w:eastAsia="en-GB"/>
-          <w14:ligatures w14:val="none"/>
-        </w:rPr>
-        <w:lastRenderedPageBreak/>
-        <w:t>hedges; Indonesia uses domestic NDFs. The forward book is itself a leveraged FX position that does not appear in gross reserves. This matters for empirical measurement.</w:t>
+        <w:t xml:space="preserve"> Spot intervention uses gross reserves directly. Forward intervention uses derivatives — BCB has run a forward book exceeding $70bn at peaks; </w:t>
+      </w:r>
+      <w:proofErr w:type="spellStart"/>
+      <w:r>
+        <w:rPr>
+          <w:rFonts w:ascii="Aptos" w:eastAsia="Times New Roman" w:hAnsi="Aptos" w:cs="Times New Roman"/>
+          <w:kern w:val="0"/>
+          <w:sz w:val="22"/>
+          <w:szCs w:val="22"/>
+          <w:lang w:eastAsia="en-GB"/>
+          <w14:ligatures w14:val="none"/>
+        </w:rPr>
+        <w:t>Banxico</w:t>
+      </w:r>
+      <w:proofErr w:type="spellEnd"/>
+      <w:r>
+        <w:rPr>
+          <w:rFonts w:ascii="Aptos" w:eastAsia="Times New Roman" w:hAnsi="Aptos" w:cs="Times New Roman"/>
+          <w:kern w:val="0"/>
+          <w:sz w:val="22"/>
+          <w:szCs w:val="22"/>
+          <w:lang w:eastAsia="en-GB"/>
+          <w14:ligatures w14:val="none"/>
+        </w:rPr>
+        <w:t xml:space="preserve"> has used FX hedges; Indonesia uses domestic NDFs. The forward book is itself a leveraged FX position that does not appear in gross reserves. This matters for empirical measurement.</w:t>
       </w:r>
     </w:p>
     <w:p>
@@ -7907,7 +9408,31 @@
           <w:lang w:eastAsia="en-GB"/>
           <w14:ligatures w14:val="none"/>
         </w:rPr>
-        <w:t xml:space="preserve"> Pre-announced provides clarity but can be front-run. Surprise intervention is more disruptive but communicates less.</w:t>
+        <w:t xml:space="preserve"> Pre-announced provides clarity but can be </w:t>
+      </w:r>
+      <w:proofErr w:type="gramStart"/>
+      <w:r>
+        <w:rPr>
+          <w:rFonts w:ascii="Aptos" w:eastAsia="Times New Roman" w:hAnsi="Aptos" w:cs="Times New Roman"/>
+          <w:kern w:val="0"/>
+          <w:sz w:val="22"/>
+          <w:szCs w:val="22"/>
+          <w:lang w:eastAsia="en-GB"/>
+          <w14:ligatures w14:val="none"/>
+        </w:rPr>
+        <w:t>front-run</w:t>
+      </w:r>
+      <w:proofErr w:type="gramEnd"/>
+      <w:r>
+        <w:rPr>
+          <w:rFonts w:ascii="Aptos" w:eastAsia="Times New Roman" w:hAnsi="Aptos" w:cs="Times New Roman"/>
+          <w:kern w:val="0"/>
+          <w:sz w:val="22"/>
+          <w:szCs w:val="22"/>
+          <w:lang w:eastAsia="en-GB"/>
+          <w14:ligatures w14:val="none"/>
+        </w:rPr>
+        <w:t>. Surprise intervention is more disruptive but communicates less.</w:t>
       </w:r>
     </w:p>
     <w:p>
@@ -8078,7 +9603,31 @@
           <w:lang w:eastAsia="en-GB"/>
           <w14:ligatures w14:val="none"/>
         </w:rPr>
-        <w:t>The CFM toolkit is adjacent: inflow taxes (Brazil's IOF, Korea 2010), reserve requirements on FX positions (Chile's encaje), currency-specific position limits, and outright outflow restrictions in crisis (Cyprus 2013, Iceland 2008). The IMF formally legitimised CFM as a policy tool in 2012 under specific conditions.</w:t>
+        <w:t xml:space="preserve">The CFM toolkit is adjacent: inflow taxes (Brazil's IOF, Korea 2010), reserve requirements on FX positions (Chile's </w:t>
+      </w:r>
+      <w:proofErr w:type="spellStart"/>
+      <w:r>
+        <w:rPr>
+          <w:rFonts w:ascii="Aptos" w:eastAsia="Times New Roman" w:hAnsi="Aptos" w:cs="Times New Roman"/>
+          <w:kern w:val="0"/>
+          <w:sz w:val="22"/>
+          <w:szCs w:val="22"/>
+          <w:lang w:eastAsia="en-GB"/>
+          <w14:ligatures w14:val="none"/>
+        </w:rPr>
+        <w:t>encaje</w:t>
+      </w:r>
+      <w:proofErr w:type="spellEnd"/>
+      <w:r>
+        <w:rPr>
+          <w:rFonts w:ascii="Aptos" w:eastAsia="Times New Roman" w:hAnsi="Aptos" w:cs="Times New Roman"/>
+          <w:kern w:val="0"/>
+          <w:sz w:val="22"/>
+          <w:szCs w:val="22"/>
+          <w:lang w:eastAsia="en-GB"/>
+          <w14:ligatures w14:val="none"/>
+        </w:rPr>
+        <w:t>), currency-specific position limits, and outright outflow restrictions in crisis (Cyprus 2013, Iceland 2008). The IMF formally legitimised CFM as a policy tool in 2012 under specific conditions.</w:t>
       </w:r>
     </w:p>
     <w:p>
@@ -8103,7 +9652,7 @@
           <w:lang w:eastAsia="en-GB"/>
         </w:rPr>
         <w:pict w14:anchorId="7D4B12DB">
-          <v:rect id="_x0000_i1040" alt="" style="width:451.3pt;height:.05pt;mso-width-percent:0;mso-height-percent:0;mso-width-percent:0;mso-height-percent:0" o:hralign="center" o:hrstd="t" o:hr="t" fillcolor="#a0a0a0" stroked="f"/>
+          <v:rect id="_x0000_i1048" alt="" style="width:451.3pt;height:.05pt;mso-width-percent:0;mso-height-percent:0;mso-width-percent:0;mso-height-percent:0" o:hralign="center" o:hrstd="t" o:hr="t" fillcolor="#a0a0a0" stroked="f"/>
         </w:pict>
       </w:r>
     </w:p>
@@ -8365,6 +9914,7 @@
           <w:lang w:eastAsia="en-GB"/>
           <w14:ligatures w14:val="none"/>
         </w:rPr>
+        <w:lastRenderedPageBreak/>
         <w:t>Foreign portfolio flows.</w:t>
       </w:r>
       <w:r>
@@ -8376,43 +9926,55 @@
           <w:lang w:eastAsia="en-GB"/>
           <w14:ligatures w14:val="none"/>
         </w:rPr>
-        <w:t xml:space="preserve"> Stable FX attracts foreign portfolio investment; volatile FX repels it. So intervention has a self-reinforcing flow consequence — successful intervention attracts the flows that further support the currency.</w:t>
-      </w:r>
-    </w:p>
-    <w:p>
-      <w:pPr>
-        <w:spacing w:before="100" w:beforeAutospacing="1" w:after="100" w:afterAutospacing="1" w:line="240" w:lineRule="auto"/>
-        <w:rPr>
-          <w:rFonts w:ascii="Aptos" w:eastAsia="Times New Roman" w:hAnsi="Aptos" w:cs="Times New Roman"/>
-          <w:kern w:val="0"/>
-          <w:sz w:val="22"/>
-          <w:szCs w:val="22"/>
-          <w:lang w:eastAsia="en-GB"/>
-          <w14:ligatures w14:val="none"/>
-        </w:rPr>
-      </w:pPr>
-      <w:r>
-        <w:rPr>
-          <w:rFonts w:ascii="Aptos" w:eastAsia="Times New Roman" w:hAnsi="Aptos" w:cs="Times New Roman"/>
-          <w:kern w:val="0"/>
-          <w:sz w:val="22"/>
-          <w:szCs w:val="22"/>
-          <w:lang w:eastAsia="en-GB"/>
-          <w14:ligatures w14:val="none"/>
-        </w:rPr>
-        <w:t xml:space="preserve">For investment managers, three practitioner points dominate. First, EM FX is the cleanest read on central bank credibility — more so than rates, because it integrates the rule, the FX </w:t>
-      </w:r>
-      <w:r>
-        <w:rPr>
-          <w:rFonts w:ascii="Aptos" w:eastAsia="Times New Roman" w:hAnsi="Aptos" w:cs="Times New Roman"/>
-          <w:kern w:val="0"/>
-          <w:sz w:val="22"/>
-          <w:szCs w:val="22"/>
-          <w:lang w:eastAsia="en-GB"/>
-          <w14:ligatures w14:val="none"/>
-        </w:rPr>
-        <w:lastRenderedPageBreak/>
-        <w:t>instrument, and the bank's reserve constraint into a single price. Second, intervention magnitude relative to reserves is a signal of bank intent and resolve — small intervention is smoothing, large is defence, exhaustive is regime change. Third, the forward book size matters separately and is often overlooked — BCB's forward book is a leveraged FX position that can amplify the bank's exposure to currency moves.</w:t>
+        <w:t xml:space="preserve"> Stable FX attracts foreign portfolio investment; volatile FX repels it. </w:t>
+      </w:r>
+      <w:proofErr w:type="gramStart"/>
+      <w:r>
+        <w:rPr>
+          <w:rFonts w:ascii="Aptos" w:eastAsia="Times New Roman" w:hAnsi="Aptos" w:cs="Times New Roman"/>
+          <w:kern w:val="0"/>
+          <w:sz w:val="22"/>
+          <w:szCs w:val="22"/>
+          <w:lang w:eastAsia="en-GB"/>
+          <w14:ligatures w14:val="none"/>
+        </w:rPr>
+        <w:t>So</w:t>
+      </w:r>
+      <w:proofErr w:type="gramEnd"/>
+      <w:r>
+        <w:rPr>
+          <w:rFonts w:ascii="Aptos" w:eastAsia="Times New Roman" w:hAnsi="Aptos" w:cs="Times New Roman"/>
+          <w:kern w:val="0"/>
+          <w:sz w:val="22"/>
+          <w:szCs w:val="22"/>
+          <w:lang w:eastAsia="en-GB"/>
+          <w14:ligatures w14:val="none"/>
+        </w:rPr>
+        <w:t xml:space="preserve"> intervention has a self-reinforcing flow consequence — successful intervention attracts the flows that further support the currency.</w:t>
+      </w:r>
+    </w:p>
+    <w:p>
+      <w:pPr>
+        <w:spacing w:before="100" w:beforeAutospacing="1" w:after="100" w:afterAutospacing="1" w:line="240" w:lineRule="auto"/>
+        <w:rPr>
+          <w:rFonts w:ascii="Aptos" w:eastAsia="Times New Roman" w:hAnsi="Aptos" w:cs="Times New Roman"/>
+          <w:kern w:val="0"/>
+          <w:sz w:val="22"/>
+          <w:szCs w:val="22"/>
+          <w:lang w:eastAsia="en-GB"/>
+          <w14:ligatures w14:val="none"/>
+        </w:rPr>
+      </w:pPr>
+      <w:r>
+        <w:rPr>
+          <w:rFonts w:ascii="Aptos" w:eastAsia="Times New Roman" w:hAnsi="Aptos" w:cs="Times New Roman"/>
+          <w:kern w:val="0"/>
+          <w:sz w:val="22"/>
+          <w:szCs w:val="22"/>
+          <w:lang w:eastAsia="en-GB"/>
+          <w14:ligatures w14:val="none"/>
+        </w:rPr>
+        <w:t>For investment managers, three practitioner points dominate. First, EM FX is the cleanest read on central bank credibility — more so than rates, because it integrates the rule, the FX instrument, and the bank's reserve constraint into a single price. Second, intervention magnitude relative to reserves is a signal of bank intent and resolve — small intervention is smoothing, large is defence, exhaustive is regime change. Third, the forward book size matters separately and is often overlooked — BCB's forward book is a leveraged FX position that can amplify the bank's exposure to currency moves.</w:t>
       </w:r>
     </w:p>
     <w:p>
@@ -8437,7 +9999,7 @@
           <w:lang w:eastAsia="en-GB"/>
         </w:rPr>
         <w:pict w14:anchorId="0EEE0DF8">
-          <v:rect id="_x0000_i1039" alt="" style="width:451.3pt;height:.05pt;mso-width-percent:0;mso-height-percent:0;mso-width-percent:0;mso-height-percent:0" o:hralign="center" o:hrstd="t" o:hr="t" fillcolor="#a0a0a0" stroked="f"/>
+          <v:rect id="_x0000_i1049" alt="" style="width:451.3pt;height:.05pt;mso-width-percent:0;mso-height-percent:0;mso-width-percent:0;mso-height-percent:0" o:hralign="center" o:hrstd="t" o:hr="t" fillcolor="#a0a0a0" stroked="f"/>
         </w:pict>
       </w:r>
     </w:p>
@@ -8727,16 +10289,29 @@
           <w14:ligatures w14:val="none"/>
         </w:rPr>
       </w:pPr>
-      <w:r>
-        <w:rPr>
-          <w:rFonts w:ascii="Aptos" w:eastAsia="Times New Roman" w:hAnsi="Aptos" w:cs="Times New Roman"/>
-          <w:kern w:val="0"/>
-          <w:sz w:val="22"/>
-          <w:szCs w:val="22"/>
-          <w:lang w:eastAsia="en-GB"/>
-          <w14:ligatures w14:val="none"/>
-        </w:rPr>
-        <w:t>Banxico: forward intervention via hedges; less spot.</w:t>
+      <w:proofErr w:type="spellStart"/>
+      <w:r>
+        <w:rPr>
+          <w:rFonts w:ascii="Aptos" w:eastAsia="Times New Roman" w:hAnsi="Aptos" w:cs="Times New Roman"/>
+          <w:kern w:val="0"/>
+          <w:sz w:val="22"/>
+          <w:szCs w:val="22"/>
+          <w:lang w:eastAsia="en-GB"/>
+          <w14:ligatures w14:val="none"/>
+        </w:rPr>
+        <w:t>Banxico</w:t>
+      </w:r>
+      <w:proofErr w:type="spellEnd"/>
+      <w:r>
+        <w:rPr>
+          <w:rFonts w:ascii="Aptos" w:eastAsia="Times New Roman" w:hAnsi="Aptos" w:cs="Times New Roman"/>
+          <w:kern w:val="0"/>
+          <w:sz w:val="22"/>
+          <w:szCs w:val="22"/>
+          <w:lang w:eastAsia="en-GB"/>
+          <w14:ligatures w14:val="none"/>
+        </w:rPr>
+        <w:t>: forward intervention via hedges; less spot.</w:t>
       </w:r>
     </w:p>
     <w:p>
@@ -8755,16 +10330,29 @@
           <w14:ligatures w14:val="none"/>
         </w:rPr>
       </w:pPr>
-      <w:r>
-        <w:rPr>
-          <w:rFonts w:ascii="Aptos" w:eastAsia="Times New Roman" w:hAnsi="Aptos" w:cs="Times New Roman"/>
-          <w:kern w:val="0"/>
-          <w:sz w:val="22"/>
-          <w:szCs w:val="22"/>
-          <w:lang w:eastAsia="en-GB"/>
-          <w14:ligatures w14:val="none"/>
-        </w:rPr>
-        <w:t>BoK: managed float with active intervention.</w:t>
+      <w:proofErr w:type="spellStart"/>
+      <w:r>
+        <w:rPr>
+          <w:rFonts w:ascii="Aptos" w:eastAsia="Times New Roman" w:hAnsi="Aptos" w:cs="Times New Roman"/>
+          <w:kern w:val="0"/>
+          <w:sz w:val="22"/>
+          <w:szCs w:val="22"/>
+          <w:lang w:eastAsia="en-GB"/>
+          <w14:ligatures w14:val="none"/>
+        </w:rPr>
+        <w:t>BoK</w:t>
+      </w:r>
+      <w:proofErr w:type="spellEnd"/>
+      <w:r>
+        <w:rPr>
+          <w:rFonts w:ascii="Aptos" w:eastAsia="Times New Roman" w:hAnsi="Aptos" w:cs="Times New Roman"/>
+          <w:kern w:val="0"/>
+          <w:sz w:val="22"/>
+          <w:szCs w:val="22"/>
+          <w:lang w:eastAsia="en-GB"/>
+          <w14:ligatures w14:val="none"/>
+        </w:rPr>
+        <w:t>: managed float with active intervention.</w:t>
       </w:r>
     </w:p>
     <w:p>
@@ -8962,7 +10550,7 @@
           <w:lang w:eastAsia="en-GB"/>
         </w:rPr>
         <w:pict w14:anchorId="40744313">
-          <v:rect id="_x0000_i1038" alt="" style="width:451.3pt;height:.05pt;mso-width-percent:0;mso-height-percent:0;mso-width-percent:0;mso-height-percent:0" o:hralign="center" o:hrstd="t" o:hr="t" fillcolor="#a0a0a0" stroked="f"/>
+          <v:rect id="_x0000_i1050" alt="" style="width:451.3pt;height:.05pt;mso-width-percent:0;mso-height-percent:0;mso-width-percent:0;mso-height-percent:0" o:hralign="center" o:hrstd="t" o:hr="t" fillcolor="#a0a0a0" stroked="f"/>
         </w:pict>
       </w:r>
     </w:p>
@@ -8989,6 +10577,7 @@
           <w:lang w:eastAsia="en-GB"/>
           <w14:ligatures w14:val="none"/>
         </w:rPr>
+        <w:lastRenderedPageBreak/>
         <w:t>Sub-node: Empirical pitfalls</w:t>
       </w:r>
     </w:p>
@@ -9026,19 +10615,31 @@
           <w:lang w:eastAsia="en-GB"/>
           <w14:ligatures w14:val="none"/>
         </w:rPr>
-        <w:t xml:space="preserve"> Most CBs do not publish daily intervention. The empirical proxy is changes in gross reserves, decomposed as Δreserves = NI + valuation effects + interest income + SDR transactions. The decomposition is non-trivial — valuation changes from EUR-USD or </w:t>
-      </w:r>
-      <w:r>
-        <w:rPr>
-          <w:rFonts w:ascii="Aptos" w:eastAsia="Times New Roman" w:hAnsi="Aptos" w:cs="Times New Roman"/>
-          <w:kern w:val="0"/>
-          <w:sz w:val="22"/>
-          <w:szCs w:val="22"/>
-          <w:lang w:eastAsia="en-GB"/>
-          <w14:ligatures w14:val="none"/>
-        </w:rPr>
-        <w:lastRenderedPageBreak/>
-        <w:t>gold price moves can dominate small intervention flows. BCB publishes daily auction details (the cleanest data in EM). SARB publishes monthly reserves with limited decomposition.</w:t>
+        <w:t xml:space="preserve"> Most CBs do not publish daily intervention. The empirical proxy is changes in gross reserves, decomposed as </w:t>
+      </w:r>
+      <w:proofErr w:type="spellStart"/>
+      <w:r>
+        <w:rPr>
+          <w:rFonts w:ascii="Aptos" w:eastAsia="Times New Roman" w:hAnsi="Aptos" w:cs="Times New Roman"/>
+          <w:kern w:val="0"/>
+          <w:sz w:val="22"/>
+          <w:szCs w:val="22"/>
+          <w:lang w:eastAsia="en-GB"/>
+          <w14:ligatures w14:val="none"/>
+        </w:rPr>
+        <w:t>Δreserves</w:t>
+      </w:r>
+      <w:proofErr w:type="spellEnd"/>
+      <w:r>
+        <w:rPr>
+          <w:rFonts w:ascii="Aptos" w:eastAsia="Times New Roman" w:hAnsi="Aptos" w:cs="Times New Roman"/>
+          <w:kern w:val="0"/>
+          <w:sz w:val="22"/>
+          <w:szCs w:val="22"/>
+          <w:lang w:eastAsia="en-GB"/>
+          <w14:ligatures w14:val="none"/>
+        </w:rPr>
+        <w:t xml:space="preserve"> = NI + valuation effects + interest income + SDR transactions. The decomposition is non-trivial — valuation changes from EUR-USD or gold price moves can dominate small intervention flows. BCB publishes daily auction details (the cleanest data in EM). SARB publishes monthly reserves with limited decomposition.</w:t>
       </w:r>
     </w:p>
     <w:p>
@@ -9075,7 +10676,103 @@
           <w:lang w:eastAsia="en-GB"/>
           <w14:ligatures w14:val="none"/>
         </w:rPr>
-        <w:t xml:space="preserve"> Look at monetary base changes alongside reserves changes. If Δbase ≈ Δreserves, the intervention is unsterilised. If Δbase does not track Δreserves, sterilisation operations are present. The classification is sometimes ambiguous when domestic operations have multiple purposes.</w:t>
+        <w:t xml:space="preserve"> Look at monetary base changes alongside reserves changes. If </w:t>
+      </w:r>
+      <w:proofErr w:type="spellStart"/>
+      <w:r>
+        <w:rPr>
+          <w:rFonts w:ascii="Aptos" w:eastAsia="Times New Roman" w:hAnsi="Aptos" w:cs="Times New Roman"/>
+          <w:kern w:val="0"/>
+          <w:sz w:val="22"/>
+          <w:szCs w:val="22"/>
+          <w:lang w:eastAsia="en-GB"/>
+          <w14:ligatures w14:val="none"/>
+        </w:rPr>
+        <w:t>Δbase</w:t>
+      </w:r>
+      <w:proofErr w:type="spellEnd"/>
+      <w:r>
+        <w:rPr>
+          <w:rFonts w:ascii="Aptos" w:eastAsia="Times New Roman" w:hAnsi="Aptos" w:cs="Times New Roman"/>
+          <w:kern w:val="0"/>
+          <w:sz w:val="22"/>
+          <w:szCs w:val="22"/>
+          <w:lang w:eastAsia="en-GB"/>
+          <w14:ligatures w14:val="none"/>
+        </w:rPr>
+        <w:t xml:space="preserve"> ≈ </w:t>
+      </w:r>
+      <w:proofErr w:type="spellStart"/>
+      <w:r>
+        <w:rPr>
+          <w:rFonts w:ascii="Aptos" w:eastAsia="Times New Roman" w:hAnsi="Aptos" w:cs="Times New Roman"/>
+          <w:kern w:val="0"/>
+          <w:sz w:val="22"/>
+          <w:szCs w:val="22"/>
+          <w:lang w:eastAsia="en-GB"/>
+          <w14:ligatures w14:val="none"/>
+        </w:rPr>
+        <w:t>Δreserves</w:t>
+      </w:r>
+      <w:proofErr w:type="spellEnd"/>
+      <w:r>
+        <w:rPr>
+          <w:rFonts w:ascii="Aptos" w:eastAsia="Times New Roman" w:hAnsi="Aptos" w:cs="Times New Roman"/>
+          <w:kern w:val="0"/>
+          <w:sz w:val="22"/>
+          <w:szCs w:val="22"/>
+          <w:lang w:eastAsia="en-GB"/>
+          <w14:ligatures w14:val="none"/>
+        </w:rPr>
+        <w:t xml:space="preserve">, the intervention is unsterilised. If </w:t>
+      </w:r>
+      <w:proofErr w:type="spellStart"/>
+      <w:r>
+        <w:rPr>
+          <w:rFonts w:ascii="Aptos" w:eastAsia="Times New Roman" w:hAnsi="Aptos" w:cs="Times New Roman"/>
+          <w:kern w:val="0"/>
+          <w:sz w:val="22"/>
+          <w:szCs w:val="22"/>
+          <w:lang w:eastAsia="en-GB"/>
+          <w14:ligatures w14:val="none"/>
+        </w:rPr>
+        <w:t>Δbase</w:t>
+      </w:r>
+      <w:proofErr w:type="spellEnd"/>
+      <w:r>
+        <w:rPr>
+          <w:rFonts w:ascii="Aptos" w:eastAsia="Times New Roman" w:hAnsi="Aptos" w:cs="Times New Roman"/>
+          <w:kern w:val="0"/>
+          <w:sz w:val="22"/>
+          <w:szCs w:val="22"/>
+          <w:lang w:eastAsia="en-GB"/>
+          <w14:ligatures w14:val="none"/>
+        </w:rPr>
+        <w:t xml:space="preserve"> does not track </w:t>
+      </w:r>
+      <w:proofErr w:type="spellStart"/>
+      <w:r>
+        <w:rPr>
+          <w:rFonts w:ascii="Aptos" w:eastAsia="Times New Roman" w:hAnsi="Aptos" w:cs="Times New Roman"/>
+          <w:kern w:val="0"/>
+          <w:sz w:val="22"/>
+          <w:szCs w:val="22"/>
+          <w:lang w:eastAsia="en-GB"/>
+          <w14:ligatures w14:val="none"/>
+        </w:rPr>
+        <w:t>Δreserves</w:t>
+      </w:r>
+      <w:proofErr w:type="spellEnd"/>
+      <w:r>
+        <w:rPr>
+          <w:rFonts w:ascii="Aptos" w:eastAsia="Times New Roman" w:hAnsi="Aptos" w:cs="Times New Roman"/>
+          <w:kern w:val="0"/>
+          <w:sz w:val="22"/>
+          <w:szCs w:val="22"/>
+          <w:lang w:eastAsia="en-GB"/>
+          <w14:ligatures w14:val="none"/>
+        </w:rPr>
+        <w:t>, sterilisation operations are present. The classification is sometimes ambiguous when domestic operations have multiple purposes.</w:t>
       </w:r>
     </w:p>
     <w:p>
@@ -9112,7 +10809,55 @@
           <w:lang w:eastAsia="en-GB"/>
           <w14:ligatures w14:val="none"/>
         </w:rPr>
-        <w:t xml:space="preserve"> BCB and Banxico's forward books are not reflected in gross reserves. Empirical measurement requires the bank's separate disclosure of forward positions. For banks that do not disclose, the forward book is unmeasurable and intervention magnitude is systematically underestimated.</w:t>
+        <w:t xml:space="preserve"> BCB and </w:t>
+      </w:r>
+      <w:proofErr w:type="spellStart"/>
+      <w:r>
+        <w:rPr>
+          <w:rFonts w:ascii="Aptos" w:eastAsia="Times New Roman" w:hAnsi="Aptos" w:cs="Times New Roman"/>
+          <w:kern w:val="0"/>
+          <w:sz w:val="22"/>
+          <w:szCs w:val="22"/>
+          <w:lang w:eastAsia="en-GB"/>
+          <w14:ligatures w14:val="none"/>
+        </w:rPr>
+        <w:t>Banxico's</w:t>
+      </w:r>
+      <w:proofErr w:type="spellEnd"/>
+      <w:r>
+        <w:rPr>
+          <w:rFonts w:ascii="Aptos" w:eastAsia="Times New Roman" w:hAnsi="Aptos" w:cs="Times New Roman"/>
+          <w:kern w:val="0"/>
+          <w:sz w:val="22"/>
+          <w:szCs w:val="22"/>
+          <w:lang w:eastAsia="en-GB"/>
+          <w14:ligatures w14:val="none"/>
+        </w:rPr>
+        <w:t xml:space="preserve"> forward books are not reflected in gross reserves. Empirical measurement requires the bank's separate disclosure of forward positions. For banks that do not disclose, the forward book is </w:t>
+      </w:r>
+      <w:proofErr w:type="gramStart"/>
+      <w:r>
+        <w:rPr>
+          <w:rFonts w:ascii="Aptos" w:eastAsia="Times New Roman" w:hAnsi="Aptos" w:cs="Times New Roman"/>
+          <w:kern w:val="0"/>
+          <w:sz w:val="22"/>
+          <w:szCs w:val="22"/>
+          <w:lang w:eastAsia="en-GB"/>
+          <w14:ligatures w14:val="none"/>
+        </w:rPr>
+        <w:t>unmeasurable</w:t>
+      </w:r>
+      <w:proofErr w:type="gramEnd"/>
+      <w:r>
+        <w:rPr>
+          <w:rFonts w:ascii="Aptos" w:eastAsia="Times New Roman" w:hAnsi="Aptos" w:cs="Times New Roman"/>
+          <w:kern w:val="0"/>
+          <w:sz w:val="22"/>
+          <w:szCs w:val="22"/>
+          <w:lang w:eastAsia="en-GB"/>
+          <w14:ligatures w14:val="none"/>
+        </w:rPr>
+        <w:t xml:space="preserve"> and intervention magnitude is systematically underestimated.</w:t>
       </w:r>
     </w:p>
     <w:p>
@@ -9223,7 +10968,31 @@
           <w:lang w:eastAsia="en-GB"/>
           <w14:ligatures w14:val="none"/>
         </w:rPr>
-        <w:t xml:space="preserve"> The IMF iMaPP database tracks CFM actions, but coverage varies across countries and there is self-reporting bias.</w:t>
+        <w:t xml:space="preserve"> The IMF </w:t>
+      </w:r>
+      <w:proofErr w:type="spellStart"/>
+      <w:r>
+        <w:rPr>
+          <w:rFonts w:ascii="Aptos" w:eastAsia="Times New Roman" w:hAnsi="Aptos" w:cs="Times New Roman"/>
+          <w:kern w:val="0"/>
+          <w:sz w:val="22"/>
+          <w:szCs w:val="22"/>
+          <w:lang w:eastAsia="en-GB"/>
+          <w14:ligatures w14:val="none"/>
+        </w:rPr>
+        <w:t>iMaPP</w:t>
+      </w:r>
+      <w:proofErr w:type="spellEnd"/>
+      <w:r>
+        <w:rPr>
+          <w:rFonts w:ascii="Aptos" w:eastAsia="Times New Roman" w:hAnsi="Aptos" w:cs="Times New Roman"/>
+          <w:kern w:val="0"/>
+          <w:sz w:val="22"/>
+          <w:szCs w:val="22"/>
+          <w:lang w:eastAsia="en-GB"/>
+          <w14:ligatures w14:val="none"/>
+        </w:rPr>
+        <w:t xml:space="preserve"> database tracks CFM actions, but coverage varies across countries and there is self-reporting bias.</w:t>
       </w:r>
     </w:p>
     <w:p>
@@ -9248,7 +11017,7 @@
           <w:lang w:eastAsia="en-GB"/>
         </w:rPr>
         <w:pict w14:anchorId="47535884">
-          <v:rect id="_x0000_i1037" alt="" style="width:451.3pt;height:.05pt;mso-width-percent:0;mso-height-percent:0;mso-width-percent:0;mso-height-percent:0" o:hralign="center" o:hrstd="t" o:hr="t" fillcolor="#a0a0a0" stroked="f"/>
+          <v:rect id="_x0000_i1051" alt="" style="width:451.3pt;height:.05pt;mso-width-percent:0;mso-height-percent:0;mso-width-percent:0;mso-height-percent:0" o:hralign="center" o:hrstd="t" o:hr="t" fillcolor="#a0a0a0" stroked="f"/>
         </w:pict>
       </w:r>
     </w:p>
@@ -9511,6 +11280,7 @@
           <w:lang w:eastAsia="en-GB"/>
           <w14:ligatures w14:val="none"/>
         </w:rPr>
+        <w:lastRenderedPageBreak/>
         <w:t>Vertical upward, L2 → L3d.</w:t>
       </w:r>
       <w:r>
@@ -9585,7 +11355,6 @@
           <w:lang w:eastAsia="en-GB"/>
           <w14:ligatures w14:val="none"/>
         </w:rPr>
-        <w:lastRenderedPageBreak/>
         <w:t>Vertical downward, L3d → L4b (FX).</w:t>
       </w:r>
       <w:r>
@@ -9671,7 +11440,31 @@
           <w:lang w:eastAsia="en-GB"/>
           <w14:ligatures w14:val="none"/>
         </w:rPr>
-        <w:t xml:space="preserve"> Intervention burns reserves, affecting the sovereign external balance sheet. Dissonance fires when reserves are declining fast but sovereign CDS is not pricing the stress — typically a leading indicator that one of the two is mispriced.</w:t>
+        <w:t xml:space="preserve"> Intervention burns reserves, affecting the sovereign external balance sheet. Dissonance fires when reserves are declining </w:t>
+      </w:r>
+      <w:proofErr w:type="gramStart"/>
+      <w:r>
+        <w:rPr>
+          <w:rFonts w:ascii="Aptos" w:eastAsia="Times New Roman" w:hAnsi="Aptos" w:cs="Times New Roman"/>
+          <w:kern w:val="0"/>
+          <w:sz w:val="22"/>
+          <w:szCs w:val="22"/>
+          <w:lang w:eastAsia="en-GB"/>
+          <w14:ligatures w14:val="none"/>
+        </w:rPr>
+        <w:t>fast</w:t>
+      </w:r>
+      <w:proofErr w:type="gramEnd"/>
+      <w:r>
+        <w:rPr>
+          <w:rFonts w:ascii="Aptos" w:eastAsia="Times New Roman" w:hAnsi="Aptos" w:cs="Times New Roman"/>
+          <w:kern w:val="0"/>
+          <w:sz w:val="22"/>
+          <w:szCs w:val="22"/>
+          <w:lang w:eastAsia="en-GB"/>
+          <w14:ligatures w14:val="none"/>
+        </w:rPr>
+        <w:t xml:space="preserve"> but sovereign CDS is not pricing the stress — typically a leading indicator that one of the two is mispriced.</w:t>
       </w:r>
     </w:p>
     <w:p>
@@ -9784,6 +11577,7 @@
         </w:rPr>
         <w:t xml:space="preserve"> Macroprudential policy is the use of regulatory instruments to address system-wide financial stability risks, distinct from both </w:t>
       </w:r>
+      <w:proofErr w:type="spellStart"/>
       <w:r>
         <w:rPr>
           <w:rFonts w:ascii="Aptos" w:eastAsia="Times New Roman" w:hAnsi="Aptos" w:cs="Times New Roman"/>
@@ -9797,6 +11591,7 @@
         </w:rPr>
         <w:t>microprudential</w:t>
       </w:r>
+      <w:proofErr w:type="spellEnd"/>
       <w:r>
         <w:rPr>
           <w:rFonts w:ascii="Aptos" w:eastAsia="Times New Roman" w:hAnsi="Aptos" w:cs="Times New Roman"/>
@@ -9830,7 +11625,31 @@
           <w:lang w:eastAsia="en-GB"/>
           <w14:ligatures w14:val="none"/>
         </w:rPr>
-        <w:t xml:space="preserve"> (which targets price stability). The core toolkit: countercyclical capital buffer (CCyB), loan-to-value (LTV) caps, debt-service-to-income (DSTI) caps, reserve requirements, sectoral risk weights, liquidity ratios (LCR, NSFR), concentration limits, and systemic surcharges (G-SIB, D-SIB). The unifying feature: these tools target </w:t>
+        <w:t xml:space="preserve"> (which targets price stability). The core toolkit: countercyclical capital buffer (</w:t>
+      </w:r>
+      <w:proofErr w:type="spellStart"/>
+      <w:r>
+        <w:rPr>
+          <w:rFonts w:ascii="Aptos" w:eastAsia="Times New Roman" w:hAnsi="Aptos" w:cs="Times New Roman"/>
+          <w:kern w:val="0"/>
+          <w:sz w:val="22"/>
+          <w:szCs w:val="22"/>
+          <w:lang w:eastAsia="en-GB"/>
+          <w14:ligatures w14:val="none"/>
+        </w:rPr>
+        <w:t>CCyB</w:t>
+      </w:r>
+      <w:proofErr w:type="spellEnd"/>
+      <w:r>
+        <w:rPr>
+          <w:rFonts w:ascii="Aptos" w:eastAsia="Times New Roman" w:hAnsi="Aptos" w:cs="Times New Roman"/>
+          <w:kern w:val="0"/>
+          <w:sz w:val="22"/>
+          <w:szCs w:val="22"/>
+          <w:lang w:eastAsia="en-GB"/>
+          <w14:ligatures w14:val="none"/>
+        </w:rPr>
+        <w:t xml:space="preserve">), loan-to-value (LTV) caps, debt-service-to-income (DSTI) caps, reserve requirements, sectoral risk weights, liquidity ratios (LCR, NSFR), concentration limits, and systemic surcharges (G-SIB, D-SIB). The unifying feature: these tools target </w:t>
       </w:r>
       <w:r>
         <w:rPr>
@@ -9854,7 +11673,31 @@
           <w:lang w:eastAsia="en-GB"/>
           <w14:ligatures w14:val="none"/>
         </w:rPr>
-        <w:t xml:space="preserve"> through quantity and price restrictions, rather than through the overnight cost of money. Pre-2008 financial regulation was largely microprudential. Post-2008, macroprudential policy emerged as the explicit response to systemic risk that builds in the aggregate even when individual institutions look fine.</w:t>
+        <w:t xml:space="preserve"> through quantity and price restrictions, rather than through the overnight cost of money. Pre-2008 financial regulation was largely </w:t>
+      </w:r>
+      <w:proofErr w:type="spellStart"/>
+      <w:r>
+        <w:rPr>
+          <w:rFonts w:ascii="Aptos" w:eastAsia="Times New Roman" w:hAnsi="Aptos" w:cs="Times New Roman"/>
+          <w:kern w:val="0"/>
+          <w:sz w:val="22"/>
+          <w:szCs w:val="22"/>
+          <w:lang w:eastAsia="en-GB"/>
+          <w14:ligatures w14:val="none"/>
+        </w:rPr>
+        <w:t>microprudential</w:t>
+      </w:r>
+      <w:proofErr w:type="spellEnd"/>
+      <w:r>
+        <w:rPr>
+          <w:rFonts w:ascii="Aptos" w:eastAsia="Times New Roman" w:hAnsi="Aptos" w:cs="Times New Roman"/>
+          <w:kern w:val="0"/>
+          <w:sz w:val="22"/>
+          <w:szCs w:val="22"/>
+          <w:lang w:eastAsia="en-GB"/>
+          <w14:ligatures w14:val="none"/>
+        </w:rPr>
+        <w:t>. Post-2008, macroprudential policy emerged as the explicit response to systemic risk that builds in the aggregate even when individual institutions look fine.</w:t>
       </w:r>
     </w:p>
     <w:p>
@@ -9879,7 +11722,7 @@
           <w:lang w:eastAsia="en-GB"/>
         </w:rPr>
         <w:pict w14:anchorId="40692553">
-          <v:rect id="_x0000_i1036" alt="" style="width:451.3pt;height:.05pt;mso-width-percent:0;mso-height-percent:0;mso-width-percent:0;mso-height-percent:0" o:hralign="center" o:hrstd="t" o:hr="t" fillcolor="#a0a0a0" stroked="f"/>
+          <v:rect id="_x0000_i1052" alt="" style="width:451.3pt;height:.05pt;mso-width-percent:0;mso-height-percent:0;mso-width-percent:0;mso-height-percent:0" o:hralign="center" o:hrstd="t" o:hr="t" fillcolor="#a0a0a0" stroked="f"/>
         </w:pict>
       </w:r>
     </w:p>
@@ -9921,16 +11764,29 @@
           <w14:ligatures w14:val="none"/>
         </w:rPr>
       </w:pPr>
-      <w:r>
-        <w:rPr>
-          <w:rFonts w:ascii="Aptos" w:eastAsia="Times New Roman" w:hAnsi="Aptos" w:cs="Times New Roman"/>
-          <w:kern w:val="0"/>
-          <w:sz w:val="22"/>
-          <w:szCs w:val="22"/>
-          <w:lang w:eastAsia="en-GB"/>
-          <w14:ligatures w14:val="none"/>
-        </w:rPr>
-        <w:t>Macropru exists because the policy rate alone cannot address financial stability.</w:t>
+      <w:proofErr w:type="spellStart"/>
+      <w:r>
+        <w:rPr>
+          <w:rFonts w:ascii="Aptos" w:eastAsia="Times New Roman" w:hAnsi="Aptos" w:cs="Times New Roman"/>
+          <w:kern w:val="0"/>
+          <w:sz w:val="22"/>
+          <w:szCs w:val="22"/>
+          <w:lang w:eastAsia="en-GB"/>
+          <w14:ligatures w14:val="none"/>
+        </w:rPr>
+        <w:t>Macropru</w:t>
+      </w:r>
+      <w:proofErr w:type="spellEnd"/>
+      <w:r>
+        <w:rPr>
+          <w:rFonts w:ascii="Aptos" w:eastAsia="Times New Roman" w:hAnsi="Aptos" w:cs="Times New Roman"/>
+          <w:kern w:val="0"/>
+          <w:sz w:val="22"/>
+          <w:szCs w:val="22"/>
+          <w:lang w:eastAsia="en-GB"/>
+          <w14:ligatures w14:val="none"/>
+        </w:rPr>
+        <w:t xml:space="preserve"> exists because the policy rate alone cannot address financial stability.</w:t>
       </w:r>
     </w:p>
     <w:p>
@@ -9991,44 +11847,121 @@
           <w:lang w:eastAsia="en-GB"/>
           <w14:ligatures w14:val="none"/>
         </w:rPr>
-        <w:t xml:space="preserve"> financial stability — and the policy rate alone cannot hit both. Macropru is the dedicated instrument for financial stability, with the policy rate left to target price stability. This is the post-2008 settlement, formalised across the BIS, IMF/FSB, and national architectures (FSOC in the US, FPC in the UK, ESRB in the EU).</w:t>
-      </w:r>
-    </w:p>
-    <w:p>
-      <w:pPr>
-        <w:spacing w:before="100" w:beforeAutospacing="1" w:after="100" w:afterAutospacing="1" w:line="240" w:lineRule="auto"/>
-        <w:rPr>
-          <w:rFonts w:ascii="Aptos" w:eastAsia="Times New Roman" w:hAnsi="Aptos" w:cs="Times New Roman"/>
-          <w:kern w:val="0"/>
-          <w:sz w:val="22"/>
-          <w:szCs w:val="22"/>
-          <w:lang w:eastAsia="en-GB"/>
-          <w14:ligatures w14:val="none"/>
-        </w:rPr>
-      </w:pPr>
-      <w:r>
-        <w:rPr>
-          <w:rFonts w:ascii="Aptos" w:eastAsia="Times New Roman" w:hAnsi="Aptos" w:cs="Times New Roman"/>
-          <w:i/>
-          <w:iCs/>
-          <w:kern w:val="0"/>
-          <w:sz w:val="22"/>
-          <w:szCs w:val="22"/>
-          <w:lang w:eastAsia="en-GB"/>
-          <w14:ligatures w14:val="none"/>
-        </w:rPr>
-        <w:t>Externalities (Shleifer-Vishny; He-Krishnamurthy).</w:t>
-      </w:r>
-      <w:r>
-        <w:rPr>
-          <w:rFonts w:ascii="Aptos" w:eastAsia="Times New Roman" w:hAnsi="Aptos" w:cs="Times New Roman"/>
-          <w:kern w:val="0"/>
-          <w:sz w:val="22"/>
-          <w:szCs w:val="22"/>
-          <w:lang w:eastAsia="en-GB"/>
-          <w14:ligatures w14:val="none"/>
-        </w:rPr>
-        <w:t xml:space="preserve"> Individual banks do not internalise system-wide effects of their lending and risk-taking. Fire-sale externalities, funding spirals, and network contagion are not priced in by individual decisions. Macropru addresses these externalities directly with quantity-based instruments — capital surcharges, position limits, liquidity buffers.</w:t>
+        <w:t xml:space="preserve"> financial stability — and the policy rate alone cannot hit both. </w:t>
+      </w:r>
+      <w:proofErr w:type="spellStart"/>
+      <w:r>
+        <w:rPr>
+          <w:rFonts w:ascii="Aptos" w:eastAsia="Times New Roman" w:hAnsi="Aptos" w:cs="Times New Roman"/>
+          <w:kern w:val="0"/>
+          <w:sz w:val="22"/>
+          <w:szCs w:val="22"/>
+          <w:lang w:eastAsia="en-GB"/>
+          <w14:ligatures w14:val="none"/>
+        </w:rPr>
+        <w:t>Macropru</w:t>
+      </w:r>
+      <w:proofErr w:type="spellEnd"/>
+      <w:r>
+        <w:rPr>
+          <w:rFonts w:ascii="Aptos" w:eastAsia="Times New Roman" w:hAnsi="Aptos" w:cs="Times New Roman"/>
+          <w:kern w:val="0"/>
+          <w:sz w:val="22"/>
+          <w:szCs w:val="22"/>
+          <w:lang w:eastAsia="en-GB"/>
+          <w14:ligatures w14:val="none"/>
+        </w:rPr>
+        <w:t xml:space="preserve"> is the dedicated instrument for financial stability, with the policy rate left to target price stability. This is the post-2008 settlement, formalised across the BIS, IMF/FSB, and national architectures (FSOC in the US, FPC in the UK, ESRB in the EU).</w:t>
+      </w:r>
+    </w:p>
+    <w:p>
+      <w:pPr>
+        <w:spacing w:before="100" w:beforeAutospacing="1" w:after="100" w:afterAutospacing="1" w:line="240" w:lineRule="auto"/>
+        <w:rPr>
+          <w:rFonts w:ascii="Aptos" w:eastAsia="Times New Roman" w:hAnsi="Aptos" w:cs="Times New Roman"/>
+          <w:kern w:val="0"/>
+          <w:sz w:val="22"/>
+          <w:szCs w:val="22"/>
+          <w:lang w:eastAsia="en-GB"/>
+          <w14:ligatures w14:val="none"/>
+        </w:rPr>
+      </w:pPr>
+      <w:r>
+        <w:rPr>
+          <w:rFonts w:ascii="Aptos" w:eastAsia="Times New Roman" w:hAnsi="Aptos" w:cs="Times New Roman"/>
+          <w:i/>
+          <w:iCs/>
+          <w:kern w:val="0"/>
+          <w:sz w:val="22"/>
+          <w:szCs w:val="22"/>
+          <w:lang w:eastAsia="en-GB"/>
+          <w14:ligatures w14:val="none"/>
+        </w:rPr>
+        <w:lastRenderedPageBreak/>
+        <w:t>Externalities (Shleifer-</w:t>
+      </w:r>
+      <w:proofErr w:type="spellStart"/>
+      <w:r>
+        <w:rPr>
+          <w:rFonts w:ascii="Aptos" w:eastAsia="Times New Roman" w:hAnsi="Aptos" w:cs="Times New Roman"/>
+          <w:i/>
+          <w:iCs/>
+          <w:kern w:val="0"/>
+          <w:sz w:val="22"/>
+          <w:szCs w:val="22"/>
+          <w:lang w:eastAsia="en-GB"/>
+          <w14:ligatures w14:val="none"/>
+        </w:rPr>
+        <w:t>Vishny</w:t>
+      </w:r>
+      <w:proofErr w:type="spellEnd"/>
+      <w:r>
+        <w:rPr>
+          <w:rFonts w:ascii="Aptos" w:eastAsia="Times New Roman" w:hAnsi="Aptos" w:cs="Times New Roman"/>
+          <w:i/>
+          <w:iCs/>
+          <w:kern w:val="0"/>
+          <w:sz w:val="22"/>
+          <w:szCs w:val="22"/>
+          <w:lang w:eastAsia="en-GB"/>
+          <w14:ligatures w14:val="none"/>
+        </w:rPr>
+        <w:t>; He-Krishnamurthy).</w:t>
+      </w:r>
+      <w:r>
+        <w:rPr>
+          <w:rFonts w:ascii="Aptos" w:eastAsia="Times New Roman" w:hAnsi="Aptos" w:cs="Times New Roman"/>
+          <w:kern w:val="0"/>
+          <w:sz w:val="22"/>
+          <w:szCs w:val="22"/>
+          <w:lang w:eastAsia="en-GB"/>
+          <w14:ligatures w14:val="none"/>
+        </w:rPr>
+        <w:t xml:space="preserve"> Individual banks do not internalise system-wide effects of their lending and risk-taking. Fire-sale externalities, funding spirals, and network contagion are not priced in by individual decisions. </w:t>
+      </w:r>
+      <w:proofErr w:type="spellStart"/>
+      <w:r>
+        <w:rPr>
+          <w:rFonts w:ascii="Aptos" w:eastAsia="Times New Roman" w:hAnsi="Aptos" w:cs="Times New Roman"/>
+          <w:kern w:val="0"/>
+          <w:sz w:val="22"/>
+          <w:szCs w:val="22"/>
+          <w:lang w:eastAsia="en-GB"/>
+          <w14:ligatures w14:val="none"/>
+        </w:rPr>
+        <w:t>Macropru</w:t>
+      </w:r>
+      <w:proofErr w:type="spellEnd"/>
+      <w:r>
+        <w:rPr>
+          <w:rFonts w:ascii="Aptos" w:eastAsia="Times New Roman" w:hAnsi="Aptos" w:cs="Times New Roman"/>
+          <w:kern w:val="0"/>
+          <w:sz w:val="22"/>
+          <w:szCs w:val="22"/>
+          <w:lang w:eastAsia="en-GB"/>
+          <w14:ligatures w14:val="none"/>
+        </w:rPr>
+        <w:t xml:space="preserve"> addresses these externalities directly with quantity-based instruments — capital surcharges, position limits, liquidity buffers.</w:t>
       </w:r>
     </w:p>
     <w:p>
@@ -10065,19 +11998,55 @@
           <w:lang w:eastAsia="en-GB"/>
           <w14:ligatures w14:val="none"/>
         </w:rPr>
-        <w:t xml:space="preserve"> Financial cycles — credit growth, asset prices, leverage — are longer and larger than business cycles. Inflation-targeting monetary policy, calibrated to the business cycle, does not lean against the financial cycle hard </w:t>
-      </w:r>
-      <w:r>
-        <w:rPr>
-          <w:rFonts w:ascii="Aptos" w:eastAsia="Times New Roman" w:hAnsi="Aptos" w:cs="Times New Roman"/>
-          <w:kern w:val="0"/>
-          <w:sz w:val="22"/>
-          <w:szCs w:val="22"/>
-          <w:lang w:eastAsia="en-GB"/>
-          <w14:ligatures w14:val="none"/>
-        </w:rPr>
-        <w:lastRenderedPageBreak/>
-        <w:t>enough. Macropru is needed because monetary policy systematically under-weights leverage build-up. This is the BIS view; it is contested but has shaped the global macropru framework.</w:t>
+        <w:t xml:space="preserve"> Financial cycles — credit growth, asset prices, leverage — are longer and larger than business cycles. Inflation-targeting monetary policy, calibrated to the business cycle, does not lean against the financial cycle hard enough. </w:t>
+      </w:r>
+      <w:proofErr w:type="spellStart"/>
+      <w:r>
+        <w:rPr>
+          <w:rFonts w:ascii="Aptos" w:eastAsia="Times New Roman" w:hAnsi="Aptos" w:cs="Times New Roman"/>
+          <w:kern w:val="0"/>
+          <w:sz w:val="22"/>
+          <w:szCs w:val="22"/>
+          <w:lang w:eastAsia="en-GB"/>
+          <w14:ligatures w14:val="none"/>
+        </w:rPr>
+        <w:t>Macropru</w:t>
+      </w:r>
+      <w:proofErr w:type="spellEnd"/>
+      <w:r>
+        <w:rPr>
+          <w:rFonts w:ascii="Aptos" w:eastAsia="Times New Roman" w:hAnsi="Aptos" w:cs="Times New Roman"/>
+          <w:kern w:val="0"/>
+          <w:sz w:val="22"/>
+          <w:szCs w:val="22"/>
+          <w:lang w:eastAsia="en-GB"/>
+          <w14:ligatures w14:val="none"/>
+        </w:rPr>
+        <w:t xml:space="preserve"> is needed because monetary policy systematically under-weights leverage build-up. This is the BIS view; it is contested but has shaped the global </w:t>
+      </w:r>
+      <w:proofErr w:type="spellStart"/>
+      <w:r>
+        <w:rPr>
+          <w:rFonts w:ascii="Aptos" w:eastAsia="Times New Roman" w:hAnsi="Aptos" w:cs="Times New Roman"/>
+          <w:kern w:val="0"/>
+          <w:sz w:val="22"/>
+          <w:szCs w:val="22"/>
+          <w:lang w:eastAsia="en-GB"/>
+          <w14:ligatures w14:val="none"/>
+        </w:rPr>
+        <w:t>macropru</w:t>
+      </w:r>
+      <w:proofErr w:type="spellEnd"/>
+      <w:r>
+        <w:rPr>
+          <w:rFonts w:ascii="Aptos" w:eastAsia="Times New Roman" w:hAnsi="Aptos" w:cs="Times New Roman"/>
+          <w:kern w:val="0"/>
+          <w:sz w:val="22"/>
+          <w:szCs w:val="22"/>
+          <w:lang w:eastAsia="en-GB"/>
+          <w14:ligatures w14:val="none"/>
+        </w:rPr>
+        <w:t xml:space="preserve"> framework.</w:t>
       </w:r>
     </w:p>
     <w:p>
@@ -10114,7 +12083,55 @@
           <w:lang w:eastAsia="en-GB"/>
           <w14:ligatures w14:val="none"/>
         </w:rPr>
-        <w:t xml:space="preserve"> Banks' risk-taking is procyclical. They lend aggressively in booms (collateral values rising) and tighten in busts (collateral collapsing). This amplifies the cycle. Time-varying macropru — particularly the CCyB — is designed to deliberately counteract this: tighten in booms when banks would not, loosen in busts when banks would refuse.</w:t>
+        <w:t xml:space="preserve"> Banks' risk-taking is procyclical. They lend aggressively in booms (collateral values rising) and tighten in busts (collateral collapsing). This amplifies the cycle. Time-varying </w:t>
+      </w:r>
+      <w:proofErr w:type="spellStart"/>
+      <w:r>
+        <w:rPr>
+          <w:rFonts w:ascii="Aptos" w:eastAsia="Times New Roman" w:hAnsi="Aptos" w:cs="Times New Roman"/>
+          <w:kern w:val="0"/>
+          <w:sz w:val="22"/>
+          <w:szCs w:val="22"/>
+          <w:lang w:eastAsia="en-GB"/>
+          <w14:ligatures w14:val="none"/>
+        </w:rPr>
+        <w:t>macropru</w:t>
+      </w:r>
+      <w:proofErr w:type="spellEnd"/>
+      <w:r>
+        <w:rPr>
+          <w:rFonts w:ascii="Aptos" w:eastAsia="Times New Roman" w:hAnsi="Aptos" w:cs="Times New Roman"/>
+          <w:kern w:val="0"/>
+          <w:sz w:val="22"/>
+          <w:szCs w:val="22"/>
+          <w:lang w:eastAsia="en-GB"/>
+          <w14:ligatures w14:val="none"/>
+        </w:rPr>
+        <w:t xml:space="preserve"> — particularly the </w:t>
+      </w:r>
+      <w:proofErr w:type="spellStart"/>
+      <w:r>
+        <w:rPr>
+          <w:rFonts w:ascii="Aptos" w:eastAsia="Times New Roman" w:hAnsi="Aptos" w:cs="Times New Roman"/>
+          <w:kern w:val="0"/>
+          <w:sz w:val="22"/>
+          <w:szCs w:val="22"/>
+          <w:lang w:eastAsia="en-GB"/>
+          <w14:ligatures w14:val="none"/>
+        </w:rPr>
+        <w:t>CCyB</w:t>
+      </w:r>
+      <w:proofErr w:type="spellEnd"/>
+      <w:r>
+        <w:rPr>
+          <w:rFonts w:ascii="Aptos" w:eastAsia="Times New Roman" w:hAnsi="Aptos" w:cs="Times New Roman"/>
+          <w:kern w:val="0"/>
+          <w:sz w:val="22"/>
+          <w:szCs w:val="22"/>
+          <w:lang w:eastAsia="en-GB"/>
+          <w14:ligatures w14:val="none"/>
+        </w:rPr>
+        <w:t xml:space="preserve"> — is designed to deliberately counteract this: tighten in booms when banks would not, loosen in busts when banks would refuse.</w:t>
       </w:r>
     </w:p>
     <w:p>
@@ -10151,7 +12168,79 @@
           <w:lang w:eastAsia="en-GB"/>
           <w14:ligatures w14:val="none"/>
         </w:rPr>
-        <w:t xml:space="preserve"> When monetary policy is constrained at the ELB, macropru becomes the active instrument for managing financial stability. Loose monetary + tight macropru is the post-2008 DM playbook. Macropru is the substitute monetary instrument when monetary instruments are exhausted.</w:t>
+        <w:t xml:space="preserve"> When monetary policy is constrained at the ELB, </w:t>
+      </w:r>
+      <w:proofErr w:type="spellStart"/>
+      <w:r>
+        <w:rPr>
+          <w:rFonts w:ascii="Aptos" w:eastAsia="Times New Roman" w:hAnsi="Aptos" w:cs="Times New Roman"/>
+          <w:kern w:val="0"/>
+          <w:sz w:val="22"/>
+          <w:szCs w:val="22"/>
+          <w:lang w:eastAsia="en-GB"/>
+          <w14:ligatures w14:val="none"/>
+        </w:rPr>
+        <w:t>macropru</w:t>
+      </w:r>
+      <w:proofErr w:type="spellEnd"/>
+      <w:r>
+        <w:rPr>
+          <w:rFonts w:ascii="Aptos" w:eastAsia="Times New Roman" w:hAnsi="Aptos" w:cs="Times New Roman"/>
+          <w:kern w:val="0"/>
+          <w:sz w:val="22"/>
+          <w:szCs w:val="22"/>
+          <w:lang w:eastAsia="en-GB"/>
+          <w14:ligatures w14:val="none"/>
+        </w:rPr>
+        <w:t xml:space="preserve"> becomes the active instrument for managing financial stability. Loose monetary + tight </w:t>
+      </w:r>
+      <w:proofErr w:type="spellStart"/>
+      <w:r>
+        <w:rPr>
+          <w:rFonts w:ascii="Aptos" w:eastAsia="Times New Roman" w:hAnsi="Aptos" w:cs="Times New Roman"/>
+          <w:kern w:val="0"/>
+          <w:sz w:val="22"/>
+          <w:szCs w:val="22"/>
+          <w:lang w:eastAsia="en-GB"/>
+          <w14:ligatures w14:val="none"/>
+        </w:rPr>
+        <w:t>macropru</w:t>
+      </w:r>
+      <w:proofErr w:type="spellEnd"/>
+      <w:r>
+        <w:rPr>
+          <w:rFonts w:ascii="Aptos" w:eastAsia="Times New Roman" w:hAnsi="Aptos" w:cs="Times New Roman"/>
+          <w:kern w:val="0"/>
+          <w:sz w:val="22"/>
+          <w:szCs w:val="22"/>
+          <w:lang w:eastAsia="en-GB"/>
+          <w14:ligatures w14:val="none"/>
+        </w:rPr>
+        <w:t xml:space="preserve"> is the post-2008 DM playbook. </w:t>
+      </w:r>
+      <w:proofErr w:type="spellStart"/>
+      <w:r>
+        <w:rPr>
+          <w:rFonts w:ascii="Aptos" w:eastAsia="Times New Roman" w:hAnsi="Aptos" w:cs="Times New Roman"/>
+          <w:kern w:val="0"/>
+          <w:sz w:val="22"/>
+          <w:szCs w:val="22"/>
+          <w:lang w:eastAsia="en-GB"/>
+          <w14:ligatures w14:val="none"/>
+        </w:rPr>
+        <w:t>Macropru</w:t>
+      </w:r>
+      <w:proofErr w:type="spellEnd"/>
+      <w:r>
+        <w:rPr>
+          <w:rFonts w:ascii="Aptos" w:eastAsia="Times New Roman" w:hAnsi="Aptos" w:cs="Times New Roman"/>
+          <w:kern w:val="0"/>
+          <w:sz w:val="22"/>
+          <w:szCs w:val="22"/>
+          <w:lang w:eastAsia="en-GB"/>
+          <w14:ligatures w14:val="none"/>
+        </w:rPr>
+        <w:t xml:space="preserve"> is the substitute monetary instrument when monetary instruments are exhausted.</w:t>
       </w:r>
     </w:p>
     <w:p>
@@ -10176,7 +12265,7 @@
           <w:lang w:eastAsia="en-GB"/>
         </w:rPr>
         <w:pict w14:anchorId="18242A07">
-          <v:rect id="_x0000_i1035" alt="" style="width:451.3pt;height:.05pt;mso-width-percent:0;mso-height-percent:0;mso-width-percent:0;mso-height-percent:0" o:hralign="center" o:hrstd="t" o:hr="t" fillcolor="#a0a0a0" stroked="f"/>
+          <v:rect id="_x0000_i1053" alt="" style="width:451.3pt;height:.05pt;mso-width-percent:0;mso-height-percent:0;mso-width-percent:0;mso-height-percent:0" o:hralign="center" o:hrstd="t" o:hr="t" fillcolor="#a0a0a0" stroked="f"/>
         </w:pict>
       </w:r>
     </w:p>
@@ -10227,7 +12316,31 @@
           <w:lang w:eastAsia="en-GB"/>
           <w14:ligatures w14:val="none"/>
         </w:rPr>
-        <w:t>The macropru toolkit divides into five families.</w:t>
+        <w:t xml:space="preserve">The </w:t>
+      </w:r>
+      <w:proofErr w:type="spellStart"/>
+      <w:r>
+        <w:rPr>
+          <w:rFonts w:ascii="Aptos" w:eastAsia="Times New Roman" w:hAnsi="Aptos" w:cs="Times New Roman"/>
+          <w:kern w:val="0"/>
+          <w:sz w:val="22"/>
+          <w:szCs w:val="22"/>
+          <w:lang w:eastAsia="en-GB"/>
+          <w14:ligatures w14:val="none"/>
+        </w:rPr>
+        <w:t>macropru</w:t>
+      </w:r>
+      <w:proofErr w:type="spellEnd"/>
+      <w:r>
+        <w:rPr>
+          <w:rFonts w:ascii="Aptos" w:eastAsia="Times New Roman" w:hAnsi="Aptos" w:cs="Times New Roman"/>
+          <w:kern w:val="0"/>
+          <w:sz w:val="22"/>
+          <w:szCs w:val="22"/>
+          <w:lang w:eastAsia="en-GB"/>
+          <w14:ligatures w14:val="none"/>
+        </w:rPr>
+        <w:t xml:space="preserve"> toolkit divides into five families.</w:t>
       </w:r>
     </w:p>
     <w:p>
@@ -10283,6 +12396,7 @@
           <w14:ligatures w14:val="none"/>
         </w:rPr>
       </w:pPr>
+      <w:proofErr w:type="spellStart"/>
       <w:r>
         <w:rPr>
           <w:rFonts w:ascii="Aptos" w:eastAsia="Times New Roman" w:hAnsi="Aptos" w:cs="Times New Roman"/>
@@ -10296,6 +12410,7 @@
         </w:rPr>
         <w:t>CCyB</w:t>
       </w:r>
+      <w:proofErr w:type="spellEnd"/>
       <w:r>
         <w:rPr>
           <w:rFonts w:ascii="Aptos" w:eastAsia="Times New Roman" w:hAnsi="Aptos" w:cs="Times New Roman"/>
@@ -10804,6 +12919,7 @@
           <w:lang w:eastAsia="en-GB"/>
           <w14:ligatures w14:val="none"/>
         </w:rPr>
+        <w:lastRenderedPageBreak/>
         <w:t>Reserve requirements.</w:t>
       </w:r>
       <w:r>
@@ -10815,7 +12931,31 @@
           <w:lang w:eastAsia="en-GB"/>
           <w14:ligatures w14:val="none"/>
         </w:rPr>
-        <w:t xml:space="preserve"> Particularly important in EM. Required reserves on deposit liabilities, often differentiated by currency, maturity, or counterparty. RR has both monetary AND macropru dimensions — they affect money supply and credit allocation simultaneously.</w:t>
+        <w:t xml:space="preserve"> Particularly important in EM. Required reserves on deposit liabilities, often differentiated by currency, maturity, or counterparty. RR has both monetary AND </w:t>
+      </w:r>
+      <w:proofErr w:type="spellStart"/>
+      <w:r>
+        <w:rPr>
+          <w:rFonts w:ascii="Aptos" w:eastAsia="Times New Roman" w:hAnsi="Aptos" w:cs="Times New Roman"/>
+          <w:kern w:val="0"/>
+          <w:sz w:val="22"/>
+          <w:szCs w:val="22"/>
+          <w:lang w:eastAsia="en-GB"/>
+          <w14:ligatures w14:val="none"/>
+        </w:rPr>
+        <w:t>macropru</w:t>
+      </w:r>
+      <w:proofErr w:type="spellEnd"/>
+      <w:r>
+        <w:rPr>
+          <w:rFonts w:ascii="Aptos" w:eastAsia="Times New Roman" w:hAnsi="Aptos" w:cs="Times New Roman"/>
+          <w:kern w:val="0"/>
+          <w:sz w:val="22"/>
+          <w:szCs w:val="22"/>
+          <w:lang w:eastAsia="en-GB"/>
+          <w14:ligatures w14:val="none"/>
+        </w:rPr>
+        <w:t xml:space="preserve"> dimensions — they affect money supply and credit allocation simultaneously.</w:t>
       </w:r>
     </w:p>
     <w:p>
@@ -10876,7 +13016,6 @@
           <w:lang w:eastAsia="en-GB"/>
           <w14:ligatures w14:val="none"/>
         </w:rPr>
-        <w:lastRenderedPageBreak/>
         <w:t xml:space="preserve">Key parameters: </w:t>
       </w:r>
       <w:r>
@@ -10925,7 +13064,31 @@
           <w:lang w:eastAsia="en-GB"/>
           <w14:ligatures w14:val="none"/>
         </w:rPr>
-        <w:t xml:space="preserve"> (time-varying CCyB vs permanent G-SIB); </w:t>
+        <w:t xml:space="preserve"> (time-varying </w:t>
+      </w:r>
+      <w:proofErr w:type="spellStart"/>
+      <w:r>
+        <w:rPr>
+          <w:rFonts w:ascii="Aptos" w:eastAsia="Times New Roman" w:hAnsi="Aptos" w:cs="Times New Roman"/>
+          <w:kern w:val="0"/>
+          <w:sz w:val="22"/>
+          <w:szCs w:val="22"/>
+          <w:lang w:eastAsia="en-GB"/>
+          <w14:ligatures w14:val="none"/>
+        </w:rPr>
+        <w:t>CCyB</w:t>
+      </w:r>
+      <w:proofErr w:type="spellEnd"/>
+      <w:r>
+        <w:rPr>
+          <w:rFonts w:ascii="Aptos" w:eastAsia="Times New Roman" w:hAnsi="Aptos" w:cs="Times New Roman"/>
+          <w:kern w:val="0"/>
+          <w:sz w:val="22"/>
+          <w:szCs w:val="22"/>
+          <w:lang w:eastAsia="en-GB"/>
+          <w14:ligatures w14:val="none"/>
+        </w:rPr>
+        <w:t xml:space="preserve"> vs permanent G-SIB); </w:t>
       </w:r>
       <w:r>
         <w:rPr>
@@ -10973,7 +13136,55 @@
           <w:lang w:eastAsia="en-GB"/>
           <w14:ligatures w14:val="none"/>
         </w:rPr>
-        <w:t xml:space="preserve"> (months for capital, faster for borrower-based). The IMF iMaPP (Integrated Macroprudential Policy) database — Alam et al. 2019 — codifies macropru actions across categories for 134 countries.</w:t>
+        <w:t xml:space="preserve"> (months for capital, faster for borrower-based). The IMF </w:t>
+      </w:r>
+      <w:proofErr w:type="spellStart"/>
+      <w:r>
+        <w:rPr>
+          <w:rFonts w:ascii="Aptos" w:eastAsia="Times New Roman" w:hAnsi="Aptos" w:cs="Times New Roman"/>
+          <w:kern w:val="0"/>
+          <w:sz w:val="22"/>
+          <w:szCs w:val="22"/>
+          <w:lang w:eastAsia="en-GB"/>
+          <w14:ligatures w14:val="none"/>
+        </w:rPr>
+        <w:t>iMaPP</w:t>
+      </w:r>
+      <w:proofErr w:type="spellEnd"/>
+      <w:r>
+        <w:rPr>
+          <w:rFonts w:ascii="Aptos" w:eastAsia="Times New Roman" w:hAnsi="Aptos" w:cs="Times New Roman"/>
+          <w:kern w:val="0"/>
+          <w:sz w:val="22"/>
+          <w:szCs w:val="22"/>
+          <w:lang w:eastAsia="en-GB"/>
+          <w14:ligatures w14:val="none"/>
+        </w:rPr>
+        <w:t xml:space="preserve"> (Integrated Macroprudential Policy) database — Alam et al. 2019 — codifies </w:t>
+      </w:r>
+      <w:proofErr w:type="spellStart"/>
+      <w:r>
+        <w:rPr>
+          <w:rFonts w:ascii="Aptos" w:eastAsia="Times New Roman" w:hAnsi="Aptos" w:cs="Times New Roman"/>
+          <w:kern w:val="0"/>
+          <w:sz w:val="22"/>
+          <w:szCs w:val="22"/>
+          <w:lang w:eastAsia="en-GB"/>
+          <w14:ligatures w14:val="none"/>
+        </w:rPr>
+        <w:t>macropru</w:t>
+      </w:r>
+      <w:proofErr w:type="spellEnd"/>
+      <w:r>
+        <w:rPr>
+          <w:rFonts w:ascii="Aptos" w:eastAsia="Times New Roman" w:hAnsi="Aptos" w:cs="Times New Roman"/>
+          <w:kern w:val="0"/>
+          <w:sz w:val="22"/>
+          <w:szCs w:val="22"/>
+          <w:lang w:eastAsia="en-GB"/>
+          <w14:ligatures w14:val="none"/>
+        </w:rPr>
+        <w:t xml:space="preserve"> actions across categories for 134 countries.</w:t>
       </w:r>
     </w:p>
     <w:p>
@@ -10998,7 +13209,7 @@
           <w:lang w:eastAsia="en-GB"/>
         </w:rPr>
         <w:pict w14:anchorId="17C0E77F">
-          <v:rect id="_x0000_i1034" alt="" style="width:451.3pt;height:.05pt;mso-width-percent:0;mso-height-percent:0;mso-width-percent:0;mso-height-percent:0" o:hralign="center" o:hrstd="t" o:hr="t" fillcolor="#a0a0a0" stroked="f"/>
+          <v:rect id="_x0000_i1054" alt="" style="width:451.3pt;height:.05pt;mso-width-percent:0;mso-height-percent:0;mso-width-percent:0;mso-height-percent:0" o:hralign="center" o:hrstd="t" o:hr="t" fillcolor="#a0a0a0" stroked="f"/>
         </w:pict>
       </w:r>
     </w:p>
@@ -11040,16 +13251,29 @@
           <w14:ligatures w14:val="none"/>
         </w:rPr>
       </w:pPr>
-      <w:r>
-        <w:rPr>
-          <w:rFonts w:ascii="Aptos" w:eastAsia="Times New Roman" w:hAnsi="Aptos" w:cs="Times New Roman"/>
-          <w:kern w:val="0"/>
-          <w:sz w:val="22"/>
-          <w:szCs w:val="22"/>
-          <w:lang w:eastAsia="en-GB"/>
-          <w14:ligatures w14:val="none"/>
-        </w:rPr>
-        <w:t>Macropru affects asset prices through six channels.</w:t>
+      <w:proofErr w:type="spellStart"/>
+      <w:r>
+        <w:rPr>
+          <w:rFonts w:ascii="Aptos" w:eastAsia="Times New Roman" w:hAnsi="Aptos" w:cs="Times New Roman"/>
+          <w:kern w:val="0"/>
+          <w:sz w:val="22"/>
+          <w:szCs w:val="22"/>
+          <w:lang w:eastAsia="en-GB"/>
+          <w14:ligatures w14:val="none"/>
+        </w:rPr>
+        <w:t>Macropru</w:t>
+      </w:r>
+      <w:proofErr w:type="spellEnd"/>
+      <w:r>
+        <w:rPr>
+          <w:rFonts w:ascii="Aptos" w:eastAsia="Times New Roman" w:hAnsi="Aptos" w:cs="Times New Roman"/>
+          <w:kern w:val="0"/>
+          <w:sz w:val="22"/>
+          <w:szCs w:val="22"/>
+          <w:lang w:eastAsia="en-GB"/>
+          <w14:ligatures w14:val="none"/>
+        </w:rPr>
+        <w:t xml:space="preserve"> affects asset prices through six channels.</w:t>
       </w:r>
     </w:p>
     <w:p>
@@ -11234,7 +13458,55 @@
           <w:lang w:eastAsia="en-GB"/>
           <w14:ligatures w14:val="none"/>
         </w:rPr>
-        <w:t xml:space="preserve"> Macropru can pre-empt crises by compressing tail risk, or precipitate them by forcing simultaneous deleveraging. Implementation timing matters more than the announced calibration.</w:t>
+        <w:t xml:space="preserve"> </w:t>
+      </w:r>
+      <w:proofErr w:type="spellStart"/>
+      <w:r>
+        <w:rPr>
+          <w:rFonts w:ascii="Aptos" w:eastAsia="Times New Roman" w:hAnsi="Aptos" w:cs="Times New Roman"/>
+          <w:kern w:val="0"/>
+          <w:sz w:val="22"/>
+          <w:szCs w:val="22"/>
+          <w:lang w:eastAsia="en-GB"/>
+          <w14:ligatures w14:val="none"/>
+        </w:rPr>
+        <w:t>Macropru</w:t>
+      </w:r>
+      <w:proofErr w:type="spellEnd"/>
+      <w:r>
+        <w:rPr>
+          <w:rFonts w:ascii="Aptos" w:eastAsia="Times New Roman" w:hAnsi="Aptos" w:cs="Times New Roman"/>
+          <w:kern w:val="0"/>
+          <w:sz w:val="22"/>
+          <w:szCs w:val="22"/>
+          <w:lang w:eastAsia="en-GB"/>
+          <w14:ligatures w14:val="none"/>
+        </w:rPr>
+        <w:t xml:space="preserve"> can pre-empt crises by compressing tail </w:t>
+      </w:r>
+      <w:proofErr w:type="gramStart"/>
+      <w:r>
+        <w:rPr>
+          <w:rFonts w:ascii="Aptos" w:eastAsia="Times New Roman" w:hAnsi="Aptos" w:cs="Times New Roman"/>
+          <w:kern w:val="0"/>
+          <w:sz w:val="22"/>
+          <w:szCs w:val="22"/>
+          <w:lang w:eastAsia="en-GB"/>
+          <w14:ligatures w14:val="none"/>
+        </w:rPr>
+        <w:t>risk, or</w:t>
+      </w:r>
+      <w:proofErr w:type="gramEnd"/>
+      <w:r>
+        <w:rPr>
+          <w:rFonts w:ascii="Aptos" w:eastAsia="Times New Roman" w:hAnsi="Aptos" w:cs="Times New Roman"/>
+          <w:kern w:val="0"/>
+          <w:sz w:val="22"/>
+          <w:szCs w:val="22"/>
+          <w:lang w:eastAsia="en-GB"/>
+          <w14:ligatures w14:val="none"/>
+        </w:rPr>
+        <w:t xml:space="preserve"> precipitate them by forcing simultaneous deleveraging. Implementation timing matters more than the announced calibration.</w:t>
       </w:r>
     </w:p>
     <w:p>
@@ -11271,31 +13543,79 @@
           <w:lang w:eastAsia="en-GB"/>
           <w14:ligatures w14:val="none"/>
         </w:rPr>
-        <w:t xml:space="preserve"> Most directly, macropru affects who can borrow and on what terms. This flows through to real activity and corporate earnings.</w:t>
-      </w:r>
-    </w:p>
-    <w:p>
-      <w:pPr>
-        <w:spacing w:before="100" w:beforeAutospacing="1" w:after="100" w:afterAutospacing="1" w:line="240" w:lineRule="auto"/>
-        <w:rPr>
-          <w:rFonts w:ascii="Aptos" w:eastAsia="Times New Roman" w:hAnsi="Aptos" w:cs="Times New Roman"/>
-          <w:kern w:val="0"/>
-          <w:sz w:val="22"/>
-          <w:szCs w:val="22"/>
-          <w:lang w:eastAsia="en-GB"/>
-          <w14:ligatures w14:val="none"/>
-        </w:rPr>
-      </w:pPr>
-      <w:r>
-        <w:rPr>
-          <w:rFonts w:ascii="Aptos" w:eastAsia="Times New Roman" w:hAnsi="Aptos" w:cs="Times New Roman"/>
-          <w:kern w:val="0"/>
-          <w:sz w:val="22"/>
-          <w:szCs w:val="22"/>
-          <w:lang w:eastAsia="en-GB"/>
-          <w14:ligatures w14:val="none"/>
-        </w:rPr>
-        <w:t xml:space="preserve">For investment managers the key analytical point: macropru creates a </w:t>
+        <w:t xml:space="preserve"> Most directly, </w:t>
+      </w:r>
+      <w:proofErr w:type="spellStart"/>
+      <w:r>
+        <w:rPr>
+          <w:rFonts w:ascii="Aptos" w:eastAsia="Times New Roman" w:hAnsi="Aptos" w:cs="Times New Roman"/>
+          <w:kern w:val="0"/>
+          <w:sz w:val="22"/>
+          <w:szCs w:val="22"/>
+          <w:lang w:eastAsia="en-GB"/>
+          <w14:ligatures w14:val="none"/>
+        </w:rPr>
+        <w:t>macropru</w:t>
+      </w:r>
+      <w:proofErr w:type="spellEnd"/>
+      <w:r>
+        <w:rPr>
+          <w:rFonts w:ascii="Aptos" w:eastAsia="Times New Roman" w:hAnsi="Aptos" w:cs="Times New Roman"/>
+          <w:kern w:val="0"/>
+          <w:sz w:val="22"/>
+          <w:szCs w:val="22"/>
+          <w:lang w:eastAsia="en-GB"/>
+          <w14:ligatures w14:val="none"/>
+        </w:rPr>
+        <w:t xml:space="preserve"> affects who can borrow and on what terms. This flows through to real activity and corporate earnings.</w:t>
+      </w:r>
+    </w:p>
+    <w:p>
+      <w:pPr>
+        <w:spacing w:before="100" w:beforeAutospacing="1" w:after="100" w:afterAutospacing="1" w:line="240" w:lineRule="auto"/>
+        <w:rPr>
+          <w:rFonts w:ascii="Aptos" w:eastAsia="Times New Roman" w:hAnsi="Aptos" w:cs="Times New Roman"/>
+          <w:kern w:val="0"/>
+          <w:sz w:val="22"/>
+          <w:szCs w:val="22"/>
+          <w:lang w:eastAsia="en-GB"/>
+          <w14:ligatures w14:val="none"/>
+        </w:rPr>
+      </w:pPr>
+      <w:r>
+        <w:rPr>
+          <w:rFonts w:ascii="Aptos" w:eastAsia="Times New Roman" w:hAnsi="Aptos" w:cs="Times New Roman"/>
+          <w:kern w:val="0"/>
+          <w:sz w:val="22"/>
+          <w:szCs w:val="22"/>
+          <w:lang w:eastAsia="en-GB"/>
+          <w14:ligatures w14:val="none"/>
+        </w:rPr>
+        <w:t xml:space="preserve">For investment managers the key analytical point: </w:t>
+      </w:r>
+      <w:proofErr w:type="spellStart"/>
+      <w:r>
+        <w:rPr>
+          <w:rFonts w:ascii="Aptos" w:eastAsia="Times New Roman" w:hAnsi="Aptos" w:cs="Times New Roman"/>
+          <w:kern w:val="0"/>
+          <w:sz w:val="22"/>
+          <w:szCs w:val="22"/>
+          <w:lang w:eastAsia="en-GB"/>
+          <w14:ligatures w14:val="none"/>
+        </w:rPr>
+        <w:t>macropru</w:t>
+      </w:r>
+      <w:proofErr w:type="spellEnd"/>
+      <w:r>
+        <w:rPr>
+          <w:rFonts w:ascii="Aptos" w:eastAsia="Times New Roman" w:hAnsi="Aptos" w:cs="Times New Roman"/>
+          <w:kern w:val="0"/>
+          <w:sz w:val="22"/>
+          <w:szCs w:val="22"/>
+          <w:lang w:eastAsia="en-GB"/>
+          <w14:ligatures w14:val="none"/>
+        </w:rPr>
+        <w:t xml:space="preserve"> creates a </w:t>
       </w:r>
       <w:r>
         <w:rPr>
@@ -11319,7 +13639,79 @@
           <w:lang w:eastAsia="en-GB"/>
           <w14:ligatures w14:val="none"/>
         </w:rPr>
-        <w:t xml:space="preserve"> that is independent of the policy rate. The same nominal monetary stance can produce very different credit conditions depending on the macropru setting. The post-2008 DM regime — loose monetary + tight macropru — produced asset price inflation (low discount rates) without credit boom (constrained access). This is a fundamentally different asset price environment from loose monetary + loose macropru (1990s-2000s), and it requires different portfolio positioning.</w:t>
+        <w:t xml:space="preserve"> that is independent of the policy rate. The same nominal monetary stance can produce very different credit conditions depending on the </w:t>
+      </w:r>
+      <w:proofErr w:type="spellStart"/>
+      <w:r>
+        <w:rPr>
+          <w:rFonts w:ascii="Aptos" w:eastAsia="Times New Roman" w:hAnsi="Aptos" w:cs="Times New Roman"/>
+          <w:kern w:val="0"/>
+          <w:sz w:val="22"/>
+          <w:szCs w:val="22"/>
+          <w:lang w:eastAsia="en-GB"/>
+          <w14:ligatures w14:val="none"/>
+        </w:rPr>
+        <w:t>macropru</w:t>
+      </w:r>
+      <w:proofErr w:type="spellEnd"/>
+      <w:r>
+        <w:rPr>
+          <w:rFonts w:ascii="Aptos" w:eastAsia="Times New Roman" w:hAnsi="Aptos" w:cs="Times New Roman"/>
+          <w:kern w:val="0"/>
+          <w:sz w:val="22"/>
+          <w:szCs w:val="22"/>
+          <w:lang w:eastAsia="en-GB"/>
+          <w14:ligatures w14:val="none"/>
+        </w:rPr>
+        <w:t xml:space="preserve"> setting. The post-2008 DM regime — loose monetary + tight </w:t>
+      </w:r>
+      <w:proofErr w:type="spellStart"/>
+      <w:r>
+        <w:rPr>
+          <w:rFonts w:ascii="Aptos" w:eastAsia="Times New Roman" w:hAnsi="Aptos" w:cs="Times New Roman"/>
+          <w:kern w:val="0"/>
+          <w:sz w:val="22"/>
+          <w:szCs w:val="22"/>
+          <w:lang w:eastAsia="en-GB"/>
+          <w14:ligatures w14:val="none"/>
+        </w:rPr>
+        <w:t>macropru</w:t>
+      </w:r>
+      <w:proofErr w:type="spellEnd"/>
+      <w:r>
+        <w:rPr>
+          <w:rFonts w:ascii="Aptos" w:eastAsia="Times New Roman" w:hAnsi="Aptos" w:cs="Times New Roman"/>
+          <w:kern w:val="0"/>
+          <w:sz w:val="22"/>
+          <w:szCs w:val="22"/>
+          <w:lang w:eastAsia="en-GB"/>
+          <w14:ligatures w14:val="none"/>
+        </w:rPr>
+        <w:t xml:space="preserve"> — produced asset price inflation (low discount rates) without credit boom (constrained access). This is a fundamentally different asset price environment from loose monetary + loose </w:t>
+      </w:r>
+      <w:proofErr w:type="spellStart"/>
+      <w:r>
+        <w:rPr>
+          <w:rFonts w:ascii="Aptos" w:eastAsia="Times New Roman" w:hAnsi="Aptos" w:cs="Times New Roman"/>
+          <w:kern w:val="0"/>
+          <w:sz w:val="22"/>
+          <w:szCs w:val="22"/>
+          <w:lang w:eastAsia="en-GB"/>
+          <w14:ligatures w14:val="none"/>
+        </w:rPr>
+        <w:t>macropru</w:t>
+      </w:r>
+      <w:proofErr w:type="spellEnd"/>
+      <w:r>
+        <w:rPr>
+          <w:rFonts w:ascii="Aptos" w:eastAsia="Times New Roman" w:hAnsi="Aptos" w:cs="Times New Roman"/>
+          <w:kern w:val="0"/>
+          <w:sz w:val="22"/>
+          <w:szCs w:val="22"/>
+          <w:lang w:eastAsia="en-GB"/>
+          <w14:ligatures w14:val="none"/>
+        </w:rPr>
+        <w:t xml:space="preserve"> (1990s-2000s), and it requires different portfolio positioning.</w:t>
       </w:r>
     </w:p>
     <w:p>
@@ -11344,7 +13736,7 @@
           <w:lang w:eastAsia="en-GB"/>
         </w:rPr>
         <w:pict w14:anchorId="48566AE9">
-          <v:rect id="_x0000_i1033" alt="" style="width:451.3pt;height:.05pt;mso-width-percent:0;mso-height-percent:0;mso-width-percent:0;mso-height-percent:0" o:hralign="center" o:hrstd="t" o:hr="t" fillcolor="#a0a0a0" stroked="f"/>
+          <v:rect id="_x0000_i1055" alt="" style="width:451.3pt;height:.05pt;mso-width-percent:0;mso-height-percent:0;mso-width-percent:0;mso-height-percent:0" o:hralign="center" o:hrstd="t" o:hr="t" fillcolor="#a0a0a0" stroked="f"/>
         </w:pict>
       </w:r>
     </w:p>
@@ -11386,16 +13778,30 @@
           <w14:ligatures w14:val="none"/>
         </w:rPr>
       </w:pPr>
-      <w:r>
-        <w:rPr>
-          <w:rFonts w:ascii="Aptos" w:eastAsia="Times New Roman" w:hAnsi="Aptos" w:cs="Times New Roman"/>
-          <w:kern w:val="0"/>
-          <w:sz w:val="22"/>
-          <w:szCs w:val="22"/>
-          <w:lang w:eastAsia="en-GB"/>
-          <w14:ligatures w14:val="none"/>
-        </w:rPr>
-        <w:t>Macropru deployment varies more across the panel than any other L3 instrument.</w:t>
+      <w:proofErr w:type="spellStart"/>
+      <w:r>
+        <w:rPr>
+          <w:rFonts w:ascii="Aptos" w:eastAsia="Times New Roman" w:hAnsi="Aptos" w:cs="Times New Roman"/>
+          <w:kern w:val="0"/>
+          <w:sz w:val="22"/>
+          <w:szCs w:val="22"/>
+          <w:lang w:eastAsia="en-GB"/>
+          <w14:ligatures w14:val="none"/>
+        </w:rPr>
+        <w:lastRenderedPageBreak/>
+        <w:t>Macropru</w:t>
+      </w:r>
+      <w:proofErr w:type="spellEnd"/>
+      <w:r>
+        <w:rPr>
+          <w:rFonts w:ascii="Aptos" w:eastAsia="Times New Roman" w:hAnsi="Aptos" w:cs="Times New Roman"/>
+          <w:kern w:val="0"/>
+          <w:sz w:val="22"/>
+          <w:szCs w:val="22"/>
+          <w:lang w:eastAsia="en-GB"/>
+          <w14:ligatures w14:val="none"/>
+        </w:rPr>
+        <w:t xml:space="preserve"> deployment varies more across the panel than any other L3 instrument.</w:t>
       </w:r>
     </w:p>
     <w:p>
@@ -11432,19 +13838,151 @@
           <w:lang w:eastAsia="en-GB"/>
           <w14:ligatures w14:val="none"/>
         </w:rPr>
-        <w:t xml:space="preserve"> Substantial macropru architecture post-2008. Basel III implementation, CCyB activation in the UK (since 2016) and Nordic countries (active users). NZ, Australia, UK, several EU countries use borrower-based tools. The US is comparatively less active on CCyB and relies more on stress tests as its de facto macropru instrument. BoE-FPC is the most institutionalised </w:t>
-      </w:r>
-      <w:r>
-        <w:rPr>
-          <w:rFonts w:ascii="Aptos" w:eastAsia="Times New Roman" w:hAnsi="Aptos" w:cs="Times New Roman"/>
-          <w:kern w:val="0"/>
-          <w:sz w:val="22"/>
-          <w:szCs w:val="22"/>
-          <w:lang w:eastAsia="en-GB"/>
-          <w14:ligatures w14:val="none"/>
-        </w:rPr>
-        <w:lastRenderedPageBreak/>
-        <w:t>macropru authority globally; the ECB-SSM-ESRB architecture is more complex coordination across micro and macropru.</w:t>
+        <w:t xml:space="preserve"> Substantial </w:t>
+      </w:r>
+      <w:proofErr w:type="spellStart"/>
+      <w:r>
+        <w:rPr>
+          <w:rFonts w:ascii="Aptos" w:eastAsia="Times New Roman" w:hAnsi="Aptos" w:cs="Times New Roman"/>
+          <w:kern w:val="0"/>
+          <w:sz w:val="22"/>
+          <w:szCs w:val="22"/>
+          <w:lang w:eastAsia="en-GB"/>
+          <w14:ligatures w14:val="none"/>
+        </w:rPr>
+        <w:t>macropru</w:t>
+      </w:r>
+      <w:proofErr w:type="spellEnd"/>
+      <w:r>
+        <w:rPr>
+          <w:rFonts w:ascii="Aptos" w:eastAsia="Times New Roman" w:hAnsi="Aptos" w:cs="Times New Roman"/>
+          <w:kern w:val="0"/>
+          <w:sz w:val="22"/>
+          <w:szCs w:val="22"/>
+          <w:lang w:eastAsia="en-GB"/>
+          <w14:ligatures w14:val="none"/>
+        </w:rPr>
+        <w:t xml:space="preserve"> architecture post-2008. Basel III implementation, </w:t>
+      </w:r>
+      <w:proofErr w:type="spellStart"/>
+      <w:r>
+        <w:rPr>
+          <w:rFonts w:ascii="Aptos" w:eastAsia="Times New Roman" w:hAnsi="Aptos" w:cs="Times New Roman"/>
+          <w:kern w:val="0"/>
+          <w:sz w:val="22"/>
+          <w:szCs w:val="22"/>
+          <w:lang w:eastAsia="en-GB"/>
+          <w14:ligatures w14:val="none"/>
+        </w:rPr>
+        <w:t>CCyB</w:t>
+      </w:r>
+      <w:proofErr w:type="spellEnd"/>
+      <w:r>
+        <w:rPr>
+          <w:rFonts w:ascii="Aptos" w:eastAsia="Times New Roman" w:hAnsi="Aptos" w:cs="Times New Roman"/>
+          <w:kern w:val="0"/>
+          <w:sz w:val="22"/>
+          <w:szCs w:val="22"/>
+          <w:lang w:eastAsia="en-GB"/>
+          <w14:ligatures w14:val="none"/>
+        </w:rPr>
+        <w:t xml:space="preserve"> activation in the UK (since 2016) and Nordic countries (active users). NZ, Australia, UK, several EU countries use borrower-based tools. The US is comparatively less active on </w:t>
+      </w:r>
+      <w:proofErr w:type="spellStart"/>
+      <w:r>
+        <w:rPr>
+          <w:rFonts w:ascii="Aptos" w:eastAsia="Times New Roman" w:hAnsi="Aptos" w:cs="Times New Roman"/>
+          <w:kern w:val="0"/>
+          <w:sz w:val="22"/>
+          <w:szCs w:val="22"/>
+          <w:lang w:eastAsia="en-GB"/>
+          <w14:ligatures w14:val="none"/>
+        </w:rPr>
+        <w:t>CCyB</w:t>
+      </w:r>
+      <w:proofErr w:type="spellEnd"/>
+      <w:r>
+        <w:rPr>
+          <w:rFonts w:ascii="Aptos" w:eastAsia="Times New Roman" w:hAnsi="Aptos" w:cs="Times New Roman"/>
+          <w:kern w:val="0"/>
+          <w:sz w:val="22"/>
+          <w:szCs w:val="22"/>
+          <w:lang w:eastAsia="en-GB"/>
+          <w14:ligatures w14:val="none"/>
+        </w:rPr>
+        <w:t xml:space="preserve"> and relies more on stress tests as its de facto </w:t>
+      </w:r>
+      <w:proofErr w:type="spellStart"/>
+      <w:r>
+        <w:rPr>
+          <w:rFonts w:ascii="Aptos" w:eastAsia="Times New Roman" w:hAnsi="Aptos" w:cs="Times New Roman"/>
+          <w:kern w:val="0"/>
+          <w:sz w:val="22"/>
+          <w:szCs w:val="22"/>
+          <w:lang w:eastAsia="en-GB"/>
+          <w14:ligatures w14:val="none"/>
+        </w:rPr>
+        <w:t>macropru</w:t>
+      </w:r>
+      <w:proofErr w:type="spellEnd"/>
+      <w:r>
+        <w:rPr>
+          <w:rFonts w:ascii="Aptos" w:eastAsia="Times New Roman" w:hAnsi="Aptos" w:cs="Times New Roman"/>
+          <w:kern w:val="0"/>
+          <w:sz w:val="22"/>
+          <w:szCs w:val="22"/>
+          <w:lang w:eastAsia="en-GB"/>
+          <w14:ligatures w14:val="none"/>
+        </w:rPr>
+        <w:t xml:space="preserve"> instrument. BoE-FPC is the most institutionalised </w:t>
+      </w:r>
+      <w:proofErr w:type="spellStart"/>
+      <w:r>
+        <w:rPr>
+          <w:rFonts w:ascii="Aptos" w:eastAsia="Times New Roman" w:hAnsi="Aptos" w:cs="Times New Roman"/>
+          <w:kern w:val="0"/>
+          <w:sz w:val="22"/>
+          <w:szCs w:val="22"/>
+          <w:lang w:eastAsia="en-GB"/>
+          <w14:ligatures w14:val="none"/>
+        </w:rPr>
+        <w:t>macropru</w:t>
+      </w:r>
+      <w:proofErr w:type="spellEnd"/>
+      <w:r>
+        <w:rPr>
+          <w:rFonts w:ascii="Aptos" w:eastAsia="Times New Roman" w:hAnsi="Aptos" w:cs="Times New Roman"/>
+          <w:kern w:val="0"/>
+          <w:sz w:val="22"/>
+          <w:szCs w:val="22"/>
+          <w:lang w:eastAsia="en-GB"/>
+          <w14:ligatures w14:val="none"/>
+        </w:rPr>
+        <w:t xml:space="preserve"> authority globally; the ECB-SSM-ESRB architecture is more complex coordination across micro and </w:t>
+      </w:r>
+      <w:proofErr w:type="spellStart"/>
+      <w:r>
+        <w:rPr>
+          <w:rFonts w:ascii="Aptos" w:eastAsia="Times New Roman" w:hAnsi="Aptos" w:cs="Times New Roman"/>
+          <w:kern w:val="0"/>
+          <w:sz w:val="22"/>
+          <w:szCs w:val="22"/>
+          <w:lang w:eastAsia="en-GB"/>
+          <w14:ligatures w14:val="none"/>
+        </w:rPr>
+        <w:t>macropru</w:t>
+      </w:r>
+      <w:proofErr w:type="spellEnd"/>
+      <w:r>
+        <w:rPr>
+          <w:rFonts w:ascii="Aptos" w:eastAsia="Times New Roman" w:hAnsi="Aptos" w:cs="Times New Roman"/>
+          <w:kern w:val="0"/>
+          <w:sz w:val="22"/>
+          <w:szCs w:val="22"/>
+          <w:lang w:eastAsia="en-GB"/>
+          <w14:ligatures w14:val="none"/>
+        </w:rPr>
+        <w:t>.</w:t>
       </w:r>
     </w:p>
     <w:p>
@@ -11481,31 +14019,175 @@
           <w:lang w:eastAsia="en-GB"/>
           <w14:ligatures w14:val="none"/>
         </w:rPr>
-        <w:t xml:space="preserve"> Often more active macropru users than DM, but for different reasons. Reserve requirements are heavily used as both monetary and macropru tools (BCB, Banxico, Bank Indonesia). Asian EMs (Korea, Hong Kong, Singapore) use borrower-based tools actively. BCB runs sectoral capital requirements and active reserve requirement variation. Singapore famously coordinates macropru with FX. India's RBI uses macropru extensively for sector-specific lending control.</w:t>
-      </w:r>
-    </w:p>
-    <w:p>
-      <w:pPr>
-        <w:spacing w:before="100" w:beforeAutospacing="1" w:after="100" w:afterAutospacing="1" w:line="240" w:lineRule="auto"/>
-        <w:rPr>
-          <w:rFonts w:ascii="Aptos" w:eastAsia="Times New Roman" w:hAnsi="Aptos" w:cs="Times New Roman"/>
-          <w:kern w:val="0"/>
-          <w:sz w:val="22"/>
-          <w:szCs w:val="22"/>
-          <w:lang w:eastAsia="en-GB"/>
-          <w14:ligatures w14:val="none"/>
-        </w:rPr>
-      </w:pPr>
-      <w:r>
-        <w:rPr>
-          <w:rFonts w:ascii="Aptos" w:eastAsia="Times New Roman" w:hAnsi="Aptos" w:cs="Times New Roman"/>
-          <w:kern w:val="0"/>
-          <w:sz w:val="22"/>
-          <w:szCs w:val="22"/>
-          <w:lang w:eastAsia="en-GB"/>
-          <w14:ligatures w14:val="none"/>
-        </w:rPr>
-        <w:t xml:space="preserve">The key EM insight: macropru in EM often </w:t>
+        <w:t xml:space="preserve"> Often more active </w:t>
+      </w:r>
+      <w:proofErr w:type="spellStart"/>
+      <w:r>
+        <w:rPr>
+          <w:rFonts w:ascii="Aptos" w:eastAsia="Times New Roman" w:hAnsi="Aptos" w:cs="Times New Roman"/>
+          <w:kern w:val="0"/>
+          <w:sz w:val="22"/>
+          <w:szCs w:val="22"/>
+          <w:lang w:eastAsia="en-GB"/>
+          <w14:ligatures w14:val="none"/>
+        </w:rPr>
+        <w:t>macropru</w:t>
+      </w:r>
+      <w:proofErr w:type="spellEnd"/>
+      <w:r>
+        <w:rPr>
+          <w:rFonts w:ascii="Aptos" w:eastAsia="Times New Roman" w:hAnsi="Aptos" w:cs="Times New Roman"/>
+          <w:kern w:val="0"/>
+          <w:sz w:val="22"/>
+          <w:szCs w:val="22"/>
+          <w:lang w:eastAsia="en-GB"/>
+          <w14:ligatures w14:val="none"/>
+        </w:rPr>
+        <w:t xml:space="preserve"> users than DM, but for different reasons. Reserve requirements are heavily used as both monetary and </w:t>
+      </w:r>
+      <w:proofErr w:type="spellStart"/>
+      <w:r>
+        <w:rPr>
+          <w:rFonts w:ascii="Aptos" w:eastAsia="Times New Roman" w:hAnsi="Aptos" w:cs="Times New Roman"/>
+          <w:kern w:val="0"/>
+          <w:sz w:val="22"/>
+          <w:szCs w:val="22"/>
+          <w:lang w:eastAsia="en-GB"/>
+          <w14:ligatures w14:val="none"/>
+        </w:rPr>
+        <w:t>macropru</w:t>
+      </w:r>
+      <w:proofErr w:type="spellEnd"/>
+      <w:r>
+        <w:rPr>
+          <w:rFonts w:ascii="Aptos" w:eastAsia="Times New Roman" w:hAnsi="Aptos" w:cs="Times New Roman"/>
+          <w:kern w:val="0"/>
+          <w:sz w:val="22"/>
+          <w:szCs w:val="22"/>
+          <w:lang w:eastAsia="en-GB"/>
+          <w14:ligatures w14:val="none"/>
+        </w:rPr>
+        <w:t xml:space="preserve"> tools (BCB, </w:t>
+      </w:r>
+      <w:proofErr w:type="spellStart"/>
+      <w:r>
+        <w:rPr>
+          <w:rFonts w:ascii="Aptos" w:eastAsia="Times New Roman" w:hAnsi="Aptos" w:cs="Times New Roman"/>
+          <w:kern w:val="0"/>
+          <w:sz w:val="22"/>
+          <w:szCs w:val="22"/>
+          <w:lang w:eastAsia="en-GB"/>
+          <w14:ligatures w14:val="none"/>
+        </w:rPr>
+        <w:t>Banxico</w:t>
+      </w:r>
+      <w:proofErr w:type="spellEnd"/>
+      <w:r>
+        <w:rPr>
+          <w:rFonts w:ascii="Aptos" w:eastAsia="Times New Roman" w:hAnsi="Aptos" w:cs="Times New Roman"/>
+          <w:kern w:val="0"/>
+          <w:sz w:val="22"/>
+          <w:szCs w:val="22"/>
+          <w:lang w:eastAsia="en-GB"/>
+          <w14:ligatures w14:val="none"/>
+        </w:rPr>
+        <w:t xml:space="preserve">, Bank Indonesia). Asian EMs (Korea, Hong Kong, Singapore) use borrower-based tools actively. BCB runs sectoral capital requirements and active reserve requirement variation. Singapore famously coordinates </w:t>
+      </w:r>
+      <w:proofErr w:type="spellStart"/>
+      <w:r>
+        <w:rPr>
+          <w:rFonts w:ascii="Aptos" w:eastAsia="Times New Roman" w:hAnsi="Aptos" w:cs="Times New Roman"/>
+          <w:kern w:val="0"/>
+          <w:sz w:val="22"/>
+          <w:szCs w:val="22"/>
+          <w:lang w:eastAsia="en-GB"/>
+          <w14:ligatures w14:val="none"/>
+        </w:rPr>
+        <w:t>macropru</w:t>
+      </w:r>
+      <w:proofErr w:type="spellEnd"/>
+      <w:r>
+        <w:rPr>
+          <w:rFonts w:ascii="Aptos" w:eastAsia="Times New Roman" w:hAnsi="Aptos" w:cs="Times New Roman"/>
+          <w:kern w:val="0"/>
+          <w:sz w:val="22"/>
+          <w:szCs w:val="22"/>
+          <w:lang w:eastAsia="en-GB"/>
+          <w14:ligatures w14:val="none"/>
+        </w:rPr>
+        <w:t xml:space="preserve"> with FX. India's RBI uses </w:t>
+      </w:r>
+      <w:proofErr w:type="spellStart"/>
+      <w:r>
+        <w:rPr>
+          <w:rFonts w:ascii="Aptos" w:eastAsia="Times New Roman" w:hAnsi="Aptos" w:cs="Times New Roman"/>
+          <w:kern w:val="0"/>
+          <w:sz w:val="22"/>
+          <w:szCs w:val="22"/>
+          <w:lang w:eastAsia="en-GB"/>
+          <w14:ligatures w14:val="none"/>
+        </w:rPr>
+        <w:t>macropru</w:t>
+      </w:r>
+      <w:proofErr w:type="spellEnd"/>
+      <w:r>
+        <w:rPr>
+          <w:rFonts w:ascii="Aptos" w:eastAsia="Times New Roman" w:hAnsi="Aptos" w:cs="Times New Roman"/>
+          <w:kern w:val="0"/>
+          <w:sz w:val="22"/>
+          <w:szCs w:val="22"/>
+          <w:lang w:eastAsia="en-GB"/>
+          <w14:ligatures w14:val="none"/>
+        </w:rPr>
+        <w:t xml:space="preserve"> extensively for sector-specific lending control.</w:t>
+      </w:r>
+    </w:p>
+    <w:p>
+      <w:pPr>
+        <w:spacing w:before="100" w:beforeAutospacing="1" w:after="100" w:afterAutospacing="1" w:line="240" w:lineRule="auto"/>
+        <w:rPr>
+          <w:rFonts w:ascii="Aptos" w:eastAsia="Times New Roman" w:hAnsi="Aptos" w:cs="Times New Roman"/>
+          <w:kern w:val="0"/>
+          <w:sz w:val="22"/>
+          <w:szCs w:val="22"/>
+          <w:lang w:eastAsia="en-GB"/>
+          <w14:ligatures w14:val="none"/>
+        </w:rPr>
+      </w:pPr>
+      <w:r>
+        <w:rPr>
+          <w:rFonts w:ascii="Aptos" w:eastAsia="Times New Roman" w:hAnsi="Aptos" w:cs="Times New Roman"/>
+          <w:kern w:val="0"/>
+          <w:sz w:val="22"/>
+          <w:szCs w:val="22"/>
+          <w:lang w:eastAsia="en-GB"/>
+          <w14:ligatures w14:val="none"/>
+        </w:rPr>
+        <w:t xml:space="preserve">The key EM insight: </w:t>
+      </w:r>
+      <w:proofErr w:type="spellStart"/>
+      <w:r>
+        <w:rPr>
+          <w:rFonts w:ascii="Aptos" w:eastAsia="Times New Roman" w:hAnsi="Aptos" w:cs="Times New Roman"/>
+          <w:kern w:val="0"/>
+          <w:sz w:val="22"/>
+          <w:szCs w:val="22"/>
+          <w:lang w:eastAsia="en-GB"/>
+          <w14:ligatures w14:val="none"/>
+        </w:rPr>
+        <w:t>macropru</w:t>
+      </w:r>
+      <w:proofErr w:type="spellEnd"/>
+      <w:r>
+        <w:rPr>
+          <w:rFonts w:ascii="Aptos" w:eastAsia="Times New Roman" w:hAnsi="Aptos" w:cs="Times New Roman"/>
+          <w:kern w:val="0"/>
+          <w:sz w:val="22"/>
+          <w:szCs w:val="22"/>
+          <w:lang w:eastAsia="en-GB"/>
+          <w14:ligatures w14:val="none"/>
+        </w:rPr>
+        <w:t xml:space="preserve"> in EM often </w:t>
       </w:r>
       <w:r>
         <w:rPr>
@@ -11529,7 +14211,55 @@
           <w:lang w:eastAsia="en-GB"/>
           <w14:ligatures w14:val="none"/>
         </w:rPr>
-        <w:t xml:space="preserve"> for the policy rate as a credit-tightening tool when rate hikes are constrained by external considerations (Fed convergence, fear of floating). Macropru is therefore a more central instrument in EM than in DM, despite DM having more elaborate macropru architecture.</w:t>
+        <w:t xml:space="preserve"> for the policy rate as a credit-tightening tool when rate hikes are constrained by external considerations (Fed convergence, fear of floating). </w:t>
+      </w:r>
+      <w:proofErr w:type="spellStart"/>
+      <w:r>
+        <w:rPr>
+          <w:rFonts w:ascii="Aptos" w:eastAsia="Times New Roman" w:hAnsi="Aptos" w:cs="Times New Roman"/>
+          <w:kern w:val="0"/>
+          <w:sz w:val="22"/>
+          <w:szCs w:val="22"/>
+          <w:lang w:eastAsia="en-GB"/>
+          <w14:ligatures w14:val="none"/>
+        </w:rPr>
+        <w:t>Macropru</w:t>
+      </w:r>
+      <w:proofErr w:type="spellEnd"/>
+      <w:r>
+        <w:rPr>
+          <w:rFonts w:ascii="Aptos" w:eastAsia="Times New Roman" w:hAnsi="Aptos" w:cs="Times New Roman"/>
+          <w:kern w:val="0"/>
+          <w:sz w:val="22"/>
+          <w:szCs w:val="22"/>
+          <w:lang w:eastAsia="en-GB"/>
+          <w14:ligatures w14:val="none"/>
+        </w:rPr>
+        <w:t xml:space="preserve"> is therefore a more central instrument in EM than in DM, despite DM having more elaborate </w:t>
+      </w:r>
+      <w:proofErr w:type="spellStart"/>
+      <w:r>
+        <w:rPr>
+          <w:rFonts w:ascii="Aptos" w:eastAsia="Times New Roman" w:hAnsi="Aptos" w:cs="Times New Roman"/>
+          <w:kern w:val="0"/>
+          <w:sz w:val="22"/>
+          <w:szCs w:val="22"/>
+          <w:lang w:eastAsia="en-GB"/>
+          <w14:ligatures w14:val="none"/>
+        </w:rPr>
+        <w:t>macropru</w:t>
+      </w:r>
+      <w:proofErr w:type="spellEnd"/>
+      <w:r>
+        <w:rPr>
+          <w:rFonts w:ascii="Aptos" w:eastAsia="Times New Roman" w:hAnsi="Aptos" w:cs="Times New Roman"/>
+          <w:kern w:val="0"/>
+          <w:sz w:val="22"/>
+          <w:szCs w:val="22"/>
+          <w:lang w:eastAsia="en-GB"/>
+          <w14:ligatures w14:val="none"/>
+        </w:rPr>
+        <w:t xml:space="preserve"> architecture.</w:t>
       </w:r>
     </w:p>
     <w:p>
@@ -11566,7 +14296,55 @@
           <w:lang w:eastAsia="en-GB"/>
           <w14:ligatures w14:val="none"/>
         </w:rPr>
-        <w:t xml:space="preserve"> SARB implements Basel III and has a Financial Stability Committee. The CCyB has been held at 0% throughout. Some sectoral monitoring around home loans, but no formal LTV cap framework. Conservative deployment overall — SARB's macropru posture mirrors its broader institutional pattern of orthodox monetary policy and limited policy innovation. L3e is </w:t>
+        <w:t xml:space="preserve"> SARB implements Basel III and has a Financial Stability Committee. The </w:t>
+      </w:r>
+      <w:proofErr w:type="spellStart"/>
+      <w:r>
+        <w:rPr>
+          <w:rFonts w:ascii="Aptos" w:eastAsia="Times New Roman" w:hAnsi="Aptos" w:cs="Times New Roman"/>
+          <w:kern w:val="0"/>
+          <w:sz w:val="22"/>
+          <w:szCs w:val="22"/>
+          <w:lang w:eastAsia="en-GB"/>
+          <w14:ligatures w14:val="none"/>
+        </w:rPr>
+        <w:t>CCyB</w:t>
+      </w:r>
+      <w:proofErr w:type="spellEnd"/>
+      <w:r>
+        <w:rPr>
+          <w:rFonts w:ascii="Aptos" w:eastAsia="Times New Roman" w:hAnsi="Aptos" w:cs="Times New Roman"/>
+          <w:kern w:val="0"/>
+          <w:sz w:val="22"/>
+          <w:szCs w:val="22"/>
+          <w:lang w:eastAsia="en-GB"/>
+          <w14:ligatures w14:val="none"/>
+        </w:rPr>
+        <w:t xml:space="preserve"> has been held at 0% throughout. Some sectoral monitoring around home loans, but no formal LTV cap framework. Conservative deployment overall — SARB's </w:t>
+      </w:r>
+      <w:proofErr w:type="spellStart"/>
+      <w:r>
+        <w:rPr>
+          <w:rFonts w:ascii="Aptos" w:eastAsia="Times New Roman" w:hAnsi="Aptos" w:cs="Times New Roman"/>
+          <w:kern w:val="0"/>
+          <w:sz w:val="22"/>
+          <w:szCs w:val="22"/>
+          <w:lang w:eastAsia="en-GB"/>
+          <w14:ligatures w14:val="none"/>
+        </w:rPr>
+        <w:t>macropru</w:t>
+      </w:r>
+      <w:proofErr w:type="spellEnd"/>
+      <w:r>
+        <w:rPr>
+          <w:rFonts w:ascii="Aptos" w:eastAsia="Times New Roman" w:hAnsi="Aptos" w:cs="Times New Roman"/>
+          <w:kern w:val="0"/>
+          <w:sz w:val="22"/>
+          <w:szCs w:val="22"/>
+          <w:lang w:eastAsia="en-GB"/>
+          <w14:ligatures w14:val="none"/>
+        </w:rPr>
+        <w:t xml:space="preserve"> posture mirrors its broader institutional pattern of orthodox monetary policy and limited policy innovation. L3e is </w:t>
       </w:r>
       <w:r>
         <w:rPr>
@@ -11615,7 +14393,7 @@
           <w:lang w:eastAsia="en-GB"/>
         </w:rPr>
         <w:pict w14:anchorId="2BC23AC8">
-          <v:rect id="_x0000_i1032" alt="" style="width:451.3pt;height:.05pt;mso-width-percent:0;mso-height-percent:0;mso-width-percent:0;mso-height-percent:0" o:hralign="center" o:hrstd="t" o:hr="t" fillcolor="#a0a0a0" stroked="f"/>
+          <v:rect id="_x0000_i1056" alt="" style="width:451.3pt;height:.05pt;mso-width-percent:0;mso-height-percent:0;mso-width-percent:0;mso-height-percent:0" o:hralign="center" o:hrstd="t" o:hr="t" fillcolor="#a0a0a0" stroked="f"/>
         </w:pict>
       </w:r>
     </w:p>
@@ -11679,7 +14457,55 @@
           <w:lang w:eastAsia="en-GB"/>
           <w14:ligatures w14:val="none"/>
         </w:rPr>
-        <w:t xml:space="preserve"> Macropru is not a single instrument. Capital, liquidity, borrower-based, sectoral, and reserve requirements address different risks. Aggregating into a single "stance" index requires arbitrary weights. Most empirical work uses simple counts of tightening vs loosening actions (Cerutti-Claessens-Laeven 2017), which loses calibration information.</w:t>
+        <w:t xml:space="preserve"> </w:t>
+      </w:r>
+      <w:proofErr w:type="spellStart"/>
+      <w:r>
+        <w:rPr>
+          <w:rFonts w:ascii="Aptos" w:eastAsia="Times New Roman" w:hAnsi="Aptos" w:cs="Times New Roman"/>
+          <w:kern w:val="0"/>
+          <w:sz w:val="22"/>
+          <w:szCs w:val="22"/>
+          <w:lang w:eastAsia="en-GB"/>
+          <w14:ligatures w14:val="none"/>
+        </w:rPr>
+        <w:t>Macropru</w:t>
+      </w:r>
+      <w:proofErr w:type="spellEnd"/>
+      <w:r>
+        <w:rPr>
+          <w:rFonts w:ascii="Aptos" w:eastAsia="Times New Roman" w:hAnsi="Aptos" w:cs="Times New Roman"/>
+          <w:kern w:val="0"/>
+          <w:sz w:val="22"/>
+          <w:szCs w:val="22"/>
+          <w:lang w:eastAsia="en-GB"/>
+          <w14:ligatures w14:val="none"/>
+        </w:rPr>
+        <w:t xml:space="preserve"> is not a single instrument. Capital, liquidity, borrower-based, sectoral, and reserve requirements address different risks. Aggregating into a single "stance" index requires arbitrary weights. Most empirical work uses simple counts of tightening vs loosening actions (Cerutti-Claessens-</w:t>
+      </w:r>
+      <w:proofErr w:type="spellStart"/>
+      <w:r>
+        <w:rPr>
+          <w:rFonts w:ascii="Aptos" w:eastAsia="Times New Roman" w:hAnsi="Aptos" w:cs="Times New Roman"/>
+          <w:kern w:val="0"/>
+          <w:sz w:val="22"/>
+          <w:szCs w:val="22"/>
+          <w:lang w:eastAsia="en-GB"/>
+          <w14:ligatures w14:val="none"/>
+        </w:rPr>
+        <w:t>Laeven</w:t>
+      </w:r>
+      <w:proofErr w:type="spellEnd"/>
+      <w:r>
+        <w:rPr>
+          <w:rFonts w:ascii="Aptos" w:eastAsia="Times New Roman" w:hAnsi="Aptos" w:cs="Times New Roman"/>
+          <w:kern w:val="0"/>
+          <w:sz w:val="22"/>
+          <w:szCs w:val="22"/>
+          <w:lang w:eastAsia="en-GB"/>
+          <w14:ligatures w14:val="none"/>
+        </w:rPr>
+        <w:t xml:space="preserve"> 2017), which loses calibration information.</w:t>
       </w:r>
     </w:p>
     <w:p>
@@ -11753,7 +14579,31 @@
           <w:lang w:eastAsia="en-GB"/>
           <w14:ligatures w14:val="none"/>
         </w:rPr>
-        <w:t xml:space="preserve"> A sectoral measure (e.g., higher RWAs for CRE) may show up weakly in aggregate metrics but have strong sector-specific effects. Aggregate stance indices systematically understate sectoral macropru.</w:t>
+        <w:t xml:space="preserve"> A sectoral measure (e.g., higher RWAs for CRE) may show up weakly in aggregate metrics but have strong sector-specific effects. Aggregate stance indices systematically understate sectoral </w:t>
+      </w:r>
+      <w:proofErr w:type="spellStart"/>
+      <w:r>
+        <w:rPr>
+          <w:rFonts w:ascii="Aptos" w:eastAsia="Times New Roman" w:hAnsi="Aptos" w:cs="Times New Roman"/>
+          <w:kern w:val="0"/>
+          <w:sz w:val="22"/>
+          <w:szCs w:val="22"/>
+          <w:lang w:eastAsia="en-GB"/>
+          <w14:ligatures w14:val="none"/>
+        </w:rPr>
+        <w:t>macropru</w:t>
+      </w:r>
+      <w:proofErr w:type="spellEnd"/>
+      <w:r>
+        <w:rPr>
+          <w:rFonts w:ascii="Aptos" w:eastAsia="Times New Roman" w:hAnsi="Aptos" w:cs="Times New Roman"/>
+          <w:kern w:val="0"/>
+          <w:sz w:val="22"/>
+          <w:szCs w:val="22"/>
+          <w:lang w:eastAsia="en-GB"/>
+          <w14:ligatures w14:val="none"/>
+        </w:rPr>
+        <w:t>.</w:t>
       </w:r>
     </w:p>
     <w:p>
@@ -11790,7 +14640,55 @@
           <w:lang w:eastAsia="en-GB"/>
           <w14:ligatures w14:val="none"/>
         </w:rPr>
-        <w:t xml:space="preserve"> Macropru on banks can shift risk to NBFIs. The iMaPP database tracks bank-side actions; NBFI substitution is harder to measure and probably under-counted.</w:t>
+        <w:t xml:space="preserve"> </w:t>
+      </w:r>
+      <w:proofErr w:type="spellStart"/>
+      <w:r>
+        <w:rPr>
+          <w:rFonts w:ascii="Aptos" w:eastAsia="Times New Roman" w:hAnsi="Aptos" w:cs="Times New Roman"/>
+          <w:kern w:val="0"/>
+          <w:sz w:val="22"/>
+          <w:szCs w:val="22"/>
+          <w:lang w:eastAsia="en-GB"/>
+          <w14:ligatures w14:val="none"/>
+        </w:rPr>
+        <w:t>Macropru</w:t>
+      </w:r>
+      <w:proofErr w:type="spellEnd"/>
+      <w:r>
+        <w:rPr>
+          <w:rFonts w:ascii="Aptos" w:eastAsia="Times New Roman" w:hAnsi="Aptos" w:cs="Times New Roman"/>
+          <w:kern w:val="0"/>
+          <w:sz w:val="22"/>
+          <w:szCs w:val="22"/>
+          <w:lang w:eastAsia="en-GB"/>
+          <w14:ligatures w14:val="none"/>
+        </w:rPr>
+        <w:t xml:space="preserve"> on banks can shift risk to NBFIs. The </w:t>
+      </w:r>
+      <w:proofErr w:type="spellStart"/>
+      <w:r>
+        <w:rPr>
+          <w:rFonts w:ascii="Aptos" w:eastAsia="Times New Roman" w:hAnsi="Aptos" w:cs="Times New Roman"/>
+          <w:kern w:val="0"/>
+          <w:sz w:val="22"/>
+          <w:szCs w:val="22"/>
+          <w:lang w:eastAsia="en-GB"/>
+          <w14:ligatures w14:val="none"/>
+        </w:rPr>
+        <w:t>iMaPP</w:t>
+      </w:r>
+      <w:proofErr w:type="spellEnd"/>
+      <w:r>
+        <w:rPr>
+          <w:rFonts w:ascii="Aptos" w:eastAsia="Times New Roman" w:hAnsi="Aptos" w:cs="Times New Roman"/>
+          <w:kern w:val="0"/>
+          <w:sz w:val="22"/>
+          <w:szCs w:val="22"/>
+          <w:lang w:eastAsia="en-GB"/>
+          <w14:ligatures w14:val="none"/>
+        </w:rPr>
+        <w:t xml:space="preserve"> database tracks bank-side actions; NBFI substitution is harder to measure and probably under-counted.</w:t>
       </w:r>
     </w:p>
     <w:p>
@@ -11827,32 +14725,105 @@
           <w:lang w:eastAsia="en-GB"/>
           <w14:ligatures w14:val="none"/>
         </w:rPr>
-        <w:t xml:space="preserve"> Did the macropru tool actually achieve its objective? Activation databases are clean; effectiveness studies are messier. Cerutti-Claessens-Laeven (2017) found modest effects on credit growth but heterogeneous across countries and tools.</w:t>
-      </w:r>
-    </w:p>
-    <w:p>
-      <w:pPr>
-        <w:spacing w:before="100" w:beforeAutospacing="1" w:after="100" w:afterAutospacing="1" w:line="240" w:lineRule="auto"/>
-        <w:rPr>
-          <w:rFonts w:ascii="Aptos" w:eastAsia="Times New Roman" w:hAnsi="Aptos" w:cs="Times New Roman"/>
-          <w:kern w:val="0"/>
-          <w:sz w:val="22"/>
-          <w:szCs w:val="22"/>
-          <w:lang w:eastAsia="en-GB"/>
-          <w14:ligatures w14:val="none"/>
-        </w:rPr>
-      </w:pPr>
-      <w:r>
-        <w:rPr>
-          <w:rFonts w:ascii="Aptos" w:eastAsia="Times New Roman" w:hAnsi="Aptos" w:cs="Times New Roman"/>
-          <w:i/>
-          <w:iCs/>
-          <w:kern w:val="0"/>
-          <w:sz w:val="22"/>
-          <w:szCs w:val="22"/>
-          <w:lang w:eastAsia="en-GB"/>
-          <w14:ligatures w14:val="none"/>
-        </w:rPr>
+        <w:t xml:space="preserve"> Did the </w:t>
+      </w:r>
+      <w:proofErr w:type="spellStart"/>
+      <w:r>
+        <w:rPr>
+          <w:rFonts w:ascii="Aptos" w:eastAsia="Times New Roman" w:hAnsi="Aptos" w:cs="Times New Roman"/>
+          <w:kern w:val="0"/>
+          <w:sz w:val="22"/>
+          <w:szCs w:val="22"/>
+          <w:lang w:eastAsia="en-GB"/>
+          <w14:ligatures w14:val="none"/>
+        </w:rPr>
+        <w:t>macropru</w:t>
+      </w:r>
+      <w:proofErr w:type="spellEnd"/>
+      <w:r>
+        <w:rPr>
+          <w:rFonts w:ascii="Aptos" w:eastAsia="Times New Roman" w:hAnsi="Aptos" w:cs="Times New Roman"/>
+          <w:kern w:val="0"/>
+          <w:sz w:val="22"/>
+          <w:szCs w:val="22"/>
+          <w:lang w:eastAsia="en-GB"/>
+          <w14:ligatures w14:val="none"/>
+        </w:rPr>
+        <w:t xml:space="preserve"> tool </w:t>
+      </w:r>
+      <w:proofErr w:type="gramStart"/>
+      <w:r>
+        <w:rPr>
+          <w:rFonts w:ascii="Aptos" w:eastAsia="Times New Roman" w:hAnsi="Aptos" w:cs="Times New Roman"/>
+          <w:kern w:val="0"/>
+          <w:sz w:val="22"/>
+          <w:szCs w:val="22"/>
+          <w:lang w:eastAsia="en-GB"/>
+          <w14:ligatures w14:val="none"/>
+        </w:rPr>
+        <w:t>actually achieve</w:t>
+      </w:r>
+      <w:proofErr w:type="gramEnd"/>
+      <w:r>
+        <w:rPr>
+          <w:rFonts w:ascii="Aptos" w:eastAsia="Times New Roman" w:hAnsi="Aptos" w:cs="Times New Roman"/>
+          <w:kern w:val="0"/>
+          <w:sz w:val="22"/>
+          <w:szCs w:val="22"/>
+          <w:lang w:eastAsia="en-GB"/>
+          <w14:ligatures w14:val="none"/>
+        </w:rPr>
+        <w:t xml:space="preserve"> its objective? Activation databases are clean; effectiveness studies are messier. Cerutti-Claessens-</w:t>
+      </w:r>
+      <w:proofErr w:type="spellStart"/>
+      <w:r>
+        <w:rPr>
+          <w:rFonts w:ascii="Aptos" w:eastAsia="Times New Roman" w:hAnsi="Aptos" w:cs="Times New Roman"/>
+          <w:kern w:val="0"/>
+          <w:sz w:val="22"/>
+          <w:szCs w:val="22"/>
+          <w:lang w:eastAsia="en-GB"/>
+          <w14:ligatures w14:val="none"/>
+        </w:rPr>
+        <w:t>Laeven</w:t>
+      </w:r>
+      <w:proofErr w:type="spellEnd"/>
+      <w:r>
+        <w:rPr>
+          <w:rFonts w:ascii="Aptos" w:eastAsia="Times New Roman" w:hAnsi="Aptos" w:cs="Times New Roman"/>
+          <w:kern w:val="0"/>
+          <w:sz w:val="22"/>
+          <w:szCs w:val="22"/>
+          <w:lang w:eastAsia="en-GB"/>
+          <w14:ligatures w14:val="none"/>
+        </w:rPr>
+        <w:t xml:space="preserve"> (2017) found modest effects on credit growth but heterogeneous across countries and tools.</w:t>
+      </w:r>
+    </w:p>
+    <w:p>
+      <w:pPr>
+        <w:spacing w:before="100" w:beforeAutospacing="1" w:after="100" w:afterAutospacing="1" w:line="240" w:lineRule="auto"/>
+        <w:rPr>
+          <w:rFonts w:ascii="Aptos" w:eastAsia="Times New Roman" w:hAnsi="Aptos" w:cs="Times New Roman"/>
+          <w:kern w:val="0"/>
+          <w:sz w:val="22"/>
+          <w:szCs w:val="22"/>
+          <w:lang w:eastAsia="en-GB"/>
+          <w14:ligatures w14:val="none"/>
+        </w:rPr>
+      </w:pPr>
+      <w:r>
+        <w:rPr>
+          <w:rFonts w:ascii="Aptos" w:eastAsia="Times New Roman" w:hAnsi="Aptos" w:cs="Times New Roman"/>
+          <w:i/>
+          <w:iCs/>
+          <w:kern w:val="0"/>
+          <w:sz w:val="22"/>
+          <w:szCs w:val="22"/>
+          <w:lang w:eastAsia="en-GB"/>
+          <w14:ligatures w14:val="none"/>
+        </w:rPr>
+        <w:lastRenderedPageBreak/>
         <w:t>Endogeneity.</w:t>
       </w:r>
       <w:r>
@@ -11864,7 +14835,31 @@
           <w:lang w:eastAsia="en-GB"/>
           <w14:ligatures w14:val="none"/>
         </w:rPr>
-        <w:t xml:space="preserve"> Macropru is activated </w:t>
+        <w:t xml:space="preserve"> </w:t>
+      </w:r>
+      <w:proofErr w:type="spellStart"/>
+      <w:r>
+        <w:rPr>
+          <w:rFonts w:ascii="Aptos" w:eastAsia="Times New Roman" w:hAnsi="Aptos" w:cs="Times New Roman"/>
+          <w:kern w:val="0"/>
+          <w:sz w:val="22"/>
+          <w:szCs w:val="22"/>
+          <w:lang w:eastAsia="en-GB"/>
+          <w14:ligatures w14:val="none"/>
+        </w:rPr>
+        <w:t>Macropru</w:t>
+      </w:r>
+      <w:proofErr w:type="spellEnd"/>
+      <w:r>
+        <w:rPr>
+          <w:rFonts w:ascii="Aptos" w:eastAsia="Times New Roman" w:hAnsi="Aptos" w:cs="Times New Roman"/>
+          <w:kern w:val="0"/>
+          <w:sz w:val="22"/>
+          <w:szCs w:val="22"/>
+          <w:lang w:eastAsia="en-GB"/>
+          <w14:ligatures w14:val="none"/>
+        </w:rPr>
+        <w:t xml:space="preserve"> is activated </w:t>
       </w:r>
       <w:r>
         <w:rPr>
@@ -11888,33 +14883,56 @@
           <w:lang w:eastAsia="en-GB"/>
           <w14:ligatures w14:val="none"/>
         </w:rPr>
-        <w:t xml:space="preserve"> credit booms or asset price increases. So observed correlations between macropru and credit growth are confounded by reverse causality. Clean identification requires either policy rules (predictable activation based on observable triggers) or exogenous variation (cross-country comparison with shared shocks).</w:t>
-      </w:r>
-    </w:p>
-    <w:p>
-      <w:pPr>
-        <w:spacing w:before="100" w:beforeAutospacing="1" w:after="100" w:afterAutospacing="1" w:line="240" w:lineRule="auto"/>
-        <w:rPr>
-          <w:rFonts w:ascii="Aptos" w:eastAsia="Times New Roman" w:hAnsi="Aptos" w:cs="Times New Roman"/>
-          <w:kern w:val="0"/>
-          <w:sz w:val="22"/>
-          <w:szCs w:val="22"/>
-          <w:lang w:eastAsia="en-GB"/>
-          <w14:ligatures w14:val="none"/>
-        </w:rPr>
-      </w:pPr>
-      <w:r>
-        <w:rPr>
-          <w:rFonts w:ascii="Aptos" w:eastAsia="Times New Roman" w:hAnsi="Aptos" w:cs="Times New Roman"/>
-          <w:i/>
-          <w:iCs/>
-          <w:kern w:val="0"/>
-          <w:sz w:val="22"/>
-          <w:szCs w:val="22"/>
-          <w:lang w:eastAsia="en-GB"/>
-          <w14:ligatures w14:val="none"/>
-        </w:rPr>
-        <w:lastRenderedPageBreak/>
+        <w:t xml:space="preserve"> credit booms or asset price increases. So observed correlations between </w:t>
+      </w:r>
+      <w:proofErr w:type="spellStart"/>
+      <w:r>
+        <w:rPr>
+          <w:rFonts w:ascii="Aptos" w:eastAsia="Times New Roman" w:hAnsi="Aptos" w:cs="Times New Roman"/>
+          <w:kern w:val="0"/>
+          <w:sz w:val="22"/>
+          <w:szCs w:val="22"/>
+          <w:lang w:eastAsia="en-GB"/>
+          <w14:ligatures w14:val="none"/>
+        </w:rPr>
+        <w:t>macropru</w:t>
+      </w:r>
+      <w:proofErr w:type="spellEnd"/>
+      <w:r>
+        <w:rPr>
+          <w:rFonts w:ascii="Aptos" w:eastAsia="Times New Roman" w:hAnsi="Aptos" w:cs="Times New Roman"/>
+          <w:kern w:val="0"/>
+          <w:sz w:val="22"/>
+          <w:szCs w:val="22"/>
+          <w:lang w:eastAsia="en-GB"/>
+          <w14:ligatures w14:val="none"/>
+        </w:rPr>
+        <w:t xml:space="preserve"> and credit growth are confounded by reverse causality. Clean identification requires either policy rules (predictable activation based on observable triggers) or exogenous variation (cross-country comparison with shared shocks).</w:t>
+      </w:r>
+    </w:p>
+    <w:p>
+      <w:pPr>
+        <w:spacing w:before="100" w:beforeAutospacing="1" w:after="100" w:afterAutospacing="1" w:line="240" w:lineRule="auto"/>
+        <w:rPr>
+          <w:rFonts w:ascii="Aptos" w:eastAsia="Times New Roman" w:hAnsi="Aptos" w:cs="Times New Roman"/>
+          <w:kern w:val="0"/>
+          <w:sz w:val="22"/>
+          <w:szCs w:val="22"/>
+          <w:lang w:eastAsia="en-GB"/>
+          <w14:ligatures w14:val="none"/>
+        </w:rPr>
+      </w:pPr>
+      <w:r>
+        <w:rPr>
+          <w:rFonts w:ascii="Aptos" w:eastAsia="Times New Roman" w:hAnsi="Aptos" w:cs="Times New Roman"/>
+          <w:i/>
+          <w:iCs/>
+          <w:kern w:val="0"/>
+          <w:sz w:val="22"/>
+          <w:szCs w:val="22"/>
+          <w:lang w:eastAsia="en-GB"/>
+          <w14:ligatures w14:val="none"/>
+        </w:rPr>
         <w:t>Regulatory perimeter.</w:t>
       </w:r>
       <w:r>
@@ -11926,7 +14944,31 @@
           <w:lang w:eastAsia="en-GB"/>
           <w14:ligatures w14:val="none"/>
         </w:rPr>
-        <w:t xml:space="preserve"> Macropru tools operate within the regulated banking perimeter. Cross-border substitution (lending booked offshore) and NBFI substitution (shadow banking) can defeat them. This is the central limitation of the post-2008 architecture.</w:t>
+        <w:t xml:space="preserve"> </w:t>
+      </w:r>
+      <w:proofErr w:type="spellStart"/>
+      <w:r>
+        <w:rPr>
+          <w:rFonts w:ascii="Aptos" w:eastAsia="Times New Roman" w:hAnsi="Aptos" w:cs="Times New Roman"/>
+          <w:kern w:val="0"/>
+          <w:sz w:val="22"/>
+          <w:szCs w:val="22"/>
+          <w:lang w:eastAsia="en-GB"/>
+          <w14:ligatures w14:val="none"/>
+        </w:rPr>
+        <w:t>Macropru</w:t>
+      </w:r>
+      <w:proofErr w:type="spellEnd"/>
+      <w:r>
+        <w:rPr>
+          <w:rFonts w:ascii="Aptos" w:eastAsia="Times New Roman" w:hAnsi="Aptos" w:cs="Times New Roman"/>
+          <w:kern w:val="0"/>
+          <w:sz w:val="22"/>
+          <w:szCs w:val="22"/>
+          <w:lang w:eastAsia="en-GB"/>
+          <w14:ligatures w14:val="none"/>
+        </w:rPr>
+        <w:t xml:space="preserve"> tools operate within the regulated banking perimeter. Cross-border substitution (lending booked offshore) and NBFI substitution (shadow banking) can defeat them. This is the central limitation of the post-2008 architecture.</w:t>
       </w:r>
     </w:p>
     <w:p>
@@ -11951,7 +14993,7 @@
           <w:lang w:eastAsia="en-GB"/>
         </w:rPr>
         <w:pict w14:anchorId="34C4519F">
-          <v:rect id="_x0000_i1031" alt="" style="width:451.3pt;height:.05pt;mso-width-percent:0;mso-height-percent:0;mso-width-percent:0;mso-height-percent:0" o:hralign="center" o:hrstd="t" o:hr="t" fillcolor="#a0a0a0" stroked="f"/>
+          <v:rect id="_x0000_i1057" alt="" style="width:451.3pt;height:.05pt;mso-width-percent:0;mso-height-percent:0;mso-width-percent:0;mso-height-percent:0" o:hralign="center" o:hrstd="t" o:hr="t" fillcolor="#a0a0a0" stroked="f"/>
         </w:pict>
       </w:r>
     </w:p>
@@ -12039,7 +15081,31 @@
           <w:lang w:eastAsia="en-GB"/>
           <w14:ligatures w14:val="none"/>
         </w:rPr>
-        <w:t xml:space="preserve"> Components of the macropru stance should pull the same direction. Dissonance fires when:</w:t>
+        <w:t xml:space="preserve"> Components of the </w:t>
+      </w:r>
+      <w:proofErr w:type="spellStart"/>
+      <w:r>
+        <w:rPr>
+          <w:rFonts w:ascii="Aptos" w:eastAsia="Times New Roman" w:hAnsi="Aptos" w:cs="Times New Roman"/>
+          <w:kern w:val="0"/>
+          <w:sz w:val="22"/>
+          <w:szCs w:val="22"/>
+          <w:lang w:eastAsia="en-GB"/>
+          <w14:ligatures w14:val="none"/>
+        </w:rPr>
+        <w:t>macropru</w:t>
+      </w:r>
+      <w:proofErr w:type="spellEnd"/>
+      <w:r>
+        <w:rPr>
+          <w:rFonts w:ascii="Aptos" w:eastAsia="Times New Roman" w:hAnsi="Aptos" w:cs="Times New Roman"/>
+          <w:kern w:val="0"/>
+          <w:sz w:val="22"/>
+          <w:szCs w:val="22"/>
+          <w:lang w:eastAsia="en-GB"/>
+          <w14:ligatures w14:val="none"/>
+        </w:rPr>
+        <w:t xml:space="preserve"> stance should pull the same direction. Dissonance fires when:</w:t>
       </w:r>
     </w:p>
     <w:p>
@@ -12086,16 +15152,29 @@
           <w14:ligatures w14:val="none"/>
         </w:rPr>
       </w:pPr>
-      <w:r>
-        <w:rPr>
-          <w:rFonts w:ascii="Aptos" w:eastAsia="Times New Roman" w:hAnsi="Aptos" w:cs="Times New Roman"/>
-          <w:kern w:val="0"/>
-          <w:sz w:val="22"/>
-          <w:szCs w:val="22"/>
-          <w:lang w:eastAsia="en-GB"/>
-          <w14:ligatures w14:val="none"/>
-        </w:rPr>
-        <w:t>CCyB lifts but sectoral RWAs unchanged</w:t>
+      <w:proofErr w:type="spellStart"/>
+      <w:r>
+        <w:rPr>
+          <w:rFonts w:ascii="Aptos" w:eastAsia="Times New Roman" w:hAnsi="Aptos" w:cs="Times New Roman"/>
+          <w:kern w:val="0"/>
+          <w:sz w:val="22"/>
+          <w:szCs w:val="22"/>
+          <w:lang w:eastAsia="en-GB"/>
+          <w14:ligatures w14:val="none"/>
+        </w:rPr>
+        <w:t>CCyB</w:t>
+      </w:r>
+      <w:proofErr w:type="spellEnd"/>
+      <w:r>
+        <w:rPr>
+          <w:rFonts w:ascii="Aptos" w:eastAsia="Times New Roman" w:hAnsi="Aptos" w:cs="Times New Roman"/>
+          <w:kern w:val="0"/>
+          <w:sz w:val="22"/>
+          <w:szCs w:val="22"/>
+          <w:lang w:eastAsia="en-GB"/>
+          <w14:ligatures w14:val="none"/>
+        </w:rPr>
+        <w:t xml:space="preserve"> lifts but sectoral RWAs unchanged</w:t>
       </w:r>
     </w:p>
     <w:p>
@@ -12123,7 +15202,31 @@
           <w:lang w:eastAsia="en-GB"/>
           <w14:ligatures w14:val="none"/>
         </w:rPr>
-        <w:t>Aggregate macropru tightens but sectoral measures move opposite</w:t>
+        <w:t xml:space="preserve">Aggregate </w:t>
+      </w:r>
+      <w:proofErr w:type="spellStart"/>
+      <w:r>
+        <w:rPr>
+          <w:rFonts w:ascii="Aptos" w:eastAsia="Times New Roman" w:hAnsi="Aptos" w:cs="Times New Roman"/>
+          <w:kern w:val="0"/>
+          <w:sz w:val="22"/>
+          <w:szCs w:val="22"/>
+          <w:lang w:eastAsia="en-GB"/>
+          <w14:ligatures w14:val="none"/>
+        </w:rPr>
+        <w:t>macropru</w:t>
+      </w:r>
+      <w:proofErr w:type="spellEnd"/>
+      <w:r>
+        <w:rPr>
+          <w:rFonts w:ascii="Aptos" w:eastAsia="Times New Roman" w:hAnsi="Aptos" w:cs="Times New Roman"/>
+          <w:kern w:val="0"/>
+          <w:sz w:val="22"/>
+          <w:szCs w:val="22"/>
+          <w:lang w:eastAsia="en-GB"/>
+          <w14:ligatures w14:val="none"/>
+        </w:rPr>
+        <w:t xml:space="preserve"> tightens but sectoral measures move opposite</w:t>
       </w:r>
     </w:p>
     <w:p>
@@ -12142,16 +15245,29 @@
           <w14:ligatures w14:val="none"/>
         </w:rPr>
       </w:pPr>
-      <w:r>
-        <w:rPr>
-          <w:rFonts w:ascii="Aptos" w:eastAsia="Times New Roman" w:hAnsi="Aptos" w:cs="Times New Roman"/>
-          <w:kern w:val="0"/>
-          <w:sz w:val="22"/>
-          <w:szCs w:val="22"/>
-          <w:lang w:eastAsia="en-GB"/>
-          <w14:ligatures w14:val="none"/>
-        </w:rPr>
-        <w:t>Macropru tightens but stress test assumptions become more lenient (covert loosening through changed scenarios)</w:t>
+      <w:proofErr w:type="spellStart"/>
+      <w:r>
+        <w:rPr>
+          <w:rFonts w:ascii="Aptos" w:eastAsia="Times New Roman" w:hAnsi="Aptos" w:cs="Times New Roman"/>
+          <w:kern w:val="0"/>
+          <w:sz w:val="22"/>
+          <w:szCs w:val="22"/>
+          <w:lang w:eastAsia="en-GB"/>
+          <w14:ligatures w14:val="none"/>
+        </w:rPr>
+        <w:t>Macropru</w:t>
+      </w:r>
+      <w:proofErr w:type="spellEnd"/>
+      <w:r>
+        <w:rPr>
+          <w:rFonts w:ascii="Aptos" w:eastAsia="Times New Roman" w:hAnsi="Aptos" w:cs="Times New Roman"/>
+          <w:kern w:val="0"/>
+          <w:sz w:val="22"/>
+          <w:szCs w:val="22"/>
+          <w:lang w:eastAsia="en-GB"/>
+          <w14:ligatures w14:val="none"/>
+        </w:rPr>
+        <w:t xml:space="preserve"> tightens but stress test assumptions become more lenient (covert loosening through changed scenarios)</w:t>
       </w:r>
     </w:p>
     <w:p>
@@ -12188,7 +15304,79 @@
           <w:lang w:eastAsia="en-GB"/>
           <w14:ligatures w14:val="none"/>
         </w:rPr>
-        <w:t xml:space="preserve"> Macropru should be active when the rule's λ (financial stability weight) is positive and stability indicators are stressed. Dissonance fires when financial stability is degrading but macropru is passive, or tightening pre-emptively without underlying stress.</w:t>
+        <w:t xml:space="preserve"> </w:t>
+      </w:r>
+      <w:proofErr w:type="spellStart"/>
+      <w:r>
+        <w:rPr>
+          <w:rFonts w:ascii="Aptos" w:eastAsia="Times New Roman" w:hAnsi="Aptos" w:cs="Times New Roman"/>
+          <w:kern w:val="0"/>
+          <w:sz w:val="22"/>
+          <w:szCs w:val="22"/>
+          <w:lang w:eastAsia="en-GB"/>
+          <w14:ligatures w14:val="none"/>
+        </w:rPr>
+        <w:t>Macropru</w:t>
+      </w:r>
+      <w:proofErr w:type="spellEnd"/>
+      <w:r>
+        <w:rPr>
+          <w:rFonts w:ascii="Aptos" w:eastAsia="Times New Roman" w:hAnsi="Aptos" w:cs="Times New Roman"/>
+          <w:kern w:val="0"/>
+          <w:sz w:val="22"/>
+          <w:szCs w:val="22"/>
+          <w:lang w:eastAsia="en-GB"/>
+          <w14:ligatures w14:val="none"/>
+        </w:rPr>
+        <w:t xml:space="preserve"> should be active when the rule's λ (financial stability weight) is positive and stability indicators are stressed. Dissonance fires when financial stability is degrading but </w:t>
+      </w:r>
+      <w:proofErr w:type="spellStart"/>
+      <w:r>
+        <w:rPr>
+          <w:rFonts w:ascii="Aptos" w:eastAsia="Times New Roman" w:hAnsi="Aptos" w:cs="Times New Roman"/>
+          <w:kern w:val="0"/>
+          <w:sz w:val="22"/>
+          <w:szCs w:val="22"/>
+          <w:lang w:eastAsia="en-GB"/>
+          <w14:ligatures w14:val="none"/>
+        </w:rPr>
+        <w:t>macropru</w:t>
+      </w:r>
+      <w:proofErr w:type="spellEnd"/>
+      <w:r>
+        <w:rPr>
+          <w:rFonts w:ascii="Aptos" w:eastAsia="Times New Roman" w:hAnsi="Aptos" w:cs="Times New Roman"/>
+          <w:kern w:val="0"/>
+          <w:sz w:val="22"/>
+          <w:szCs w:val="22"/>
+          <w:lang w:eastAsia="en-GB"/>
+          <w14:ligatures w14:val="none"/>
+        </w:rPr>
+        <w:t xml:space="preserve"> is </w:t>
+      </w:r>
+      <w:proofErr w:type="gramStart"/>
+      <w:r>
+        <w:rPr>
+          <w:rFonts w:ascii="Aptos" w:eastAsia="Times New Roman" w:hAnsi="Aptos" w:cs="Times New Roman"/>
+          <w:kern w:val="0"/>
+          <w:sz w:val="22"/>
+          <w:szCs w:val="22"/>
+          <w:lang w:eastAsia="en-GB"/>
+          <w14:ligatures w14:val="none"/>
+        </w:rPr>
+        <w:t>passive, or</w:t>
+      </w:r>
+      <w:proofErr w:type="gramEnd"/>
+      <w:r>
+        <w:rPr>
+          <w:rFonts w:ascii="Aptos" w:eastAsia="Times New Roman" w:hAnsi="Aptos" w:cs="Times New Roman"/>
+          <w:kern w:val="0"/>
+          <w:sz w:val="22"/>
+          <w:szCs w:val="22"/>
+          <w:lang w:eastAsia="en-GB"/>
+          <w14:ligatures w14:val="none"/>
+        </w:rPr>
+        <w:t xml:space="preserve"> tightening pre-emptively without underlying stress.</w:t>
       </w:r>
     </w:p>
     <w:p>
@@ -12225,7 +15413,55 @@
           <w:lang w:eastAsia="en-GB"/>
           <w14:ligatures w14:val="none"/>
         </w:rPr>
-        <w:t xml:space="preserve"> The λ weight in the loss function justifies macropru deployment. Dissonance fires when financial stability is in the mandate but macropru is dormant, or active without an underlying stability mandate to justify it.</w:t>
+        <w:t xml:space="preserve"> The λ weight in the loss function justifies </w:t>
+      </w:r>
+      <w:proofErr w:type="spellStart"/>
+      <w:r>
+        <w:rPr>
+          <w:rFonts w:ascii="Aptos" w:eastAsia="Times New Roman" w:hAnsi="Aptos" w:cs="Times New Roman"/>
+          <w:kern w:val="0"/>
+          <w:sz w:val="22"/>
+          <w:szCs w:val="22"/>
+          <w:lang w:eastAsia="en-GB"/>
+          <w14:ligatures w14:val="none"/>
+        </w:rPr>
+        <w:t>macropru</w:t>
+      </w:r>
+      <w:proofErr w:type="spellEnd"/>
+      <w:r>
+        <w:rPr>
+          <w:rFonts w:ascii="Aptos" w:eastAsia="Times New Roman" w:hAnsi="Aptos" w:cs="Times New Roman"/>
+          <w:kern w:val="0"/>
+          <w:sz w:val="22"/>
+          <w:szCs w:val="22"/>
+          <w:lang w:eastAsia="en-GB"/>
+          <w14:ligatures w14:val="none"/>
+        </w:rPr>
+        <w:t xml:space="preserve"> deployment. Dissonance fires when financial stability is in the mandate but </w:t>
+      </w:r>
+      <w:proofErr w:type="spellStart"/>
+      <w:r>
+        <w:rPr>
+          <w:rFonts w:ascii="Aptos" w:eastAsia="Times New Roman" w:hAnsi="Aptos" w:cs="Times New Roman"/>
+          <w:kern w:val="0"/>
+          <w:sz w:val="22"/>
+          <w:szCs w:val="22"/>
+          <w:lang w:eastAsia="en-GB"/>
+          <w14:ligatures w14:val="none"/>
+        </w:rPr>
+        <w:t>macropru</w:t>
+      </w:r>
+      <w:proofErr w:type="spellEnd"/>
+      <w:r>
+        <w:rPr>
+          <w:rFonts w:ascii="Aptos" w:eastAsia="Times New Roman" w:hAnsi="Aptos" w:cs="Times New Roman"/>
+          <w:kern w:val="0"/>
+          <w:sz w:val="22"/>
+          <w:szCs w:val="22"/>
+          <w:lang w:eastAsia="en-GB"/>
+          <w14:ligatures w14:val="none"/>
+        </w:rPr>
+        <w:t xml:space="preserve"> is dormant, or active without an underlying stability mandate to justify it.</w:t>
       </w:r>
     </w:p>
     <w:p>
@@ -12262,7 +15498,55 @@
           <w:lang w:eastAsia="en-GB"/>
           <w14:ligatures w14:val="none"/>
         </w:rPr>
-        <w:t xml:space="preserve"> Monetary and macropru can intentionally diverge — loose monetary + tight macropru is the post-2008 DM playbook. Dissonance: when divergence is extreme and unaligned with stated framework, or when both move the same direction in ways the framework does not justify.</w:t>
+        <w:t xml:space="preserve"> Monetary and </w:t>
+      </w:r>
+      <w:proofErr w:type="spellStart"/>
+      <w:r>
+        <w:rPr>
+          <w:rFonts w:ascii="Aptos" w:eastAsia="Times New Roman" w:hAnsi="Aptos" w:cs="Times New Roman"/>
+          <w:kern w:val="0"/>
+          <w:sz w:val="22"/>
+          <w:szCs w:val="22"/>
+          <w:lang w:eastAsia="en-GB"/>
+          <w14:ligatures w14:val="none"/>
+        </w:rPr>
+        <w:t>macropru</w:t>
+      </w:r>
+      <w:proofErr w:type="spellEnd"/>
+      <w:r>
+        <w:rPr>
+          <w:rFonts w:ascii="Aptos" w:eastAsia="Times New Roman" w:hAnsi="Aptos" w:cs="Times New Roman"/>
+          <w:kern w:val="0"/>
+          <w:sz w:val="22"/>
+          <w:szCs w:val="22"/>
+          <w:lang w:eastAsia="en-GB"/>
+          <w14:ligatures w14:val="none"/>
+        </w:rPr>
+        <w:t xml:space="preserve"> can intentionally diverge — loose monetary + tight </w:t>
+      </w:r>
+      <w:proofErr w:type="spellStart"/>
+      <w:r>
+        <w:rPr>
+          <w:rFonts w:ascii="Aptos" w:eastAsia="Times New Roman" w:hAnsi="Aptos" w:cs="Times New Roman"/>
+          <w:kern w:val="0"/>
+          <w:sz w:val="22"/>
+          <w:szCs w:val="22"/>
+          <w:lang w:eastAsia="en-GB"/>
+          <w14:ligatures w14:val="none"/>
+        </w:rPr>
+        <w:t>macropru</w:t>
+      </w:r>
+      <w:proofErr w:type="spellEnd"/>
+      <w:r>
+        <w:rPr>
+          <w:rFonts w:ascii="Aptos" w:eastAsia="Times New Roman" w:hAnsi="Aptos" w:cs="Times New Roman"/>
+          <w:kern w:val="0"/>
+          <w:sz w:val="22"/>
+          <w:szCs w:val="22"/>
+          <w:lang w:eastAsia="en-GB"/>
+          <w14:ligatures w14:val="none"/>
+        </w:rPr>
+        <w:t xml:space="preserve"> is the post-2008 DM playbook. Dissonance: when divergence is extreme and unaligned with stated framework, or when both move the same direction in ways the framework does not justify.</w:t>
       </w:r>
     </w:p>
     <w:p>
@@ -12299,7 +15583,55 @@
           <w:lang w:eastAsia="en-GB"/>
           <w14:ligatures w14:val="none"/>
         </w:rPr>
-        <w:t xml:space="preserve"> Balance sheet expansion can build leverage that macropru must counter. Dissonance: QE expanding household credit while macropru loosens LTV caps — instruments working at cross purposes.</w:t>
+        <w:t xml:space="preserve"> Balance sheet expansion can build leverage that </w:t>
+      </w:r>
+      <w:proofErr w:type="spellStart"/>
+      <w:r>
+        <w:rPr>
+          <w:rFonts w:ascii="Aptos" w:eastAsia="Times New Roman" w:hAnsi="Aptos" w:cs="Times New Roman"/>
+          <w:kern w:val="0"/>
+          <w:sz w:val="22"/>
+          <w:szCs w:val="22"/>
+          <w:lang w:eastAsia="en-GB"/>
+          <w14:ligatures w14:val="none"/>
+        </w:rPr>
+        <w:t>macropru</w:t>
+      </w:r>
+      <w:proofErr w:type="spellEnd"/>
+      <w:r>
+        <w:rPr>
+          <w:rFonts w:ascii="Aptos" w:eastAsia="Times New Roman" w:hAnsi="Aptos" w:cs="Times New Roman"/>
+          <w:kern w:val="0"/>
+          <w:sz w:val="22"/>
+          <w:szCs w:val="22"/>
+          <w:lang w:eastAsia="en-GB"/>
+          <w14:ligatures w14:val="none"/>
+        </w:rPr>
+        <w:t xml:space="preserve"> must counter. Dissonance: QE expanding household credit while </w:t>
+      </w:r>
+      <w:proofErr w:type="spellStart"/>
+      <w:r>
+        <w:rPr>
+          <w:rFonts w:ascii="Aptos" w:eastAsia="Times New Roman" w:hAnsi="Aptos" w:cs="Times New Roman"/>
+          <w:kern w:val="0"/>
+          <w:sz w:val="22"/>
+          <w:szCs w:val="22"/>
+          <w:lang w:eastAsia="en-GB"/>
+          <w14:ligatures w14:val="none"/>
+        </w:rPr>
+        <w:t>macropru</w:t>
+      </w:r>
+      <w:proofErr w:type="spellEnd"/>
+      <w:r>
+        <w:rPr>
+          <w:rFonts w:ascii="Aptos" w:eastAsia="Times New Roman" w:hAnsi="Aptos" w:cs="Times New Roman"/>
+          <w:kern w:val="0"/>
+          <w:sz w:val="22"/>
+          <w:szCs w:val="22"/>
+          <w:lang w:eastAsia="en-GB"/>
+          <w14:ligatures w14:val="none"/>
+        </w:rPr>
+        <w:t xml:space="preserve"> loosens LTV caps — instruments working at cross purposes.</w:t>
       </w:r>
     </w:p>
     <w:p>
@@ -12336,7 +15668,55 @@
           <w:lang w:eastAsia="en-GB"/>
           <w14:ligatures w14:val="none"/>
         </w:rPr>
-        <w:t xml:space="preserve"> Macropru directly targets bank balance sheets. Dissonance fires when macropru is tightened but bank lending continues to grow — circumvention, grandfathering, or substitution.</w:t>
+        <w:t xml:space="preserve"> </w:t>
+      </w:r>
+      <w:proofErr w:type="spellStart"/>
+      <w:r>
+        <w:rPr>
+          <w:rFonts w:ascii="Aptos" w:eastAsia="Times New Roman" w:hAnsi="Aptos" w:cs="Times New Roman"/>
+          <w:kern w:val="0"/>
+          <w:sz w:val="22"/>
+          <w:szCs w:val="22"/>
+          <w:lang w:eastAsia="en-GB"/>
+          <w14:ligatures w14:val="none"/>
+        </w:rPr>
+        <w:t>Macropru</w:t>
+      </w:r>
+      <w:proofErr w:type="spellEnd"/>
+      <w:r>
+        <w:rPr>
+          <w:rFonts w:ascii="Aptos" w:eastAsia="Times New Roman" w:hAnsi="Aptos" w:cs="Times New Roman"/>
+          <w:kern w:val="0"/>
+          <w:sz w:val="22"/>
+          <w:szCs w:val="22"/>
+          <w:lang w:eastAsia="en-GB"/>
+          <w14:ligatures w14:val="none"/>
+        </w:rPr>
+        <w:t xml:space="preserve"> directly targets bank balance sheets. Dissonance fires when </w:t>
+      </w:r>
+      <w:proofErr w:type="spellStart"/>
+      <w:r>
+        <w:rPr>
+          <w:rFonts w:ascii="Aptos" w:eastAsia="Times New Roman" w:hAnsi="Aptos" w:cs="Times New Roman"/>
+          <w:kern w:val="0"/>
+          <w:sz w:val="22"/>
+          <w:szCs w:val="22"/>
+          <w:lang w:eastAsia="en-GB"/>
+          <w14:ligatures w14:val="none"/>
+        </w:rPr>
+        <w:t>macropru</w:t>
+      </w:r>
+      <w:proofErr w:type="spellEnd"/>
+      <w:r>
+        <w:rPr>
+          <w:rFonts w:ascii="Aptos" w:eastAsia="Times New Roman" w:hAnsi="Aptos" w:cs="Times New Roman"/>
+          <w:kern w:val="0"/>
+          <w:sz w:val="22"/>
+          <w:szCs w:val="22"/>
+          <w:lang w:eastAsia="en-GB"/>
+          <w14:ligatures w14:val="none"/>
+        </w:rPr>
+        <w:t xml:space="preserve"> is tightened but bank lending continues to grow — circumvention, grandfathering, or substitution.</w:t>
       </w:r>
     </w:p>
     <w:p>
@@ -12373,32 +15753,105 @@
           <w:lang w:eastAsia="en-GB"/>
           <w14:ligatures w14:val="none"/>
         </w:rPr>
-        <w:t xml:space="preserve"> NBFI sits outside most macropru perimeters. Dissonance fires when macropru tightens on banks while NBFI risk builds — the post-2008 risk migration pattern. This is the central structural weakness of current macropru architecture.</w:t>
-      </w:r>
-    </w:p>
-    <w:p>
-      <w:pPr>
-        <w:spacing w:before="100" w:beforeAutospacing="1" w:after="100" w:afterAutospacing="1" w:line="240" w:lineRule="auto"/>
-        <w:rPr>
-          <w:rFonts w:ascii="Aptos" w:eastAsia="Times New Roman" w:hAnsi="Aptos" w:cs="Times New Roman"/>
-          <w:kern w:val="0"/>
-          <w:sz w:val="22"/>
-          <w:szCs w:val="22"/>
-          <w:lang w:eastAsia="en-GB"/>
-          <w14:ligatures w14:val="none"/>
-        </w:rPr>
-      </w:pPr>
-      <w:r>
-        <w:rPr>
-          <w:rFonts w:ascii="Aptos" w:eastAsia="Times New Roman" w:hAnsi="Aptos" w:cs="Times New Roman"/>
-          <w:i/>
-          <w:iCs/>
-          <w:kern w:val="0"/>
-          <w:sz w:val="22"/>
-          <w:szCs w:val="22"/>
-          <w:lang w:eastAsia="en-GB"/>
-          <w14:ligatures w14:val="none"/>
-        </w:rPr>
+        <w:t xml:space="preserve"> NBFI sits outside most </w:t>
+      </w:r>
+      <w:proofErr w:type="spellStart"/>
+      <w:r>
+        <w:rPr>
+          <w:rFonts w:ascii="Aptos" w:eastAsia="Times New Roman" w:hAnsi="Aptos" w:cs="Times New Roman"/>
+          <w:kern w:val="0"/>
+          <w:sz w:val="22"/>
+          <w:szCs w:val="22"/>
+          <w:lang w:eastAsia="en-GB"/>
+          <w14:ligatures w14:val="none"/>
+        </w:rPr>
+        <w:t>macropru</w:t>
+      </w:r>
+      <w:proofErr w:type="spellEnd"/>
+      <w:r>
+        <w:rPr>
+          <w:rFonts w:ascii="Aptos" w:eastAsia="Times New Roman" w:hAnsi="Aptos" w:cs="Times New Roman"/>
+          <w:kern w:val="0"/>
+          <w:sz w:val="22"/>
+          <w:szCs w:val="22"/>
+          <w:lang w:eastAsia="en-GB"/>
+          <w14:ligatures w14:val="none"/>
+        </w:rPr>
+        <w:t xml:space="preserve"> perimeters. Dissonance fires when </w:t>
+      </w:r>
+      <w:proofErr w:type="spellStart"/>
+      <w:r>
+        <w:rPr>
+          <w:rFonts w:ascii="Aptos" w:eastAsia="Times New Roman" w:hAnsi="Aptos" w:cs="Times New Roman"/>
+          <w:kern w:val="0"/>
+          <w:sz w:val="22"/>
+          <w:szCs w:val="22"/>
+          <w:lang w:eastAsia="en-GB"/>
+          <w14:ligatures w14:val="none"/>
+        </w:rPr>
+        <w:t>macropru</w:t>
+      </w:r>
+      <w:proofErr w:type="spellEnd"/>
+      <w:r>
+        <w:rPr>
+          <w:rFonts w:ascii="Aptos" w:eastAsia="Times New Roman" w:hAnsi="Aptos" w:cs="Times New Roman"/>
+          <w:kern w:val="0"/>
+          <w:sz w:val="22"/>
+          <w:szCs w:val="22"/>
+          <w:lang w:eastAsia="en-GB"/>
+          <w14:ligatures w14:val="none"/>
+        </w:rPr>
+        <w:t xml:space="preserve"> tightens on banks while NBFI risk builds — the post-2008 risk migration pattern. This is the central structural weakness of current </w:t>
+      </w:r>
+      <w:proofErr w:type="spellStart"/>
+      <w:r>
+        <w:rPr>
+          <w:rFonts w:ascii="Aptos" w:eastAsia="Times New Roman" w:hAnsi="Aptos" w:cs="Times New Roman"/>
+          <w:kern w:val="0"/>
+          <w:sz w:val="22"/>
+          <w:szCs w:val="22"/>
+          <w:lang w:eastAsia="en-GB"/>
+          <w14:ligatures w14:val="none"/>
+        </w:rPr>
+        <w:t>macropru</w:t>
+      </w:r>
+      <w:proofErr w:type="spellEnd"/>
+      <w:r>
+        <w:rPr>
+          <w:rFonts w:ascii="Aptos" w:eastAsia="Times New Roman" w:hAnsi="Aptos" w:cs="Times New Roman"/>
+          <w:kern w:val="0"/>
+          <w:sz w:val="22"/>
+          <w:szCs w:val="22"/>
+          <w:lang w:eastAsia="en-GB"/>
+          <w14:ligatures w14:val="none"/>
+        </w:rPr>
+        <w:t xml:space="preserve"> architecture.</w:t>
+      </w:r>
+    </w:p>
+    <w:p>
+      <w:pPr>
+        <w:spacing w:before="100" w:beforeAutospacing="1" w:after="100" w:afterAutospacing="1" w:line="240" w:lineRule="auto"/>
+        <w:rPr>
+          <w:rFonts w:ascii="Aptos" w:eastAsia="Times New Roman" w:hAnsi="Aptos" w:cs="Times New Roman"/>
+          <w:kern w:val="0"/>
+          <w:sz w:val="22"/>
+          <w:szCs w:val="22"/>
+          <w:lang w:eastAsia="en-GB"/>
+          <w14:ligatures w14:val="none"/>
+        </w:rPr>
+      </w:pPr>
+      <w:r>
+        <w:rPr>
+          <w:rFonts w:ascii="Aptos" w:eastAsia="Times New Roman" w:hAnsi="Aptos" w:cs="Times New Roman"/>
+          <w:i/>
+          <w:iCs/>
+          <w:kern w:val="0"/>
+          <w:sz w:val="22"/>
+          <w:szCs w:val="22"/>
+          <w:lang w:eastAsia="en-GB"/>
+          <w14:ligatures w14:val="none"/>
+        </w:rPr>
+        <w:lastRenderedPageBreak/>
         <w:t>Vertical downward, L3e → L10b (financial stability).</w:t>
       </w:r>
       <w:r>
@@ -12410,7 +15863,55 @@
           <w:lang w:eastAsia="en-GB"/>
           <w14:ligatures w14:val="none"/>
         </w:rPr>
-        <w:t xml:space="preserve"> Direct mapping — macropru targets stability outcomes. Dissonance fires when macropru is active but financial stability indicators worsen — wrong targeting, wrong calibration, or risk migrating outside the regulatory perimeter.</w:t>
+        <w:t xml:space="preserve"> Direct mapping — </w:t>
+      </w:r>
+      <w:proofErr w:type="spellStart"/>
+      <w:r>
+        <w:rPr>
+          <w:rFonts w:ascii="Aptos" w:eastAsia="Times New Roman" w:hAnsi="Aptos" w:cs="Times New Roman"/>
+          <w:kern w:val="0"/>
+          <w:sz w:val="22"/>
+          <w:szCs w:val="22"/>
+          <w:lang w:eastAsia="en-GB"/>
+          <w14:ligatures w14:val="none"/>
+        </w:rPr>
+        <w:t>macropru</w:t>
+      </w:r>
+      <w:proofErr w:type="spellEnd"/>
+      <w:r>
+        <w:rPr>
+          <w:rFonts w:ascii="Aptos" w:eastAsia="Times New Roman" w:hAnsi="Aptos" w:cs="Times New Roman"/>
+          <w:kern w:val="0"/>
+          <w:sz w:val="22"/>
+          <w:szCs w:val="22"/>
+          <w:lang w:eastAsia="en-GB"/>
+          <w14:ligatures w14:val="none"/>
+        </w:rPr>
+        <w:t xml:space="preserve"> targets stability outcomes. Dissonance fires when </w:t>
+      </w:r>
+      <w:proofErr w:type="spellStart"/>
+      <w:r>
+        <w:rPr>
+          <w:rFonts w:ascii="Aptos" w:eastAsia="Times New Roman" w:hAnsi="Aptos" w:cs="Times New Roman"/>
+          <w:kern w:val="0"/>
+          <w:sz w:val="22"/>
+          <w:szCs w:val="22"/>
+          <w:lang w:eastAsia="en-GB"/>
+          <w14:ligatures w14:val="none"/>
+        </w:rPr>
+        <w:t>macropru</w:t>
+      </w:r>
+      <w:proofErr w:type="spellEnd"/>
+      <w:r>
+        <w:rPr>
+          <w:rFonts w:ascii="Aptos" w:eastAsia="Times New Roman" w:hAnsi="Aptos" w:cs="Times New Roman"/>
+          <w:kern w:val="0"/>
+          <w:sz w:val="22"/>
+          <w:szCs w:val="22"/>
+          <w:lang w:eastAsia="en-GB"/>
+          <w14:ligatures w14:val="none"/>
+        </w:rPr>
+        <w:t xml:space="preserve"> is active but financial stability indicators worsen — wrong targeting, wrong calibration, or risk migrating outside the regulatory perimeter.</w:t>
       </w:r>
     </w:p>
     <w:p>
@@ -12458,19 +15959,55 @@
           <w:lang w:eastAsia="en-GB"/>
           <w14:ligatures w14:val="none"/>
         </w:rPr>
-        <w:t xml:space="preserve">. Operating on a different axis from the rate (cost of money), the balance sheet (quantity of safe assets), and FX intervention (currency price), it operates on the structure and incentives of credit allocation. Dissonance at </w:t>
-      </w:r>
-      <w:r>
-        <w:rPr>
-          <w:rFonts w:ascii="Aptos" w:eastAsia="Times New Roman" w:hAnsi="Aptos" w:cs="Times New Roman"/>
-          <w:kern w:val="0"/>
-          <w:sz w:val="22"/>
-          <w:szCs w:val="22"/>
-          <w:lang w:eastAsia="en-GB"/>
-          <w14:ligatures w14:val="none"/>
-        </w:rPr>
-        <w:lastRenderedPageBreak/>
-        <w:t>L3e means the bank's stated financial stability mandate and its actual risk management actions have diverged, or that the macropru perimeter has failed to cover where the risk has actually accumulated.</w:t>
+        <w:t xml:space="preserve">. Operating on a different axis from the rate (cost of money), the balance sheet (quantity of safe assets), and FX intervention (currency price), it operates on the structure and incentives of credit allocation. Dissonance at L3e means the bank's stated financial stability mandate and its actual risk management actions have diverged, or that the </w:t>
+      </w:r>
+      <w:proofErr w:type="spellStart"/>
+      <w:r>
+        <w:rPr>
+          <w:rFonts w:ascii="Aptos" w:eastAsia="Times New Roman" w:hAnsi="Aptos" w:cs="Times New Roman"/>
+          <w:kern w:val="0"/>
+          <w:sz w:val="22"/>
+          <w:szCs w:val="22"/>
+          <w:lang w:eastAsia="en-GB"/>
+          <w14:ligatures w14:val="none"/>
+        </w:rPr>
+        <w:t>macropru</w:t>
+      </w:r>
+      <w:proofErr w:type="spellEnd"/>
+      <w:r>
+        <w:rPr>
+          <w:rFonts w:ascii="Aptos" w:eastAsia="Times New Roman" w:hAnsi="Aptos" w:cs="Times New Roman"/>
+          <w:kern w:val="0"/>
+          <w:sz w:val="22"/>
+          <w:szCs w:val="22"/>
+          <w:lang w:eastAsia="en-GB"/>
+          <w14:ligatures w14:val="none"/>
+        </w:rPr>
+        <w:t xml:space="preserve"> perimeter has failed to cover where the risk has </w:t>
+      </w:r>
+      <w:proofErr w:type="gramStart"/>
+      <w:r>
+        <w:rPr>
+          <w:rFonts w:ascii="Aptos" w:eastAsia="Times New Roman" w:hAnsi="Aptos" w:cs="Times New Roman"/>
+          <w:kern w:val="0"/>
+          <w:sz w:val="22"/>
+          <w:szCs w:val="22"/>
+          <w:lang w:eastAsia="en-GB"/>
+          <w14:ligatures w14:val="none"/>
+        </w:rPr>
+        <w:t>actually accumulated</w:t>
+      </w:r>
+      <w:proofErr w:type="gramEnd"/>
+      <w:r>
+        <w:rPr>
+          <w:rFonts w:ascii="Aptos" w:eastAsia="Times New Roman" w:hAnsi="Aptos" w:cs="Times New Roman"/>
+          <w:kern w:val="0"/>
+          <w:sz w:val="22"/>
+          <w:szCs w:val="22"/>
+          <w:lang w:eastAsia="en-GB"/>
+          <w14:ligatures w14:val="none"/>
+        </w:rPr>
+        <w:t>.</w:t>
       </w:r>
     </w:p>
     <w:p>
@@ -12654,7 +16191,7 @@
           <w:lang w:eastAsia="en-GB"/>
         </w:rPr>
         <w:pict w14:anchorId="1E24B591">
-          <v:rect id="_x0000_i1030" alt="" style="width:451.3pt;height:.05pt;mso-width-percent:0;mso-height-percent:0;mso-width-percent:0;mso-height-percent:0" o:hralign="center" o:hrstd="t" o:hr="t" fillcolor="#a0a0a0" stroked="f"/>
+          <v:rect id="_x0000_i1058" alt="" style="width:451.3pt;height:.05pt;mso-width-percent:0;mso-height-percent:0;mso-width-percent:0;mso-height-percent:0" o:hralign="center" o:hrstd="t" o:hr="t" fillcolor="#a0a0a0" stroked="f"/>
         </w:pict>
       </w:r>
     </w:p>
@@ -12790,7 +16327,31 @@
           <w:lang w:eastAsia="en-GB"/>
           <w14:ligatures w14:val="none"/>
         </w:rPr>
-        <w:t>The three Bagehotian conditions matter: (1) lend freely — no quantity rationing; (2) at penalty rates — to discourage routine use and limit moral hazard; (3) against good collateral — to protect the central bank from credit risk. Modern facility design has progressively relaxed all three, particularly post-2008.</w:t>
+        <w:t xml:space="preserve">The three </w:t>
+      </w:r>
+      <w:proofErr w:type="spellStart"/>
+      <w:r>
+        <w:rPr>
+          <w:rFonts w:ascii="Aptos" w:eastAsia="Times New Roman" w:hAnsi="Aptos" w:cs="Times New Roman"/>
+          <w:kern w:val="0"/>
+          <w:sz w:val="22"/>
+          <w:szCs w:val="22"/>
+          <w:lang w:eastAsia="en-GB"/>
+          <w14:ligatures w14:val="none"/>
+        </w:rPr>
+        <w:t>Bagehotian</w:t>
+      </w:r>
+      <w:proofErr w:type="spellEnd"/>
+      <w:r>
+        <w:rPr>
+          <w:rFonts w:ascii="Aptos" w:eastAsia="Times New Roman" w:hAnsi="Aptos" w:cs="Times New Roman"/>
+          <w:kern w:val="0"/>
+          <w:sz w:val="22"/>
+          <w:szCs w:val="22"/>
+          <w:lang w:eastAsia="en-GB"/>
+          <w14:ligatures w14:val="none"/>
+        </w:rPr>
+        <w:t xml:space="preserve"> conditions matter: (1) lend freely — no quantity rationing; (2) at penalty rates — to discourage routine use and limit moral hazard; (3) against good collateral — to protect the central bank from credit risk. Modern facility design has progressively relaxed all three, particularly post-2008.</w:t>
       </w:r>
     </w:p>
     <w:p>
@@ -12827,7 +16388,31 @@
           <w:lang w:eastAsia="en-GB"/>
           <w14:ligatures w14:val="none"/>
         </w:rPr>
-        <w:t xml:space="preserve"> The crisis revealed that the Bagehotian framework needed expansion. Risk had migrated outside the regulated banking perimeter (NBFI, dealers, MMFs); wholesale funding markets (repo, commercial paper) could freeze; cross-border dollar funding required international coordination. The LOLR function consequently expanded along five axes — from banks to non-banks (PDCF), from overnight to term (TAF), from collateral lending to outright asset purchases (CPFF, TALF), from domestic to cross-border (Fed swap lines), and from institution-specific to market-specific (MMLF).</w:t>
+        <w:t xml:space="preserve"> The crisis revealed that the </w:t>
+      </w:r>
+      <w:proofErr w:type="spellStart"/>
+      <w:r>
+        <w:rPr>
+          <w:rFonts w:ascii="Aptos" w:eastAsia="Times New Roman" w:hAnsi="Aptos" w:cs="Times New Roman"/>
+          <w:kern w:val="0"/>
+          <w:sz w:val="22"/>
+          <w:szCs w:val="22"/>
+          <w:lang w:eastAsia="en-GB"/>
+          <w14:ligatures w14:val="none"/>
+        </w:rPr>
+        <w:t>Bagehotian</w:t>
+      </w:r>
+      <w:proofErr w:type="spellEnd"/>
+      <w:r>
+        <w:rPr>
+          <w:rFonts w:ascii="Aptos" w:eastAsia="Times New Roman" w:hAnsi="Aptos" w:cs="Times New Roman"/>
+          <w:kern w:val="0"/>
+          <w:sz w:val="22"/>
+          <w:szCs w:val="22"/>
+          <w:lang w:eastAsia="en-GB"/>
+          <w14:ligatures w14:val="none"/>
+        </w:rPr>
+        <w:t xml:space="preserve"> framework needed expansion. Risk had migrated outside the regulated banking perimeter (NBFI, dealers, MMFs); wholesale funding markets (repo, commercial paper) could freeze; cross-border dollar funding required international coordination. The LOLR function consequently expanded along five axes — from banks to non-banks (PDCF), from overnight to term (TAF), from collateral lending to outright asset purchases (CPFF, TALF), from domestic to cross-border (Fed swap lines), and from institution-specific to market-specific (MMLF).</w:t>
       </w:r>
     </w:p>
     <w:p>
@@ -12888,7 +16473,19 @@
           <w:lang w:eastAsia="en-GB"/>
           <w14:ligatures w14:val="none"/>
         </w:rPr>
-        <w:t xml:space="preserve"> problem: deposits can flee at electronic speed (SVB lost ~$42bn in a single day), faster than traditional discount window operations can respond. The Bank Term Funding Program (BTFP), created in response, accepted collateral at par value rather than market value — a significant relaxation of Bagehot's "good collateral" condition, justified as preventing forced asset sales. The facility design tension between speed-of-response and moral hazard sharpened.</w:t>
+        <w:t xml:space="preserve"> problem: deposits can flee at electronic speed (SVB lost ~$42bn in a single day), faster than </w:t>
+      </w:r>
+      <w:r>
+        <w:rPr>
+          <w:rFonts w:ascii="Aptos" w:eastAsia="Times New Roman" w:hAnsi="Aptos" w:cs="Times New Roman"/>
+          <w:kern w:val="0"/>
+          <w:sz w:val="22"/>
+          <w:szCs w:val="22"/>
+          <w:lang w:eastAsia="en-GB"/>
+          <w14:ligatures w14:val="none"/>
+        </w:rPr>
+        <w:lastRenderedPageBreak/>
+        <w:t>traditional discount window operations can respond. The Bank Term Funding Program (BTFP), created in response, accepted collateral at par value rather than market value — a significant relaxation of Bagehot's "good collateral" condition, justified as preventing forced asset sales. The facility design tension between speed-of-response and moral hazard sharpened.</w:t>
       </w:r>
     </w:p>
     <w:p>
@@ -12925,19 +16522,7 @@
           <w:lang w:eastAsia="en-GB"/>
           <w14:ligatures w14:val="none"/>
         </w:rPr>
-        <w:t xml:space="preserve"> The standing theoretical concern: if the central bank always provides liquidity, banks take more liquidity risk. Facilities are designed with penalty rates, collateral haircuts, and </w:t>
-      </w:r>
-      <w:r>
-        <w:rPr>
-          <w:rFonts w:ascii="Aptos" w:eastAsia="Times New Roman" w:hAnsi="Aptos" w:cs="Times New Roman"/>
-          <w:kern w:val="0"/>
-          <w:sz w:val="22"/>
-          <w:szCs w:val="22"/>
-          <w:lang w:eastAsia="en-GB"/>
-          <w14:ligatures w14:val="none"/>
-        </w:rPr>
-        <w:lastRenderedPageBreak/>
-        <w:t>discretionary access to limit this. But each facility extension narrows the moral hazard guardrails. The cumulative effect is debated.</w:t>
+        <w:t xml:space="preserve"> The standing theoretical concern: if the central bank always provides liquidity, banks take more liquidity risk. Facilities are designed with penalty rates, collateral haircuts, and discretionary access to limit this. But each facility extension narrows the moral hazard guardrails. The cumulative effect is debated.</w:t>
       </w:r>
     </w:p>
     <w:p>
@@ -12962,7 +16547,7 @@
           <w:lang w:eastAsia="en-GB"/>
         </w:rPr>
         <w:pict w14:anchorId="567EDE41">
-          <v:rect id="_x0000_i1029" alt="" style="width:451.3pt;height:.05pt;mso-width-percent:0;mso-height-percent:0;mso-width-percent:0;mso-height-percent:0" o:hralign="center" o:hrstd="t" o:hr="t" fillcolor="#a0a0a0" stroked="f"/>
+          <v:rect id="_x0000_i1059" alt="" style="width:451.3pt;height:.05pt;mso-width-percent:0;mso-height-percent:0;mso-width-percent:0;mso-height-percent:0" o:hralign="center" o:hrstd="t" o:hr="t" fillcolor="#a0a0a0" stroked="f"/>
         </w:pict>
       </w:r>
     </w:p>
@@ -13471,7 +17056,31 @@
           <w:lang w:eastAsia="en-GB"/>
           <w14:ligatures w14:val="none"/>
         </w:rPr>
-        <w:t xml:space="preserve"> (Fed, 2020): allows any CB holding US Treasuries to obtain dollars by repoing them, with less political gating than swap lines.</w:t>
+        <w:t xml:space="preserve"> (Fed, 2020): allows any CB holding US Treasuries to obtain dollars by </w:t>
+      </w:r>
+      <w:proofErr w:type="spellStart"/>
+      <w:r>
+        <w:rPr>
+          <w:rFonts w:ascii="Aptos" w:eastAsia="Times New Roman" w:hAnsi="Aptos" w:cs="Times New Roman"/>
+          <w:kern w:val="0"/>
+          <w:sz w:val="22"/>
+          <w:szCs w:val="22"/>
+          <w:lang w:eastAsia="en-GB"/>
+          <w14:ligatures w14:val="none"/>
+        </w:rPr>
+        <w:t>repoing</w:t>
+      </w:r>
+      <w:proofErr w:type="spellEnd"/>
+      <w:r>
+        <w:rPr>
+          <w:rFonts w:ascii="Aptos" w:eastAsia="Times New Roman" w:hAnsi="Aptos" w:cs="Times New Roman"/>
+          <w:kern w:val="0"/>
+          <w:sz w:val="22"/>
+          <w:szCs w:val="22"/>
+          <w:lang w:eastAsia="en-GB"/>
+          <w14:ligatures w14:val="none"/>
+        </w:rPr>
+        <w:t xml:space="preserve"> them, with less political gating than swap lines.</w:t>
       </w:r>
     </w:p>
     <w:p>
@@ -13776,8 +17385,9 @@
           <w:szCs w:val="22"/>
           <w:lang w:eastAsia="en-GB"/>
         </w:rPr>
+        <w:lastRenderedPageBreak/>
         <w:pict w14:anchorId="4CE35A66">
-          <v:rect id="_x0000_i1028" alt="" style="width:451.3pt;height:.05pt;mso-width-percent:0;mso-height-percent:0;mso-width-percent:0;mso-height-percent:0" o:hralign="center" o:hrstd="t" o:hr="t" fillcolor="#a0a0a0" stroked="f"/>
+          <v:rect id="_x0000_i1060" alt="" style="width:451.3pt;height:.05pt;mso-width-percent:0;mso-height-percent:0;mso-width-percent:0;mso-height-percent:0" o:hralign="center" o:hrstd="t" o:hr="t" fillcolor="#a0a0a0" stroked="f"/>
         </w:pict>
       </w:r>
     </w:p>
@@ -13854,7 +17464,6 @@
           <w:lang w:eastAsia="en-GB"/>
           <w14:ligatures w14:val="none"/>
         </w:rPr>
-        <w:lastRenderedPageBreak/>
         <w:t>Funding spread compression.</w:t>
       </w:r>
       <w:r>
@@ -14172,7 +17781,7 @@
           <w:lang w:eastAsia="en-GB"/>
         </w:rPr>
         <w:pict w14:anchorId="57C20A3A">
-          <v:rect id="_x0000_i1027" alt="" style="width:451.3pt;height:.05pt;mso-width-percent:0;mso-height-percent:0;mso-width-percent:0;mso-height-percent:0" o:hralign="center" o:hrstd="t" o:hr="t" fillcolor="#a0a0a0" stroked="f"/>
+          <v:rect id="_x0000_i1061" alt="" style="width:451.3pt;height:.05pt;mso-width-percent:0;mso-height-percent:0;mso-width-percent:0;mso-height-percent:0" o:hralign="center" o:hrstd="t" o:hr="t" fillcolor="#a0a0a0" stroked="f"/>
         </w:pict>
       </w:r>
     </w:p>
@@ -14348,6 +17957,7 @@
           <w:lang w:eastAsia="en-GB"/>
           <w14:ligatures w14:val="none"/>
         </w:rPr>
+        <w:lastRenderedPageBreak/>
         <w:t>BoE</w:t>
       </w:r>
       <w:r>
@@ -14467,7 +18077,6 @@
           <w:lang w:eastAsia="en-GB"/>
           <w14:ligatures w14:val="none"/>
         </w:rPr>
-        <w:lastRenderedPageBreak/>
         <w:t>EM panel.</w:t>
       </w:r>
       <w:r>
@@ -14777,7 +18386,7 @@
           <w:lang w:eastAsia="en-GB"/>
         </w:rPr>
         <w:pict w14:anchorId="517D9825">
-          <v:rect id="_x0000_i1026" alt="" style="width:451.3pt;height:.05pt;mso-width-percent:0;mso-height-percent:0;mso-width-percent:0;mso-height-percent:0" o:hralign="center" o:hrstd="t" o:hr="t" fillcolor="#a0a0a0" stroked="f"/>
+          <v:rect id="_x0000_i1062" alt="" style="width:451.3pt;height:.05pt;mso-width-percent:0;mso-height-percent:0;mso-width-percent:0;mso-height-percent:0" o:hralign="center" o:hrstd="t" o:hr="t" fillcolor="#a0a0a0" stroked="f"/>
         </w:pict>
       </w:r>
     </w:p>
@@ -15002,6 +18611,7 @@
           <w:lang w:eastAsia="en-GB"/>
           <w14:ligatures w14:val="none"/>
         </w:rPr>
+        <w:lastRenderedPageBreak/>
         <w:t>Cross-border reporting.</w:t>
       </w:r>
       <w:r>
@@ -15074,9 +18684,8 @@
           <w:szCs w:val="22"/>
           <w:lang w:eastAsia="en-GB"/>
         </w:rPr>
-        <w:lastRenderedPageBreak/>
         <w:pict w14:anchorId="0CB76F7D">
-          <v:rect id="_x0000_i1025" alt="" style="width:451.3pt;height:.05pt;mso-width-percent:0;mso-height-percent:0;mso-width-percent:0;mso-height-percent:0" o:hralign="center" o:hrstd="t" o:hr="t" fillcolor="#a0a0a0" stroked="f"/>
+          <v:rect id="_x0000_i1063" alt="" style="width:451.3pt;height:.05pt;mso-width-percent:0;mso-height-percent:0;mso-width-percent:0;mso-height-percent:0" o:hralign="center" o:hrstd="t" o:hr="t" fillcolor="#a0a0a0" stroked="f"/>
         </w:pict>
       </w:r>
     </w:p>
@@ -15322,7 +18931,31 @@
           <w:lang w:eastAsia="en-GB"/>
           <w14:ligatures w14:val="none"/>
         </w:rPr>
-        <w:t xml:space="preserve"> Facilities provide constraint relief in stress. Dissonance fires when funding stress emerges (constraints binding for banks) but facilities are not extended, or extended without clear stress justification.</w:t>
+        <w:t xml:space="preserve"> Facilities provide constraint relief in stress. Dissonance fires when funding stress emerges (constraints binding for banks) but facilities are not </w:t>
+      </w:r>
+      <w:proofErr w:type="gramStart"/>
+      <w:r>
+        <w:rPr>
+          <w:rFonts w:ascii="Aptos" w:eastAsia="Times New Roman" w:hAnsi="Aptos" w:cs="Times New Roman"/>
+          <w:kern w:val="0"/>
+          <w:sz w:val="22"/>
+          <w:szCs w:val="22"/>
+          <w:lang w:eastAsia="en-GB"/>
+          <w14:ligatures w14:val="none"/>
+        </w:rPr>
+        <w:t>extended, or</w:t>
+      </w:r>
+      <w:proofErr w:type="gramEnd"/>
+      <w:r>
+        <w:rPr>
+          <w:rFonts w:ascii="Aptos" w:eastAsia="Times New Roman" w:hAnsi="Aptos" w:cs="Times New Roman"/>
+          <w:kern w:val="0"/>
+          <w:sz w:val="22"/>
+          <w:szCs w:val="22"/>
+          <w:lang w:eastAsia="en-GB"/>
+          <w14:ligatures w14:val="none"/>
+        </w:rPr>
+        <w:t xml:space="preserve"> extended without clear stress justification.</w:t>
       </w:r>
     </w:p>
     <w:p>
@@ -15359,7 +18992,31 @@
           <w:lang w:eastAsia="en-GB"/>
           <w14:ligatures w14:val="none"/>
         </w:rPr>
-        <w:t xml:space="preserve"> Normal times — rate active, facilities dormant. Stress times — both active in compatible directions. Dissonance: rate hikes while facilities are being extended for funding stress — the 2023 Fed pattern, where the BTFP was supporting bank funding while the policy rate continued to rise.</w:t>
+        <w:t xml:space="preserve"> Normal times — rate active, facilities dormant. Stress times — </w:t>
+      </w:r>
+      <w:proofErr w:type="gramStart"/>
+      <w:r>
+        <w:rPr>
+          <w:rFonts w:ascii="Aptos" w:eastAsia="Times New Roman" w:hAnsi="Aptos" w:cs="Times New Roman"/>
+          <w:kern w:val="0"/>
+          <w:sz w:val="22"/>
+          <w:szCs w:val="22"/>
+          <w:lang w:eastAsia="en-GB"/>
+          <w14:ligatures w14:val="none"/>
+        </w:rPr>
+        <w:t>both active</w:t>
+      </w:r>
+      <w:proofErr w:type="gramEnd"/>
+      <w:r>
+        <w:rPr>
+          <w:rFonts w:ascii="Aptos" w:eastAsia="Times New Roman" w:hAnsi="Aptos" w:cs="Times New Roman"/>
+          <w:kern w:val="0"/>
+          <w:sz w:val="22"/>
+          <w:szCs w:val="22"/>
+          <w:lang w:eastAsia="en-GB"/>
+          <w14:ligatures w14:val="none"/>
+        </w:rPr>
+        <w:t xml:space="preserve"> in compatible directions. Dissonance: rate hikes while facilities are being extended for funding stress — the 2023 Fed pattern, where the BTFP was supporting bank funding while the policy rate continued to rise.</w:t>
       </w:r>
     </w:p>
     <w:p>
@@ -15470,7 +19127,31 @@
           <w:lang w:eastAsia="en-GB"/>
           <w14:ligatures w14:val="none"/>
         </w:rPr>
-        <w:t xml:space="preserve"> Discount window is the primary stress relief channel for banks. Dissonance fires when bank stress signals are high but discount window remains underused — stigma effect dominating.</w:t>
+        <w:t xml:space="preserve"> Discount window is the primary stress relief channel for banks. Dissonance fires when bank stress signals are </w:t>
+      </w:r>
+      <w:proofErr w:type="gramStart"/>
+      <w:r>
+        <w:rPr>
+          <w:rFonts w:ascii="Aptos" w:eastAsia="Times New Roman" w:hAnsi="Aptos" w:cs="Times New Roman"/>
+          <w:kern w:val="0"/>
+          <w:sz w:val="22"/>
+          <w:szCs w:val="22"/>
+          <w:lang w:eastAsia="en-GB"/>
+          <w14:ligatures w14:val="none"/>
+        </w:rPr>
+        <w:t>high</w:t>
+      </w:r>
+      <w:proofErr w:type="gramEnd"/>
+      <w:r>
+        <w:rPr>
+          <w:rFonts w:ascii="Aptos" w:eastAsia="Times New Roman" w:hAnsi="Aptos" w:cs="Times New Roman"/>
+          <w:kern w:val="0"/>
+          <w:sz w:val="22"/>
+          <w:szCs w:val="22"/>
+          <w:lang w:eastAsia="en-GB"/>
+          <w14:ligatures w14:val="none"/>
+        </w:rPr>
+        <w:t xml:space="preserve"> but discount window remains underused — stigma effect dominating.</w:t>
       </w:r>
     </w:p>
     <w:p>
@@ -15533,6 +19214,7 @@
           <w:lang w:eastAsia="en-GB"/>
           <w14:ligatures w14:val="none"/>
         </w:rPr>
+        <w:lastRenderedPageBreak/>
         <w:t>Vertical downward, L3f → L10b (financial stability).</w:t>
       </w:r>
       <w:r>
@@ -15544,31 +19226,54 @@
           <w:lang w:eastAsia="en-GB"/>
           <w14:ligatures w14:val="none"/>
         </w:rPr>
-        <w:t xml:space="preserve"> Direct mapping — facilities target stability outcomes in stress. Dissonance fires when facilities are active but stability indicators continue to worsen (crisis severity exceeds tool capacity), or when facilities are absent during clear instability buildup.</w:t>
-      </w:r>
-    </w:p>
-    <w:p>
-      <w:pPr>
-        <w:spacing w:before="100" w:beforeAutospacing="1" w:after="100" w:afterAutospacing="1" w:line="240" w:lineRule="auto"/>
-        <w:rPr>
-          <w:rFonts w:ascii="Aptos" w:eastAsia="Times New Roman" w:hAnsi="Aptos" w:cs="Times New Roman"/>
-          <w:kern w:val="0"/>
-          <w:sz w:val="22"/>
-          <w:szCs w:val="22"/>
-          <w:lang w:eastAsia="en-GB"/>
-          <w14:ligatures w14:val="none"/>
-        </w:rPr>
-      </w:pPr>
-      <w:r>
-        <w:rPr>
-          <w:rFonts w:ascii="Aptos" w:eastAsia="Times New Roman" w:hAnsi="Aptos" w:cs="Times New Roman"/>
-          <w:kern w:val="0"/>
-          <w:sz w:val="22"/>
-          <w:szCs w:val="22"/>
-          <w:lang w:eastAsia="en-GB"/>
-          <w14:ligatures w14:val="none"/>
-        </w:rPr>
-        <w:lastRenderedPageBreak/>
+        <w:t xml:space="preserve"> Direct mapping — facilities target stability outcomes in stress. Dissonance fires when facilities are </w:t>
+      </w:r>
+      <w:proofErr w:type="gramStart"/>
+      <w:r>
+        <w:rPr>
+          <w:rFonts w:ascii="Aptos" w:eastAsia="Times New Roman" w:hAnsi="Aptos" w:cs="Times New Roman"/>
+          <w:kern w:val="0"/>
+          <w:sz w:val="22"/>
+          <w:szCs w:val="22"/>
+          <w:lang w:eastAsia="en-GB"/>
+          <w14:ligatures w14:val="none"/>
+        </w:rPr>
+        <w:t>active</w:t>
+      </w:r>
+      <w:proofErr w:type="gramEnd"/>
+      <w:r>
+        <w:rPr>
+          <w:rFonts w:ascii="Aptos" w:eastAsia="Times New Roman" w:hAnsi="Aptos" w:cs="Times New Roman"/>
+          <w:kern w:val="0"/>
+          <w:sz w:val="22"/>
+          <w:szCs w:val="22"/>
+          <w:lang w:eastAsia="en-GB"/>
+          <w14:ligatures w14:val="none"/>
+        </w:rPr>
+        <w:t xml:space="preserve"> but stability indicators continue to worsen (crisis severity exceeds tool capacity), or when facilities are absent during clear instability buildup.</w:t>
+      </w:r>
+    </w:p>
+    <w:p>
+      <w:pPr>
+        <w:spacing w:before="100" w:beforeAutospacing="1" w:after="100" w:afterAutospacing="1" w:line="240" w:lineRule="auto"/>
+        <w:rPr>
+          <w:rFonts w:ascii="Aptos" w:eastAsia="Times New Roman" w:hAnsi="Aptos" w:cs="Times New Roman"/>
+          <w:kern w:val="0"/>
+          <w:sz w:val="22"/>
+          <w:szCs w:val="22"/>
+          <w:lang w:eastAsia="en-GB"/>
+          <w14:ligatures w14:val="none"/>
+        </w:rPr>
+      </w:pPr>
+      <w:r>
+        <w:rPr>
+          <w:rFonts w:ascii="Aptos" w:eastAsia="Times New Roman" w:hAnsi="Aptos" w:cs="Times New Roman"/>
+          <w:kern w:val="0"/>
+          <w:sz w:val="22"/>
+          <w:szCs w:val="22"/>
+          <w:lang w:eastAsia="en-GB"/>
+          <w14:ligatures w14:val="none"/>
+        </w:rPr>
         <w:t xml:space="preserve">The L3f node is the central bank's </w:t>
       </w:r>
       <w:r>
